--- a/daily-plans/2026-04-17.docx
+++ b/daily-plans/2026-04-17.docx
@@ -16,7 +16,7 @@
           <w:sz w:val="36"/>
           <w:szCs w:val="36"/>
         </w:rPr>
-        <w:t xml:space="preserve">BetWise Daily Plan — 17/04/2026 (Day 1)</w:t>
+        <w:t xml:space="preserve">BetWise Daily Plan — 17/04/2026 (Day 1 v5)</w:t>
       </w:r>
     </w:p>
     <w:p>
@@ -35,7 +35,7 @@
           <w:sz w:val="20"/>
           <w:szCs w:val="20"/>
         </w:rPr>
-        <w:t xml:space="preserve">GMT+7 | Cập nhật: 09:00 | Nguồn: GosuGamers, Dotabuff, Liquipedia, Google</w:t>
+        <w:t xml:space="preserve">GMT+7 | 11:36 | Sources: Liquipedia, Dotabuff, GosuGamers, Google</w:t>
       </w:r>
     </w:p>
     <w:p>
@@ -84,7 +84,7 @@
           <w:sz w:val="20"/>
           <w:szCs w:val="20"/>
         </w:rPr>
-        <w:t xml:space="preserve">Day 1 — Chưa có dữ liệu.</w:t>
+        <w:t xml:space="preserve">Day 1 — Bắt đầu tracking. Chưa có data.</w:t>
       </w:r>
     </w:p>
     <w:p>
@@ -200,7 +200,7 @@
                 <w:sz w:val="20"/>
                 <w:szCs w:val="20"/>
               </w:rPr>
-              <w:t xml:space="preserve">Highlight</w:t>
+              <w:t xml:space="preserve">Trận chính</w:t>
             </w:r>
           </w:p>
         </w:tc>
@@ -217,8 +217,8 @@
             <w:r>
               <w:rPr>
                 <w:rFonts w:ascii="Segoe UI" w:cs="Segoe UI" w:eastAsia="Segoe UI" w:hAnsi="Segoe UI"/>
-                <w:b/>
-                <w:bCs/>
+                <w:b w:val="false"/>
+                <w:bCs w:val="false"/>
                 <w:color w:val="333333"/>
                 <w:sz w:val="20"/>
                 <w:szCs w:val="20"/>
@@ -283,8 +283,8 @@
             <w:r>
               <w:rPr>
                 <w:rFonts w:ascii="Segoe UI" w:cs="Segoe UI" w:eastAsia="Segoe UI" w:hAnsi="Segoe UI"/>
-                <w:b/>
-                <w:bCs/>
+                <w:b w:val="false"/>
+                <w:bCs w:val="false"/>
                 <w:color w:val="333333"/>
                 <w:sz w:val="20"/>
                 <w:szCs w:val="20"/>
@@ -327,13 +327,13 @@
             <w:r>
               <w:rPr>
                 <w:rFonts w:ascii="Segoe UI" w:cs="Segoe UI" w:eastAsia="Segoe UI" w:hAnsi="Segoe UI"/>
-                <w:b w:val="false"/>
-                <w:bCs w:val="false"/>
-                <w:color w:val="333333"/>
-                <w:sz w:val="20"/>
-                <w:szCs w:val="20"/>
-              </w:rPr>
-              <w:t xml:space="preserve">EPL: INC vs Modus (Bo3), CCT SA: Antares vs Estar Backs (Bo3), ESL Challenger CN</w:t>
+                <w:b/>
+                <w:bCs/>
+                <w:color w:val="333333"/>
+                <w:sz w:val="20"/>
+                <w:szCs w:val="20"/>
+              </w:rPr>
+              <w:t xml:space="preserve">INC vs Modus (EPL Bo3), Antares vs Estar Backs (CCT SA Bo5), NGNB vs Thriving (ESL Bo1)</w:t>
             </w:r>
           </w:p>
         </w:tc>
@@ -356,7 +356,7 @@
                 <w:sz w:val="20"/>
                 <w:szCs w:val="20"/>
               </w:rPr>
-              <w:t xml:space="preserve">Dota 2</w:t>
+              <w:t xml:space="preserve">Note</w:t>
             </w:r>
           </w:p>
         </w:tc>
@@ -377,7 +377,7 @@
                 <w:sz w:val="20"/>
                 <w:szCs w:val="20"/>
               </w:rPr>
-              <w:t xml:space="preserve">❗</w:t>
+              <w:t xml:space="preserve">—</w:t>
             </w:r>
           </w:p>
         </w:tc>
@@ -398,7 +398,7 @@
                 <w:sz w:val="20"/>
                 <w:szCs w:val="20"/>
               </w:rPr>
-              <w:t xml:space="preserve">PGL Wallachia S8 bắt đầu NGÀY MAI — Spirit, XG, Liquid, NaVi, BetBoom...</w:t>
+              <w:t xml:space="preserve">PGL Wallachia S8 bắt đầu NGÀY MAI 18/04</w:t>
             </w:r>
           </w:p>
         </w:tc>
@@ -593,7 +593,7 @@
                 <w:sz w:val="20"/>
                 <w:szCs w:val="20"/>
               </w:rPr>
-              <w:t xml:space="preserve">Fmt</w:t>
+              <w:t xml:space="preserve">Format</w:t>
             </w:r>
           </w:p>
         </w:tc>
@@ -637,7 +637,7 @@
                 <w:sz w:val="20"/>
                 <w:szCs w:val="20"/>
               </w:rPr>
-              <w:t xml:space="preserve">Prio</w:t>
+              <w:t xml:space="preserve">Ưu tiên</w:t>
             </w:r>
           </w:p>
         </w:tc>
@@ -681,7 +681,7 @@
                 <w:sz w:val="20"/>
                 <w:szCs w:val="20"/>
               </w:rPr>
-              <w:t xml:space="preserve">~11:58</w:t>
+              <w:t xml:space="preserve">~14:30</w:t>
             </w:r>
           </w:p>
         </w:tc>
@@ -702,7 +702,7 @@
                 <w:sz w:val="20"/>
                 <w:szCs w:val="20"/>
               </w:rPr>
-              <w:t xml:space="preserve">LoL</w:t>
+              <w:t xml:space="preserve">Dota2</w:t>
             </w:r>
           </w:p>
         </w:tc>
@@ -723,7 +723,7 @@
                 <w:sz w:val="20"/>
                 <w:szCs w:val="20"/>
               </w:rPr>
-              <w:t xml:space="preserve">DK.C vs T1.EA</w:t>
+              <w:t xml:space="preserve">NGNB vs Thriving</w:t>
             </w:r>
           </w:p>
         </w:tc>
@@ -744,7 +744,7 @@
                 <w:sz w:val="20"/>
                 <w:szCs w:val="20"/>
               </w:rPr>
-              <w:t xml:space="preserve">LCK CL</w:t>
+              <w:t xml:space="preserve">ESL Challenger CN</w:t>
             </w:r>
           </w:p>
         </w:tc>
@@ -759,13 +759,13 @@
             <w:r>
               <w:rPr>
                 <w:rFonts w:ascii="Segoe UI" w:cs="Segoe UI" w:eastAsia="Segoe UI" w:hAnsi="Segoe UI"/>
-                <w:b w:val="false"/>
-                <w:bCs w:val="false"/>
-                <w:color w:val="333333"/>
-                <w:sz w:val="20"/>
-                <w:szCs w:val="20"/>
-              </w:rPr>
-              <w:t xml:space="preserve">Bo3</w:t>
+                <w:b/>
+                <w:bCs/>
+                <w:color w:val="333333"/>
+                <w:sz w:val="20"/>
+                <w:szCs w:val="20"/>
+              </w:rPr>
+              <w:t xml:space="preserve">Bo1</w:t>
             </w:r>
           </w:p>
         </w:tc>
@@ -786,7 +786,7 @@
                 <w:sz w:val="20"/>
                 <w:szCs w:val="20"/>
               </w:rPr>
-              <w:t xml:space="preserve">T2</w:t>
+              <w:t xml:space="preserve">T3</w:t>
             </w:r>
           </w:p>
         </w:tc>
@@ -807,7 +807,7 @@
                 <w:sz w:val="20"/>
                 <w:szCs w:val="20"/>
               </w:rPr>
-              <w:t xml:space="preserve">⬜</w:t>
+              <w:t xml:space="preserve">⬜ Skip</w:t>
             </w:r>
           </w:p>
         </w:tc>
@@ -847,13 +847,13 @@
             <w:r>
               <w:rPr>
                 <w:rFonts w:ascii="Segoe UI" w:cs="Segoe UI" w:eastAsia="Segoe UI" w:hAnsi="Segoe UI"/>
-                <w:b w:val="false"/>
-                <w:bCs w:val="false"/>
-                <w:color w:val="333333"/>
-                <w:sz w:val="20"/>
-                <w:szCs w:val="20"/>
-              </w:rPr>
-              <w:t xml:space="preserve">~11:58</w:t>
+                <w:b/>
+                <w:bCs/>
+                <w:color w:val="333333"/>
+                <w:sz w:val="20"/>
+                <w:szCs w:val="20"/>
+              </w:rPr>
+              <w:t xml:space="preserve">~14:58</w:t>
             </w:r>
           </w:p>
         </w:tc>
@@ -891,13 +891,13 @@
             <w:r>
               <w:rPr>
                 <w:rFonts w:ascii="Segoe UI" w:cs="Segoe UI" w:eastAsia="Segoe UI" w:hAnsi="Segoe UI"/>
-                <w:b w:val="false"/>
-                <w:bCs w:val="false"/>
-                <w:color w:val="333333"/>
-                <w:sz w:val="20"/>
-                <w:szCs w:val="20"/>
-              </w:rPr>
-              <w:t xml:space="preserve">BFX.Y vs BRO.C</w:t>
+                <w:b/>
+                <w:bCs/>
+                <w:color w:val="333333"/>
+                <w:sz w:val="20"/>
+                <w:szCs w:val="20"/>
+              </w:rPr>
+              <w:t xml:space="preserve">KRX vs BFX</w:t>
             </w:r>
           </w:p>
         </w:tc>
@@ -913,13 +913,13 @@
             <w:r>
               <w:rPr>
                 <w:rFonts w:ascii="Segoe UI" w:cs="Segoe UI" w:eastAsia="Segoe UI" w:hAnsi="Segoe UI"/>
-                <w:b w:val="false"/>
-                <w:bCs w:val="false"/>
-                <w:color w:val="333333"/>
-                <w:sz w:val="20"/>
-                <w:szCs w:val="20"/>
-              </w:rPr>
-              <w:t xml:space="preserve">LCK CL</w:t>
+                <w:b/>
+                <w:bCs/>
+                <w:color w:val="333333"/>
+                <w:sz w:val="20"/>
+                <w:szCs w:val="20"/>
+              </w:rPr>
+              <w:t xml:space="preserve">LCK</w:t>
             </w:r>
           </w:p>
         </w:tc>
@@ -935,8 +935,8 @@
             <w:r>
               <w:rPr>
                 <w:rFonts w:ascii="Segoe UI" w:cs="Segoe UI" w:eastAsia="Segoe UI" w:hAnsi="Segoe UI"/>
-                <w:b w:val="false"/>
-                <w:bCs w:val="false"/>
+                <w:b/>
+                <w:bCs/>
                 <w:color w:val="333333"/>
                 <w:sz w:val="20"/>
                 <w:szCs w:val="20"/>
@@ -957,13 +957,13 @@
             <w:r>
               <w:rPr>
                 <w:rFonts w:ascii="Segoe UI" w:cs="Segoe UI" w:eastAsia="Segoe UI" w:hAnsi="Segoe UI"/>
-                <w:b w:val="false"/>
-                <w:bCs w:val="false"/>
-                <w:color w:val="333333"/>
-                <w:sz w:val="20"/>
-                <w:szCs w:val="20"/>
-              </w:rPr>
-              <w:t xml:space="preserve">T2</w:t>
+                <w:b/>
+                <w:bCs/>
+                <w:color w:val="333333"/>
+                <w:sz w:val="20"/>
+                <w:szCs w:val="20"/>
+              </w:rPr>
+              <w:t xml:space="preserve">T1</w:t>
             </w:r>
           </w:p>
         </w:tc>
@@ -985,7 +985,7 @@
                 <w:sz w:val="20"/>
                 <w:szCs w:val="20"/>
               </w:rPr>
-              <w:t xml:space="preserve">⬜</w:t>
+              <w:t xml:space="preserve">⭐⭐⭐</w:t>
             </w:r>
           </w:p>
         </w:tc>
@@ -1023,13 +1023,13 @@
             <w:r>
               <w:rPr>
                 <w:rFonts w:ascii="Segoe UI" w:cs="Segoe UI" w:eastAsia="Segoe UI" w:hAnsi="Segoe UI"/>
-                <w:b w:val="false"/>
-                <w:bCs w:val="false"/>
-                <w:color w:val="333333"/>
-                <w:sz w:val="20"/>
-                <w:szCs w:val="20"/>
-              </w:rPr>
-              <w:t xml:space="preserve">~14:30</w:t>
+                <w:b/>
+                <w:bCs/>
+                <w:color w:val="333333"/>
+                <w:sz w:val="20"/>
+                <w:szCs w:val="20"/>
+              </w:rPr>
+              <w:t xml:space="preserve">~15:58</w:t>
             </w:r>
           </w:p>
         </w:tc>
@@ -1050,7 +1050,7 @@
                 <w:sz w:val="20"/>
                 <w:szCs w:val="20"/>
               </w:rPr>
-              <w:t xml:space="preserve">Dota2</w:t>
+              <w:t xml:space="preserve">LoL</w:t>
             </w:r>
           </w:p>
         </w:tc>
@@ -1065,13 +1065,13 @@
             <w:r>
               <w:rPr>
                 <w:rFonts w:ascii="Segoe UI" w:cs="Segoe UI" w:eastAsia="Segoe UI" w:hAnsi="Segoe UI"/>
-                <w:b w:val="false"/>
-                <w:bCs w:val="false"/>
-                <w:color w:val="333333"/>
-                <w:sz w:val="20"/>
-                <w:szCs w:val="20"/>
-              </w:rPr>
-              <w:t xml:space="preserve">NGNB vs Thriving</w:t>
+                <w:b/>
+                <w:bCs/>
+                <w:color w:val="333333"/>
+                <w:sz w:val="20"/>
+                <w:szCs w:val="20"/>
+              </w:rPr>
+              <w:t xml:space="preserve">OMG vs TT</w:t>
             </w:r>
           </w:p>
         </w:tc>
@@ -1086,13 +1086,13 @@
             <w:r>
               <w:rPr>
                 <w:rFonts w:ascii="Segoe UI" w:cs="Segoe UI" w:eastAsia="Segoe UI" w:hAnsi="Segoe UI"/>
-                <w:b w:val="false"/>
-                <w:bCs w:val="false"/>
-                <w:color w:val="333333"/>
-                <w:sz w:val="20"/>
-                <w:szCs w:val="20"/>
-              </w:rPr>
-              <w:t xml:space="preserve">ESL Challenger CN</w:t>
+                <w:b/>
+                <w:bCs/>
+                <w:color w:val="333333"/>
+                <w:sz w:val="20"/>
+                <w:szCs w:val="20"/>
+              </w:rPr>
+              <w:t xml:space="preserve">LPL</w:t>
             </w:r>
           </w:p>
         </w:tc>
@@ -1107,13 +1107,13 @@
             <w:r>
               <w:rPr>
                 <w:rFonts w:ascii="Segoe UI" w:cs="Segoe UI" w:eastAsia="Segoe UI" w:hAnsi="Segoe UI"/>
-                <w:b w:val="false"/>
-                <w:bCs w:val="false"/>
-                <w:color w:val="333333"/>
-                <w:sz w:val="20"/>
-                <w:szCs w:val="20"/>
-              </w:rPr>
-              <w:t xml:space="preserve">Bo1</w:t>
+                <w:b/>
+                <w:bCs/>
+                <w:color w:val="333333"/>
+                <w:sz w:val="20"/>
+                <w:szCs w:val="20"/>
+              </w:rPr>
+              <w:t xml:space="preserve">Bo3</w:t>
             </w:r>
           </w:p>
         </w:tc>
@@ -1128,13 +1128,13 @@
             <w:r>
               <w:rPr>
                 <w:rFonts w:ascii="Segoe UI" w:cs="Segoe UI" w:eastAsia="Segoe UI" w:hAnsi="Segoe UI"/>
-                <w:b w:val="false"/>
-                <w:bCs w:val="false"/>
-                <w:color w:val="333333"/>
-                <w:sz w:val="20"/>
-                <w:szCs w:val="20"/>
-              </w:rPr>
-              <w:t xml:space="preserve">T3</w:t>
+                <w:b/>
+                <w:bCs/>
+                <w:color w:val="333333"/>
+                <w:sz w:val="20"/>
+                <w:szCs w:val="20"/>
+              </w:rPr>
+              <w:t xml:space="preserve">T1</w:t>
             </w:r>
           </w:p>
         </w:tc>
@@ -1155,7 +1155,7 @@
                 <w:sz w:val="20"/>
                 <w:szCs w:val="20"/>
               </w:rPr>
-              <w:t xml:space="preserve">⬜</w:t>
+              <w:t xml:space="preserve">⭐⭐⭐</w:t>
             </w:r>
           </w:p>
         </w:tc>
@@ -1201,7 +1201,7 @@
                 <w:sz w:val="20"/>
                 <w:szCs w:val="20"/>
               </w:rPr>
-              <w:t xml:space="preserve">~14:58</w:t>
+              <w:t xml:space="preserve">~16:58</w:t>
             </w:r>
           </w:p>
         </w:tc>
@@ -1245,7 +1245,7 @@
                 <w:sz w:val="20"/>
                 <w:szCs w:val="20"/>
               </w:rPr>
-              <w:t xml:space="preserve">KRX vs BFX</w:t>
+              <w:t xml:space="preserve">🔥 DK vs T1</w:t>
             </w:r>
           </w:p>
         </w:tc>
@@ -1333,7 +1333,7 @@
                 <w:sz w:val="20"/>
                 <w:szCs w:val="20"/>
               </w:rPr>
-              <w:t xml:space="preserve">⭐⭐⭐</w:t>
+              <w:t xml:space="preserve">⭐⭐⭐⭐⭐</w:t>
             </w:r>
           </w:p>
         </w:tc>
@@ -1377,7 +1377,7 @@
                 <w:sz w:val="20"/>
                 <w:szCs w:val="20"/>
               </w:rPr>
-              <w:t xml:space="preserve">~15:58</w:t>
+              <w:t xml:space="preserve">~17:58</w:t>
             </w:r>
           </w:p>
         </w:tc>
@@ -1419,7 +1419,7 @@
                 <w:sz w:val="20"/>
                 <w:szCs w:val="20"/>
               </w:rPr>
-              <w:t xml:space="preserve">OMG vs TT</w:t>
+              <w:t xml:space="preserve">JDG vs NiP</w:t>
             </w:r>
           </w:p>
         </w:tc>
@@ -1503,7 +1503,7 @@
                 <w:sz w:val="20"/>
                 <w:szCs w:val="20"/>
               </w:rPr>
-              <w:t xml:space="preserve">⭐⭐⭐</w:t>
+              <w:t xml:space="preserve">⭐⭐⭐⭐</w:t>
             </w:r>
           </w:p>
         </w:tc>
@@ -1549,7 +1549,7 @@
                 <w:sz w:val="20"/>
                 <w:szCs w:val="20"/>
               </w:rPr>
-              <w:t xml:space="preserve">~16:58</w:t>
+              <w:t xml:space="preserve">~19:00</w:t>
             </w:r>
           </w:p>
         </w:tc>
@@ -1571,7 +1571,7 @@
                 <w:sz w:val="20"/>
                 <w:szCs w:val="20"/>
               </w:rPr>
-              <w:t xml:space="preserve">LoL</w:t>
+              <w:t xml:space="preserve">Dota2</w:t>
             </w:r>
           </w:p>
         </w:tc>
@@ -1593,7 +1593,7 @@
                 <w:sz w:val="20"/>
                 <w:szCs w:val="20"/>
               </w:rPr>
-              <w:t xml:space="preserve">🔥 DK vs T1</w:t>
+              <w:t xml:space="preserve">INC vs Modus</w:t>
             </w:r>
           </w:p>
         </w:tc>
@@ -1615,7 +1615,7 @@
                 <w:sz w:val="20"/>
                 <w:szCs w:val="20"/>
               </w:rPr>
-              <w:t xml:space="preserve">LCK</w:t>
+              <w:t xml:space="preserve">EPL S36</w:t>
             </w:r>
           </w:p>
         </w:tc>
@@ -1653,13 +1653,13 @@
             <w:r>
               <w:rPr>
                 <w:rFonts w:ascii="Segoe UI" w:cs="Segoe UI" w:eastAsia="Segoe UI" w:hAnsi="Segoe UI"/>
-                <w:b/>
-                <w:bCs/>
-                <w:color w:val="333333"/>
-                <w:sz w:val="20"/>
-                <w:szCs w:val="20"/>
-              </w:rPr>
-              <w:t xml:space="preserve">T1</w:t>
+                <w:b w:val="false"/>
+                <w:bCs w:val="false"/>
+                <w:color w:val="333333"/>
+                <w:sz w:val="20"/>
+                <w:szCs w:val="20"/>
+              </w:rPr>
+              <w:t xml:space="preserve">T3</w:t>
             </w:r>
           </w:p>
         </w:tc>
@@ -1681,7 +1681,7 @@
                 <w:sz w:val="20"/>
                 <w:szCs w:val="20"/>
               </w:rPr>
-              <w:t xml:space="preserve">⭐⭐⭐⭐⭐</w:t>
+              <w:t xml:space="preserve">⭐⭐⭐</w:t>
             </w:r>
           </w:p>
         </w:tc>
@@ -1725,7 +1725,7 @@
                 <w:sz w:val="20"/>
                 <w:szCs w:val="20"/>
               </w:rPr>
-              <w:t xml:space="preserve">~17:58</w:t>
+              <w:t xml:space="preserve">~22:00</w:t>
             </w:r>
           </w:p>
         </w:tc>
@@ -1746,7 +1746,7 @@
                 <w:sz w:val="20"/>
                 <w:szCs w:val="20"/>
               </w:rPr>
-              <w:t xml:space="preserve">LoL</w:t>
+              <w:t xml:space="preserve">Dota2</w:t>
             </w:r>
           </w:p>
         </w:tc>
@@ -1767,7 +1767,7 @@
                 <w:sz w:val="20"/>
                 <w:szCs w:val="20"/>
               </w:rPr>
-              <w:t xml:space="preserve">JDG vs NiP</w:t>
+              <w:t xml:space="preserve">Antares vs Estar Backs</w:t>
             </w:r>
           </w:p>
         </w:tc>
@@ -1788,7 +1788,7 @@
                 <w:sz w:val="20"/>
                 <w:szCs w:val="20"/>
               </w:rPr>
-              <w:t xml:space="preserve">LPL</w:t>
+              <w:t xml:space="preserve">CCT SA S4</w:t>
             </w:r>
           </w:p>
         </w:tc>
@@ -1809,7 +1809,7 @@
                 <w:sz w:val="20"/>
                 <w:szCs w:val="20"/>
               </w:rPr>
-              <w:t xml:space="preserve">Bo3</w:t>
+              <w:t xml:space="preserve">Bo5</w:t>
             </w:r>
           </w:p>
         </w:tc>
@@ -1824,13 +1824,13 @@
             <w:r>
               <w:rPr>
                 <w:rFonts w:ascii="Segoe UI" w:cs="Segoe UI" w:eastAsia="Segoe UI" w:hAnsi="Segoe UI"/>
-                <w:b/>
-                <w:bCs/>
-                <w:color w:val="333333"/>
-                <w:sz w:val="20"/>
-                <w:szCs w:val="20"/>
-              </w:rPr>
-              <w:t xml:space="preserve">T1</w:t>
+                <w:b w:val="false"/>
+                <w:bCs w:val="false"/>
+                <w:color w:val="333333"/>
+                <w:sz w:val="20"/>
+                <w:szCs w:val="20"/>
+              </w:rPr>
+              <w:t xml:space="preserve">T3</w:t>
             </w:r>
           </w:p>
         </w:tc>
@@ -1851,881 +1851,7 @@
                 <w:sz w:val="20"/>
                 <w:szCs w:val="20"/>
               </w:rPr>
-              <w:t xml:space="preserve">⭐⭐⭐⭐</w:t>
-            </w:r>
-          </w:p>
-        </w:tc>
-      </w:tr>
-      <w:tr>
-        <w:tc>
-          <w:tcPr>
-            <w:tcW w:type="pct" w:w="12%"/>
-            <w:shd w:color="F0F4FF" w:val="solid"/>
-          </w:tcPr>
-          <w:p>
-            <w:pPr>
-              <w:spacing w:after="40" w:before="40"/>
-            </w:pPr>
-            <w:r>
-              <w:rPr>
-                <w:rFonts w:ascii="Segoe UI" w:cs="Segoe UI" w:eastAsia="Segoe UI" w:hAnsi="Segoe UI"/>
-                <w:b w:val="false"/>
-                <w:bCs w:val="false"/>
-                <w:color w:val="333333"/>
-                <w:sz w:val="20"/>
-                <w:szCs w:val="20"/>
-              </w:rPr>
-              <w:t xml:space="preserve">8</w:t>
-            </w:r>
-          </w:p>
-        </w:tc>
-        <w:tc>
-          <w:tcPr>
-            <w:tcW w:type="pct" w:w="12%"/>
-            <w:shd w:color="F0F4FF" w:val="solid"/>
-          </w:tcPr>
-          <w:p>
-            <w:pPr>
-              <w:spacing w:after="40" w:before="40"/>
-            </w:pPr>
-            <w:r>
-              <w:rPr>
-                <w:rFonts w:ascii="Segoe UI" w:cs="Segoe UI" w:eastAsia="Segoe UI" w:hAnsi="Segoe UI"/>
-                <w:b/>
-                <w:bCs/>
-                <w:color w:val="333333"/>
-                <w:sz w:val="20"/>
-                <w:szCs w:val="20"/>
-              </w:rPr>
-              <w:t xml:space="preserve">~19:00</w:t>
-            </w:r>
-          </w:p>
-        </w:tc>
-        <w:tc>
-          <w:tcPr>
-            <w:tcW w:type="pct" w:w="12%"/>
-            <w:shd w:color="F0F4FF" w:val="solid"/>
-          </w:tcPr>
-          <w:p>
-            <w:pPr>
-              <w:spacing w:after="40" w:before="40"/>
-            </w:pPr>
-            <w:r>
-              <w:rPr>
-                <w:rFonts w:ascii="Segoe UI" w:cs="Segoe UI" w:eastAsia="Segoe UI" w:hAnsi="Segoe UI"/>
-                <w:b w:val="false"/>
-                <w:bCs w:val="false"/>
-                <w:color w:val="333333"/>
-                <w:sz w:val="20"/>
-                <w:szCs w:val="20"/>
-              </w:rPr>
-              <w:t xml:space="preserve">Dota2</w:t>
-            </w:r>
-          </w:p>
-        </w:tc>
-        <w:tc>
-          <w:tcPr>
-            <w:tcW w:type="pct" w:w="12%"/>
-            <w:shd w:color="F0F4FF" w:val="solid"/>
-          </w:tcPr>
-          <w:p>
-            <w:pPr>
-              <w:spacing w:after="40" w:before="40"/>
-            </w:pPr>
-            <w:r>
-              <w:rPr>
-                <w:rFonts w:ascii="Segoe UI" w:cs="Segoe UI" w:eastAsia="Segoe UI" w:hAnsi="Segoe UI"/>
-                <w:b/>
-                <w:bCs/>
-                <w:color w:val="333333"/>
-                <w:sz w:val="20"/>
-                <w:szCs w:val="20"/>
-              </w:rPr>
-              <w:t xml:space="preserve">INC vs Modus</w:t>
-            </w:r>
-          </w:p>
-        </w:tc>
-        <w:tc>
-          <w:tcPr>
-            <w:tcW w:type="pct" w:w="12%"/>
-            <w:shd w:color="F0F4FF" w:val="solid"/>
-          </w:tcPr>
-          <w:p>
-            <w:pPr>
-              <w:spacing w:after="40" w:before="40"/>
-            </w:pPr>
-            <w:r>
-              <w:rPr>
-                <w:rFonts w:ascii="Segoe UI" w:cs="Segoe UI" w:eastAsia="Segoe UI" w:hAnsi="Segoe UI"/>
-                <w:b/>
-                <w:bCs/>
-                <w:color w:val="333333"/>
-                <w:sz w:val="20"/>
-                <w:szCs w:val="20"/>
-              </w:rPr>
-              <w:t xml:space="preserve">EPL S36</w:t>
-            </w:r>
-          </w:p>
-        </w:tc>
-        <w:tc>
-          <w:tcPr>
-            <w:tcW w:type="pct" w:w="12%"/>
-            <w:shd w:color="F0F4FF" w:val="solid"/>
-          </w:tcPr>
-          <w:p>
-            <w:pPr>
-              <w:spacing w:after="40" w:before="40"/>
-            </w:pPr>
-            <w:r>
-              <w:rPr>
-                <w:rFonts w:ascii="Segoe UI" w:cs="Segoe UI" w:eastAsia="Segoe UI" w:hAnsi="Segoe UI"/>
-                <w:b/>
-                <w:bCs/>
-                <w:color w:val="333333"/>
-                <w:sz w:val="20"/>
-                <w:szCs w:val="20"/>
-              </w:rPr>
-              <w:t xml:space="preserve">Bo3</w:t>
-            </w:r>
-          </w:p>
-        </w:tc>
-        <w:tc>
-          <w:tcPr>
-            <w:tcW w:type="pct" w:w="12%"/>
-            <w:shd w:color="F0F4FF" w:val="solid"/>
-          </w:tcPr>
-          <w:p>
-            <w:pPr>
-              <w:spacing w:after="40" w:before="40"/>
-            </w:pPr>
-            <w:r>
-              <w:rPr>
-                <w:rFonts w:ascii="Segoe UI" w:cs="Segoe UI" w:eastAsia="Segoe UI" w:hAnsi="Segoe UI"/>
-                <w:b w:val="false"/>
-                <w:bCs w:val="false"/>
-                <w:color w:val="333333"/>
-                <w:sz w:val="20"/>
-                <w:szCs w:val="20"/>
-              </w:rPr>
-              <w:t xml:space="preserve">T3</w:t>
-            </w:r>
-          </w:p>
-        </w:tc>
-        <w:tc>
-          <w:tcPr>
-            <w:tcW w:type="pct" w:w="12%"/>
-            <w:shd w:color="F0F4FF" w:val="solid"/>
-          </w:tcPr>
-          <w:p>
-            <w:pPr>
-              <w:spacing w:after="40" w:before="40"/>
-            </w:pPr>
-            <w:r>
-              <w:rPr>
-                <w:rFonts w:ascii="Segoe UI" w:cs="Segoe UI" w:eastAsia="Segoe UI" w:hAnsi="Segoe UI"/>
-                <w:b w:val="false"/>
-                <w:bCs w:val="false"/>
-                <w:color w:val="333333"/>
-                <w:sz w:val="20"/>
-                <w:szCs w:val="20"/>
-              </w:rPr>
-              <w:t xml:space="preserve">⭐⭐</w:t>
-            </w:r>
-          </w:p>
-        </w:tc>
-      </w:tr>
-      <w:tr>
-        <w:tc>
-          <w:tcPr>
-            <w:tcW w:type="pct" w:w="12%"/>
-          </w:tcPr>
-          <w:p>
-            <w:pPr>
-              <w:spacing w:after="40" w:before="40"/>
-            </w:pPr>
-            <w:r>
-              <w:rPr>
-                <w:rFonts w:ascii="Segoe UI" w:cs="Segoe UI" w:eastAsia="Segoe UI" w:hAnsi="Segoe UI"/>
-                <w:b w:val="false"/>
-                <w:bCs w:val="false"/>
-                <w:color w:val="333333"/>
-                <w:sz w:val="20"/>
-                <w:szCs w:val="20"/>
-              </w:rPr>
-              <w:t xml:space="preserve">9</w:t>
-            </w:r>
-          </w:p>
-        </w:tc>
-        <w:tc>
-          <w:tcPr>
-            <w:tcW w:type="pct" w:w="12%"/>
-          </w:tcPr>
-          <w:p>
-            <w:pPr>
-              <w:spacing w:after="40" w:before="40"/>
-            </w:pPr>
-            <w:r>
-              <w:rPr>
-                <w:rFonts w:ascii="Segoe UI" w:cs="Segoe UI" w:eastAsia="Segoe UI" w:hAnsi="Segoe UI"/>
-                <w:b w:val="false"/>
-                <w:bCs w:val="false"/>
-                <w:color w:val="333333"/>
-                <w:sz w:val="20"/>
-                <w:szCs w:val="20"/>
-              </w:rPr>
-              <w:t xml:space="preserve">~20:58</w:t>
-            </w:r>
-          </w:p>
-        </w:tc>
-        <w:tc>
-          <w:tcPr>
-            <w:tcW w:type="pct" w:w="12%"/>
-          </w:tcPr>
-          <w:p>
-            <w:pPr>
-              <w:spacing w:after="40" w:before="40"/>
-            </w:pPr>
-            <w:r>
-              <w:rPr>
-                <w:rFonts w:ascii="Segoe UI" w:cs="Segoe UI" w:eastAsia="Segoe UI" w:hAnsi="Segoe UI"/>
-                <w:b w:val="false"/>
-                <w:bCs w:val="false"/>
-                <w:color w:val="333333"/>
-                <w:sz w:val="20"/>
-                <w:szCs w:val="20"/>
-              </w:rPr>
-              <w:t xml:space="preserve">LoL</w:t>
-            </w:r>
-          </w:p>
-        </w:tc>
-        <w:tc>
-          <w:tcPr>
-            <w:tcW w:type="pct" w:w="12%"/>
-          </w:tcPr>
-          <w:p>
-            <w:pPr>
-              <w:spacing w:after="40" w:before="40"/>
-            </w:pPr>
-            <w:r>
-              <w:rPr>
-                <w:rFonts w:ascii="Segoe UI" w:cs="Segoe UI" w:eastAsia="Segoe UI" w:hAnsi="Segoe UI"/>
-                <w:b w:val="false"/>
-                <w:bCs w:val="false"/>
-                <w:color w:val="333333"/>
-                <w:sz w:val="20"/>
-                <w:szCs w:val="20"/>
-              </w:rPr>
-              <w:t xml:space="preserve">Bohemian G vs ESB</w:t>
-            </w:r>
-          </w:p>
-        </w:tc>
-        <w:tc>
-          <w:tcPr>
-            <w:tcW w:type="pct" w:w="12%"/>
-          </w:tcPr>
-          <w:p>
-            <w:pPr>
-              <w:spacing w:after="40" w:before="40"/>
-            </w:pPr>
-            <w:r>
-              <w:rPr>
-                <w:rFonts w:ascii="Segoe UI" w:cs="Segoe UI" w:eastAsia="Segoe UI" w:hAnsi="Segoe UI"/>
-                <w:b w:val="false"/>
-                <w:bCs w:val="false"/>
-                <w:color w:val="333333"/>
-                <w:sz w:val="20"/>
-                <w:szCs w:val="20"/>
-              </w:rPr>
-              <w:t xml:space="preserve">Hitpoint</w:t>
-            </w:r>
-          </w:p>
-        </w:tc>
-        <w:tc>
-          <w:tcPr>
-            <w:tcW w:type="pct" w:w="12%"/>
-          </w:tcPr>
-          <w:p>
-            <w:pPr>
-              <w:spacing w:after="40" w:before="40"/>
-            </w:pPr>
-            <w:r>
-              <w:rPr>
-                <w:rFonts w:ascii="Segoe UI" w:cs="Segoe UI" w:eastAsia="Segoe UI" w:hAnsi="Segoe UI"/>
-                <w:b w:val="false"/>
-                <w:bCs w:val="false"/>
-                <w:color w:val="333333"/>
-                <w:sz w:val="20"/>
-                <w:szCs w:val="20"/>
-              </w:rPr>
-              <w:t xml:space="preserve">Bo3</w:t>
-            </w:r>
-          </w:p>
-        </w:tc>
-        <w:tc>
-          <w:tcPr>
-            <w:tcW w:type="pct" w:w="12%"/>
-          </w:tcPr>
-          <w:p>
-            <w:pPr>
-              <w:spacing w:after="40" w:before="40"/>
-            </w:pPr>
-            <w:r>
-              <w:rPr>
-                <w:rFonts w:ascii="Segoe UI" w:cs="Segoe UI" w:eastAsia="Segoe UI" w:hAnsi="Segoe UI"/>
-                <w:b w:val="false"/>
-                <w:bCs w:val="false"/>
-                <w:color w:val="333333"/>
-                <w:sz w:val="20"/>
-                <w:szCs w:val="20"/>
-              </w:rPr>
-              <w:t xml:space="preserve">T3</w:t>
-            </w:r>
-          </w:p>
-        </w:tc>
-        <w:tc>
-          <w:tcPr>
-            <w:tcW w:type="pct" w:w="12%"/>
-          </w:tcPr>
-          <w:p>
-            <w:pPr>
-              <w:spacing w:after="40" w:before="40"/>
-            </w:pPr>
-            <w:r>
-              <w:rPr>
-                <w:rFonts w:ascii="Segoe UI" w:cs="Segoe UI" w:eastAsia="Segoe UI" w:hAnsi="Segoe UI"/>
-                <w:b w:val="false"/>
-                <w:bCs w:val="false"/>
-                <w:color w:val="333333"/>
-                <w:sz w:val="20"/>
-                <w:szCs w:val="20"/>
-              </w:rPr>
-              <w:t xml:space="preserve">⬜</w:t>
-            </w:r>
-          </w:p>
-        </w:tc>
-      </w:tr>
-      <w:tr>
-        <w:tc>
-          <w:tcPr>
-            <w:tcW w:type="pct" w:w="12%"/>
-            <w:shd w:color="F0F4FF" w:val="solid"/>
-          </w:tcPr>
-          <w:p>
-            <w:pPr>
-              <w:spacing w:after="40" w:before="40"/>
-            </w:pPr>
-            <w:r>
-              <w:rPr>
-                <w:rFonts w:ascii="Segoe UI" w:cs="Segoe UI" w:eastAsia="Segoe UI" w:hAnsi="Segoe UI"/>
-                <w:b w:val="false"/>
-                <w:bCs w:val="false"/>
-                <w:color w:val="333333"/>
-                <w:sz w:val="20"/>
-                <w:szCs w:val="20"/>
-              </w:rPr>
-              <w:t xml:space="preserve">10</w:t>
-            </w:r>
-          </w:p>
-        </w:tc>
-        <w:tc>
-          <w:tcPr>
-            <w:tcW w:type="pct" w:w="12%"/>
-            <w:shd w:color="F0F4FF" w:val="solid"/>
-          </w:tcPr>
-          <w:p>
-            <w:pPr>
-              <w:spacing w:after="40" w:before="40"/>
-            </w:pPr>
-            <w:r>
-              <w:rPr>
-                <w:rFonts w:ascii="Segoe UI" w:cs="Segoe UI" w:eastAsia="Segoe UI" w:hAnsi="Segoe UI"/>
-                <w:b w:val="false"/>
-                <w:bCs w:val="false"/>
-                <w:color w:val="333333"/>
-                <w:sz w:val="20"/>
-                <w:szCs w:val="20"/>
-              </w:rPr>
-              <w:t xml:space="preserve">~21:28</w:t>
-            </w:r>
-          </w:p>
-        </w:tc>
-        <w:tc>
-          <w:tcPr>
-            <w:tcW w:type="pct" w:w="12%"/>
-            <w:shd w:color="F0F4FF" w:val="solid"/>
-          </w:tcPr>
-          <w:p>
-            <w:pPr>
-              <w:spacing w:after="40" w:before="40"/>
-            </w:pPr>
-            <w:r>
-              <w:rPr>
-                <w:rFonts w:ascii="Segoe UI" w:cs="Segoe UI" w:eastAsia="Segoe UI" w:hAnsi="Segoe UI"/>
-                <w:b w:val="false"/>
-                <w:bCs w:val="false"/>
-                <w:color w:val="333333"/>
-                <w:sz w:val="20"/>
-                <w:szCs w:val="20"/>
-              </w:rPr>
-              <w:t xml:space="preserve">LoL</w:t>
-            </w:r>
-          </w:p>
-        </w:tc>
-        <w:tc>
-          <w:tcPr>
-            <w:tcW w:type="pct" w:w="12%"/>
-            <w:shd w:color="F0F4FF" w:val="solid"/>
-          </w:tcPr>
-          <w:p>
-            <w:pPr>
-              <w:spacing w:after="40" w:before="40"/>
-            </w:pPr>
-            <w:r>
-              <w:rPr>
-                <w:rFonts w:ascii="Segoe UI" w:cs="Segoe UI" w:eastAsia="Segoe UI" w:hAnsi="Segoe UI"/>
-                <w:b w:val="false"/>
-                <w:bCs w:val="false"/>
-                <w:color w:val="333333"/>
-                <w:sz w:val="20"/>
-                <w:szCs w:val="20"/>
-              </w:rPr>
-              <w:t xml:space="preserve">BGT vs DP</w:t>
-            </w:r>
-          </w:p>
-        </w:tc>
-        <w:tc>
-          <w:tcPr>
-            <w:tcW w:type="pct" w:w="12%"/>
-            <w:shd w:color="F0F4FF" w:val="solid"/>
-          </w:tcPr>
-          <w:p>
-            <w:pPr>
-              <w:spacing w:after="40" w:before="40"/>
-            </w:pPr>
-            <w:r>
-              <w:rPr>
-                <w:rFonts w:ascii="Segoe UI" w:cs="Segoe UI" w:eastAsia="Segoe UI" w:hAnsi="Segoe UI"/>
-                <w:b w:val="false"/>
-                <w:bCs w:val="false"/>
-                <w:color w:val="333333"/>
-                <w:sz w:val="20"/>
-                <w:szCs w:val="20"/>
-              </w:rPr>
-              <w:t xml:space="preserve">TCL</w:t>
-            </w:r>
-          </w:p>
-        </w:tc>
-        <w:tc>
-          <w:tcPr>
-            <w:tcW w:type="pct" w:w="12%"/>
-            <w:shd w:color="F0F4FF" w:val="solid"/>
-          </w:tcPr>
-          <w:p>
-            <w:pPr>
-              <w:spacing w:after="40" w:before="40"/>
-            </w:pPr>
-            <w:r>
-              <w:rPr>
-                <w:rFonts w:ascii="Segoe UI" w:cs="Segoe UI" w:eastAsia="Segoe UI" w:hAnsi="Segoe UI"/>
-                <w:b w:val="false"/>
-                <w:bCs w:val="false"/>
-                <w:color w:val="333333"/>
-                <w:sz w:val="20"/>
-                <w:szCs w:val="20"/>
-              </w:rPr>
-              <w:t xml:space="preserve">Bo3</w:t>
-            </w:r>
-          </w:p>
-        </w:tc>
-        <w:tc>
-          <w:tcPr>
-            <w:tcW w:type="pct" w:w="12%"/>
-            <w:shd w:color="F0F4FF" w:val="solid"/>
-          </w:tcPr>
-          <w:p>
-            <w:pPr>
-              <w:spacing w:after="40" w:before="40"/>
-            </w:pPr>
-            <w:r>
-              <w:rPr>
-                <w:rFonts w:ascii="Segoe UI" w:cs="Segoe UI" w:eastAsia="Segoe UI" w:hAnsi="Segoe UI"/>
-                <w:b w:val="false"/>
-                <w:bCs w:val="false"/>
-                <w:color w:val="333333"/>
-                <w:sz w:val="20"/>
-                <w:szCs w:val="20"/>
-              </w:rPr>
-              <w:t xml:space="preserve">T2</w:t>
-            </w:r>
-          </w:p>
-        </w:tc>
-        <w:tc>
-          <w:tcPr>
-            <w:tcW w:type="pct" w:w="12%"/>
-            <w:shd w:color="F0F4FF" w:val="solid"/>
-          </w:tcPr>
-          <w:p>
-            <w:pPr>
-              <w:spacing w:after="40" w:before="40"/>
-            </w:pPr>
-            <w:r>
-              <w:rPr>
-                <w:rFonts w:ascii="Segoe UI" w:cs="Segoe UI" w:eastAsia="Segoe UI" w:hAnsi="Segoe UI"/>
-                <w:b w:val="false"/>
-                <w:bCs w:val="false"/>
-                <w:color w:val="333333"/>
-                <w:sz w:val="20"/>
-                <w:szCs w:val="20"/>
-              </w:rPr>
-              <w:t xml:space="preserve">⬜</w:t>
-            </w:r>
-          </w:p>
-        </w:tc>
-      </w:tr>
-      <w:tr>
-        <w:tc>
-          <w:tcPr>
-            <w:tcW w:type="pct" w:w="12%"/>
-          </w:tcPr>
-          <w:p>
-            <w:pPr>
-              <w:spacing w:after="40" w:before="40"/>
-            </w:pPr>
-            <w:r>
-              <w:rPr>
-                <w:rFonts w:ascii="Segoe UI" w:cs="Segoe UI" w:eastAsia="Segoe UI" w:hAnsi="Segoe UI"/>
-                <w:b w:val="false"/>
-                <w:bCs w:val="false"/>
-                <w:color w:val="333333"/>
-                <w:sz w:val="20"/>
-                <w:szCs w:val="20"/>
-              </w:rPr>
-              <w:t xml:space="preserve">11</w:t>
-            </w:r>
-          </w:p>
-        </w:tc>
-        <w:tc>
-          <w:tcPr>
-            <w:tcW w:type="pct" w:w="12%"/>
-          </w:tcPr>
-          <w:p>
-            <w:pPr>
-              <w:spacing w:after="40" w:before="40"/>
-            </w:pPr>
-            <w:r>
-              <w:rPr>
-                <w:rFonts w:ascii="Segoe UI" w:cs="Segoe UI" w:eastAsia="Segoe UI" w:hAnsi="Segoe UI"/>
-                <w:b/>
-                <w:bCs/>
-                <w:color w:val="333333"/>
-                <w:sz w:val="20"/>
-                <w:szCs w:val="20"/>
-              </w:rPr>
-              <w:t xml:space="preserve">~22:00</w:t>
-            </w:r>
-          </w:p>
-        </w:tc>
-        <w:tc>
-          <w:tcPr>
-            <w:tcW w:type="pct" w:w="12%"/>
-          </w:tcPr>
-          <w:p>
-            <w:pPr>
-              <w:spacing w:after="40" w:before="40"/>
-            </w:pPr>
-            <w:r>
-              <w:rPr>
-                <w:rFonts w:ascii="Segoe UI" w:cs="Segoe UI" w:eastAsia="Segoe UI" w:hAnsi="Segoe UI"/>
-                <w:b w:val="false"/>
-                <w:bCs w:val="false"/>
-                <w:color w:val="333333"/>
-                <w:sz w:val="20"/>
-                <w:szCs w:val="20"/>
-              </w:rPr>
-              <w:t xml:space="preserve">Dota2</w:t>
-            </w:r>
-          </w:p>
-        </w:tc>
-        <w:tc>
-          <w:tcPr>
-            <w:tcW w:type="pct" w:w="12%"/>
-          </w:tcPr>
-          <w:p>
-            <w:pPr>
-              <w:spacing w:after="40" w:before="40"/>
-            </w:pPr>
-            <w:r>
-              <w:rPr>
-                <w:rFonts w:ascii="Segoe UI" w:cs="Segoe UI" w:eastAsia="Segoe UI" w:hAnsi="Segoe UI"/>
-                <w:b/>
-                <w:bCs/>
-                <w:color w:val="333333"/>
-                <w:sz w:val="20"/>
-                <w:szCs w:val="20"/>
-              </w:rPr>
-              <w:t xml:space="preserve">Antares vs Estar Backs</w:t>
-            </w:r>
-          </w:p>
-        </w:tc>
-        <w:tc>
-          <w:tcPr>
-            <w:tcW w:type="pct" w:w="12%"/>
-          </w:tcPr>
-          <w:p>
-            <w:pPr>
-              <w:spacing w:after="40" w:before="40"/>
-            </w:pPr>
-            <w:r>
-              <w:rPr>
-                <w:rFonts w:ascii="Segoe UI" w:cs="Segoe UI" w:eastAsia="Segoe UI" w:hAnsi="Segoe UI"/>
-                <w:b/>
-                <w:bCs/>
-                <w:color w:val="333333"/>
-                <w:sz w:val="20"/>
-                <w:szCs w:val="20"/>
-              </w:rPr>
-              <w:t xml:space="preserve">CCT SA S4</w:t>
-            </w:r>
-          </w:p>
-        </w:tc>
-        <w:tc>
-          <w:tcPr>
-            <w:tcW w:type="pct" w:w="12%"/>
-          </w:tcPr>
-          <w:p>
-            <w:pPr>
-              <w:spacing w:after="40" w:before="40"/>
-            </w:pPr>
-            <w:r>
-              <w:rPr>
-                <w:rFonts w:ascii="Segoe UI" w:cs="Segoe UI" w:eastAsia="Segoe UI" w:hAnsi="Segoe UI"/>
-                <w:b/>
-                <w:bCs/>
-                <w:color w:val="333333"/>
-                <w:sz w:val="20"/>
-                <w:szCs w:val="20"/>
-              </w:rPr>
-              <w:t xml:space="preserve">Bo3</w:t>
-            </w:r>
-          </w:p>
-        </w:tc>
-        <w:tc>
-          <w:tcPr>
-            <w:tcW w:type="pct" w:w="12%"/>
-          </w:tcPr>
-          <w:p>
-            <w:pPr>
-              <w:spacing w:after="40" w:before="40"/>
-            </w:pPr>
-            <w:r>
-              <w:rPr>
-                <w:rFonts w:ascii="Segoe UI" w:cs="Segoe UI" w:eastAsia="Segoe UI" w:hAnsi="Segoe UI"/>
-                <w:b w:val="false"/>
-                <w:bCs w:val="false"/>
-                <w:color w:val="333333"/>
-                <w:sz w:val="20"/>
-                <w:szCs w:val="20"/>
-              </w:rPr>
-              <w:t xml:space="preserve">T3</w:t>
-            </w:r>
-          </w:p>
-        </w:tc>
-        <w:tc>
-          <w:tcPr>
-            <w:tcW w:type="pct" w:w="12%"/>
-          </w:tcPr>
-          <w:p>
-            <w:pPr>
-              <w:spacing w:after="40" w:before="40"/>
-            </w:pPr>
-            <w:r>
-              <w:rPr>
-                <w:rFonts w:ascii="Segoe UI" w:cs="Segoe UI" w:eastAsia="Segoe UI" w:hAnsi="Segoe UI"/>
-                <w:b w:val="false"/>
-                <w:bCs w:val="false"/>
-                <w:color w:val="333333"/>
-                <w:sz w:val="20"/>
-                <w:szCs w:val="20"/>
-              </w:rPr>
               <w:t xml:space="preserve">⭐⭐⭐</w:t>
-            </w:r>
-          </w:p>
-        </w:tc>
-      </w:tr>
-      <w:tr>
-        <w:tc>
-          <w:tcPr>
-            <w:tcW w:type="pct" w:w="12%"/>
-            <w:shd w:color="F0F4FF" w:val="solid"/>
-          </w:tcPr>
-          <w:p>
-            <w:pPr>
-              <w:spacing w:after="40" w:before="40"/>
-            </w:pPr>
-            <w:r>
-              <w:rPr>
-                <w:rFonts w:ascii="Segoe UI" w:cs="Segoe UI" w:eastAsia="Segoe UI" w:hAnsi="Segoe UI"/>
-                <w:b w:val="false"/>
-                <w:bCs w:val="false"/>
-                <w:color w:val="333333"/>
-                <w:sz w:val="20"/>
-                <w:szCs w:val="20"/>
-              </w:rPr>
-              <w:t xml:space="preserve">12</w:t>
-            </w:r>
-          </w:p>
-        </w:tc>
-        <w:tc>
-          <w:tcPr>
-            <w:tcW w:type="pct" w:w="12%"/>
-            <w:shd w:color="F0F4FF" w:val="solid"/>
-          </w:tcPr>
-          <w:p>
-            <w:pPr>
-              <w:spacing w:after="40" w:before="40"/>
-            </w:pPr>
-            <w:r>
-              <w:rPr>
-                <w:rFonts w:ascii="Segoe UI" w:cs="Segoe UI" w:eastAsia="Segoe UI" w:hAnsi="Segoe UI"/>
-                <w:b w:val="false"/>
-                <w:bCs w:val="false"/>
-                <w:color w:val="333333"/>
-                <w:sz w:val="20"/>
-                <w:szCs w:val="20"/>
-              </w:rPr>
-              <w:t xml:space="preserve">~22:58</w:t>
-            </w:r>
-          </w:p>
-        </w:tc>
-        <w:tc>
-          <w:tcPr>
-            <w:tcW w:type="pct" w:w="12%"/>
-            <w:shd w:color="F0F4FF" w:val="solid"/>
-          </w:tcPr>
-          <w:p>
-            <w:pPr>
-              <w:spacing w:after="40" w:before="40"/>
-            </w:pPr>
-            <w:r>
-              <w:rPr>
-                <w:rFonts w:ascii="Segoe UI" w:cs="Segoe UI" w:eastAsia="Segoe UI" w:hAnsi="Segoe UI"/>
-                <w:b w:val="false"/>
-                <w:bCs w:val="false"/>
-                <w:color w:val="333333"/>
-                <w:sz w:val="20"/>
-                <w:szCs w:val="20"/>
-              </w:rPr>
-              <w:t xml:space="preserve">LoL</w:t>
-            </w:r>
-          </w:p>
-        </w:tc>
-        <w:tc>
-          <w:tcPr>
-            <w:tcW w:type="pct" w:w="12%"/>
-            <w:shd w:color="F0F4FF" w:val="solid"/>
-          </w:tcPr>
-          <w:p>
-            <w:pPr>
-              <w:spacing w:after="40" w:before="40"/>
-            </w:pPr>
-            <w:r>
-              <w:rPr>
-                <w:rFonts w:ascii="Segoe UI" w:cs="Segoe UI" w:eastAsia="Segoe UI" w:hAnsi="Segoe UI"/>
-                <w:b w:val="false"/>
-                <w:bCs w:val="false"/>
-                <w:color w:val="333333"/>
-                <w:sz w:val="20"/>
-                <w:szCs w:val="20"/>
-              </w:rPr>
-              <w:t xml:space="preserve">FNE vs JSK</w:t>
-            </w:r>
-          </w:p>
-        </w:tc>
-        <w:tc>
-          <w:tcPr>
-            <w:tcW w:type="pct" w:w="12%"/>
-            <w:shd w:color="F0F4FF" w:val="solid"/>
-          </w:tcPr>
-          <w:p>
-            <w:pPr>
-              <w:spacing w:after="40" w:before="40"/>
-            </w:pPr>
-            <w:r>
-              <w:rPr>
-                <w:rFonts w:ascii="Segoe UI" w:cs="Segoe UI" w:eastAsia="Segoe UI" w:hAnsi="Segoe UI"/>
-                <w:b w:val="false"/>
-                <w:bCs w:val="false"/>
-                <w:color w:val="333333"/>
-                <w:sz w:val="20"/>
-                <w:szCs w:val="20"/>
-              </w:rPr>
-              <w:t xml:space="preserve">Arabian</w:t>
-            </w:r>
-          </w:p>
-        </w:tc>
-        <w:tc>
-          <w:tcPr>
-            <w:tcW w:type="pct" w:w="12%"/>
-            <w:shd w:color="F0F4FF" w:val="solid"/>
-          </w:tcPr>
-          <w:p>
-            <w:pPr>
-              <w:spacing w:after="40" w:before="40"/>
-            </w:pPr>
-            <w:r>
-              <w:rPr>
-                <w:rFonts w:ascii="Segoe UI" w:cs="Segoe UI" w:eastAsia="Segoe UI" w:hAnsi="Segoe UI"/>
-                <w:b w:val="false"/>
-                <w:bCs w:val="false"/>
-                <w:color w:val="333333"/>
-                <w:sz w:val="20"/>
-                <w:szCs w:val="20"/>
-              </w:rPr>
-              <w:t xml:space="preserve">Bo3</w:t>
-            </w:r>
-          </w:p>
-        </w:tc>
-        <w:tc>
-          <w:tcPr>
-            <w:tcW w:type="pct" w:w="12%"/>
-            <w:shd w:color="F0F4FF" w:val="solid"/>
-          </w:tcPr>
-          <w:p>
-            <w:pPr>
-              <w:spacing w:after="40" w:before="40"/>
-            </w:pPr>
-            <w:r>
-              <w:rPr>
-                <w:rFonts w:ascii="Segoe UI" w:cs="Segoe UI" w:eastAsia="Segoe UI" w:hAnsi="Segoe UI"/>
-                <w:b w:val="false"/>
-                <w:bCs w:val="false"/>
-                <w:color w:val="333333"/>
-                <w:sz w:val="20"/>
-                <w:szCs w:val="20"/>
-              </w:rPr>
-              <w:t xml:space="preserve">T3</w:t>
-            </w:r>
-          </w:p>
-        </w:tc>
-        <w:tc>
-          <w:tcPr>
-            <w:tcW w:type="pct" w:w="12%"/>
-            <w:shd w:color="F0F4FF" w:val="solid"/>
-          </w:tcPr>
-          <w:p>
-            <w:pPr>
-              <w:spacing w:after="40" w:before="40"/>
-            </w:pPr>
-            <w:r>
-              <w:rPr>
-                <w:rFonts w:ascii="Segoe UI" w:cs="Segoe UI" w:eastAsia="Segoe UI" w:hAnsi="Segoe UI"/>
-                <w:b w:val="false"/>
-                <w:bCs w:val="false"/>
-                <w:color w:val="333333"/>
-                <w:sz w:val="20"/>
-                <w:szCs w:val="20"/>
-              </w:rPr>
-              <w:t xml:space="preserve">⬜</w:t>
             </w:r>
           </w:p>
         </w:tc>
@@ -2766,7 +1892,23 @@
           <w:sz w:val="28"/>
           <w:szCs w:val="28"/>
         </w:rPr>
-        <w:t xml:space="preserve">🔥 Top 4 Matches — Kèo Chi Tiết</w:t>
+        <w:t xml:space="preserve">🔥 KÈO CHI TIẾT + CHIẾN LƯỢC SERIES</w:t>
+      </w:r>
+    </w:p>
+    <w:p>
+      <w:pPr>
+        <w:spacing w:after="100" w:before="100"/>
+      </w:pPr>
+      <w:r>
+        <w:rPr>
+          <w:rFonts w:ascii="Segoe UI" w:cs="Segoe UI" w:eastAsia="Segoe UI" w:hAnsi="Segoe UI"/>
+          <w:b w:val="false"/>
+          <w:bCs w:val="false"/>
+          <w:color w:val="CCCCCC"/>
+          <w:sz w:val="16"/>
+          <w:szCs w:val="16"/>
+        </w:rPr>
+        <w:t xml:space="preserve">────────────────────────────────────────────────────────────</w:t>
       </w:r>
     </w:p>
     <w:p>
@@ -2783,583 +1925,8 @@
           <w:sz w:val="24"/>
           <w:szCs w:val="24"/>
         </w:rPr>
-        <w:t xml:space="preserve">#1 🏆 DK vs T1 (LCK Bo3) — ~16:58</w:t>
+        <w:t xml:space="preserve">TRẬN 1: 🏆 DK vs T1 (LCK Bo3) — ~16:58</w:t>
       </w:r>
-    </w:p>
-    <w:tbl>
-      <w:tblPr>
-        <w:tblW w:type="pct" w:w="100%"/>
-        <w:tblBorders>
-          <w:top w:val="single" w:color="auto" w:sz="4"/>
-          <w:left w:val="single" w:color="auto" w:sz="4"/>
-          <w:bottom w:val="single" w:color="auto" w:sz="4"/>
-          <w:right w:val="single" w:color="auto" w:sz="4"/>
-          <w:insideH w:val="single" w:color="auto" w:sz="4"/>
-          <w:insideV w:val="single" w:color="auto" w:sz="4"/>
-        </w:tblBorders>
-      </w:tblPr>
-      <w:tblGrid>
-        <w:gridCol w:w="100"/>
-        <w:gridCol w:w="100"/>
-        <w:gridCol w:w="100"/>
-        <w:gridCol w:w="100"/>
-        <w:gridCol w:w="100"/>
-      </w:tblGrid>
-      <w:tr>
-        <w:tc>
-          <w:tcPr>
-            <w:tcW w:type="pct" w:w="20%"/>
-            <w:shd w:color="080C25" w:val="solid"/>
-          </w:tcPr>
-          <w:p>
-            <w:pPr>
-              <w:spacing w:after="40" w:before="40"/>
-            </w:pPr>
-            <w:r>
-              <w:rPr>
-                <w:rFonts w:ascii="Segoe UI" w:cs="Segoe UI" w:eastAsia="Segoe UI" w:hAnsi="Segoe UI"/>
-                <w:b/>
-                <w:bCs/>
-                <w:color w:val="FFFFFF"/>
-                <w:sz w:val="20"/>
-                <w:szCs w:val="20"/>
-              </w:rPr>
-              <w:t xml:space="preserve">Market</w:t>
-            </w:r>
-          </w:p>
-        </w:tc>
-        <w:tc>
-          <w:tcPr>
-            <w:tcW w:type="pct" w:w="20%"/>
-            <w:shd w:color="080C25" w:val="solid"/>
-          </w:tcPr>
-          <w:p>
-            <w:pPr>
-              <w:spacing w:after="40" w:before="40"/>
-            </w:pPr>
-            <w:r>
-              <w:rPr>
-                <w:rFonts w:ascii="Segoe UI" w:cs="Segoe UI" w:eastAsia="Segoe UI" w:hAnsi="Segoe UI"/>
-                <w:b/>
-                <w:bCs/>
-                <w:color w:val="FFFFFF"/>
-                <w:sz w:val="20"/>
-                <w:szCs w:val="20"/>
-              </w:rPr>
-              <w:t xml:space="preserve">Line</w:t>
-            </w:r>
-          </w:p>
-        </w:tc>
-        <w:tc>
-          <w:tcPr>
-            <w:tcW w:type="pct" w:w="20%"/>
-            <w:shd w:color="080C25" w:val="solid"/>
-          </w:tcPr>
-          <w:p>
-            <w:pPr>
-              <w:spacing w:after="40" w:before="40"/>
-            </w:pPr>
-            <w:r>
-              <w:rPr>
-                <w:rFonts w:ascii="Segoe UI" w:cs="Segoe UI" w:eastAsia="Segoe UI" w:hAnsi="Segoe UI"/>
-                <w:b/>
-                <w:bCs/>
-                <w:color w:val="FFFFFF"/>
-                <w:sz w:val="20"/>
-                <w:szCs w:val="20"/>
-              </w:rPr>
-              <w:t xml:space="preserve">Pick</w:t>
-            </w:r>
-          </w:p>
-        </w:tc>
-        <w:tc>
-          <w:tcPr>
-            <w:tcW w:type="pct" w:w="20%"/>
-            <w:shd w:color="080C25" w:val="solid"/>
-          </w:tcPr>
-          <w:p>
-            <w:pPr>
-              <w:spacing w:after="40" w:before="40"/>
-            </w:pPr>
-            <w:r>
-              <w:rPr>
-                <w:rFonts w:ascii="Segoe UI" w:cs="Segoe UI" w:eastAsia="Segoe UI" w:hAnsi="Segoe UI"/>
-                <w:b/>
-                <w:bCs/>
-                <w:color w:val="FFFFFF"/>
-                <w:sz w:val="20"/>
-                <w:szCs w:val="20"/>
-              </w:rPr>
-              <w:t xml:space="preserve">Conf</w:t>
-            </w:r>
-          </w:p>
-        </w:tc>
-        <w:tc>
-          <w:tcPr>
-            <w:tcW w:type="pct" w:w="20%"/>
-            <w:shd w:color="080C25" w:val="solid"/>
-          </w:tcPr>
-          <w:p>
-            <w:pPr>
-              <w:spacing w:after="40" w:before="40"/>
-            </w:pPr>
-            <w:r>
-              <w:rPr>
-                <w:rFonts w:ascii="Segoe UI" w:cs="Segoe UI" w:eastAsia="Segoe UI" w:hAnsi="Segoe UI"/>
-                <w:b/>
-                <w:bCs/>
-                <w:color w:val="FFFFFF"/>
-                <w:sz w:val="20"/>
-                <w:szCs w:val="20"/>
-              </w:rPr>
-              <w:t xml:space="preserve">Lý do</w:t>
-            </w:r>
-          </w:p>
-        </w:tc>
-      </w:tr>
-      <w:tr>
-        <w:tc>
-          <w:tcPr>
-            <w:tcW w:type="pct" w:w="20%"/>
-          </w:tcPr>
-          <w:p>
-            <w:pPr>
-              <w:spacing w:after="40" w:before="40"/>
-            </w:pPr>
-            <w:r>
-              <w:rPr>
-                <w:rFonts w:ascii="Segoe UI" w:cs="Segoe UI" w:eastAsia="Segoe UI" w:hAnsi="Segoe UI"/>
-                <w:b w:val="false"/>
-                <w:bCs w:val="false"/>
-                <w:color w:val="333333"/>
-                <w:sz w:val="20"/>
-                <w:szCs w:val="20"/>
-              </w:rPr>
-              <w:t xml:space="preserve">Kill O/U</w:t>
-            </w:r>
-          </w:p>
-        </w:tc>
-        <w:tc>
-          <w:tcPr>
-            <w:tcW w:type="pct" w:w="20%"/>
-          </w:tcPr>
-          <w:p>
-            <w:pPr>
-              <w:spacing w:after="40" w:before="40"/>
-            </w:pPr>
-            <w:r>
-              <w:rPr>
-                <w:rFonts w:ascii="Segoe UI" w:cs="Segoe UI" w:eastAsia="Segoe UI" w:hAnsi="Segoe UI"/>
-                <w:b w:val="false"/>
-                <w:bCs w:val="false"/>
-                <w:color w:val="333333"/>
-                <w:sz w:val="20"/>
-                <w:szCs w:val="20"/>
-              </w:rPr>
-              <w:t xml:space="preserve">27.5</w:t>
-            </w:r>
-          </w:p>
-        </w:tc>
-        <w:tc>
-          <w:tcPr>
-            <w:tcW w:type="pct" w:w="20%"/>
-          </w:tcPr>
-          <w:p>
-            <w:pPr>
-              <w:spacing w:after="40" w:before="40"/>
-            </w:pPr>
-            <w:r>
-              <w:rPr>
-                <w:rFonts w:ascii="Segoe UI" w:cs="Segoe UI" w:eastAsia="Segoe UI" w:hAnsi="Segoe UI"/>
-                <w:b/>
-                <w:bCs/>
-                <w:color w:val="333333"/>
-                <w:sz w:val="20"/>
-                <w:szCs w:val="20"/>
-              </w:rPr>
-              <w:t xml:space="preserve">UNDER</w:t>
-            </w:r>
-          </w:p>
-        </w:tc>
-        <w:tc>
-          <w:tcPr>
-            <w:tcW w:type="pct" w:w="20%"/>
-          </w:tcPr>
-          <w:p>
-            <w:pPr>
-              <w:spacing w:after="40" w:before="40"/>
-            </w:pPr>
-            <w:r>
-              <w:rPr>
-                <w:rFonts w:ascii="Segoe UI" w:cs="Segoe UI" w:eastAsia="Segoe UI" w:hAnsi="Segoe UI"/>
-                <w:b w:val="false"/>
-                <w:bCs w:val="false"/>
-                <w:color w:val="333333"/>
-                <w:sz w:val="20"/>
-                <w:szCs w:val="20"/>
-              </w:rPr>
-              <w:t xml:space="preserve">⭐⭐⭐⭐</w:t>
-            </w:r>
-          </w:p>
-        </w:tc>
-        <w:tc>
-          <w:tcPr>
-            <w:tcW w:type="pct" w:w="20%"/>
-          </w:tcPr>
-          <w:p>
-            <w:pPr>
-              <w:spacing w:after="40" w:before="40"/>
-            </w:pPr>
-            <w:r>
-              <w:rPr>
-                <w:rFonts w:ascii="Segoe UI" w:cs="Segoe UI" w:eastAsia="Segoe UI" w:hAnsi="Segoe UI"/>
-                <w:b w:val="false"/>
-                <w:bCs w:val="false"/>
-                <w:color w:val="333333"/>
-                <w:sz w:val="20"/>
-                <w:szCs w:val="20"/>
-              </w:rPr>
-              <w:t xml:space="preserve">LCK style, DK+T1 avg ~25 total</w:t>
-            </w:r>
-          </w:p>
-        </w:tc>
-      </w:tr>
-      <w:tr>
-        <w:tc>
-          <w:tcPr>
-            <w:tcW w:type="pct" w:w="20%"/>
-            <w:shd w:color="F0F4FF" w:val="solid"/>
-          </w:tcPr>
-          <w:p>
-            <w:pPr>
-              <w:spacing w:after="40" w:before="40"/>
-            </w:pPr>
-            <w:r>
-              <w:rPr>
-                <w:rFonts w:ascii="Segoe UI" w:cs="Segoe UI" w:eastAsia="Segoe UI" w:hAnsi="Segoe UI"/>
-                <w:b w:val="false"/>
-                <w:bCs w:val="false"/>
-                <w:color w:val="333333"/>
-                <w:sz w:val="20"/>
-                <w:szCs w:val="20"/>
-              </w:rPr>
-              <w:t xml:space="preserve">Tower O/U</w:t>
-            </w:r>
-          </w:p>
-        </w:tc>
-        <w:tc>
-          <w:tcPr>
-            <w:tcW w:type="pct" w:w="20%"/>
-            <w:shd w:color="F0F4FF" w:val="solid"/>
-          </w:tcPr>
-          <w:p>
-            <w:pPr>
-              <w:spacing w:after="40" w:before="40"/>
-            </w:pPr>
-            <w:r>
-              <w:rPr>
-                <w:rFonts w:ascii="Segoe UI" w:cs="Segoe UI" w:eastAsia="Segoe UI" w:hAnsi="Segoe UI"/>
-                <w:b w:val="false"/>
-                <w:bCs w:val="false"/>
-                <w:color w:val="333333"/>
-                <w:sz w:val="20"/>
-                <w:szCs w:val="20"/>
-              </w:rPr>
-              <w:t xml:space="preserve">11.5</w:t>
-            </w:r>
-          </w:p>
-        </w:tc>
-        <w:tc>
-          <w:tcPr>
-            <w:tcW w:type="pct" w:w="20%"/>
-            <w:shd w:color="F0F4FF" w:val="solid"/>
-          </w:tcPr>
-          <w:p>
-            <w:pPr>
-              <w:spacing w:after="40" w:before="40"/>
-            </w:pPr>
-            <w:r>
-              <w:rPr>
-                <w:rFonts w:ascii="Segoe UI" w:cs="Segoe UI" w:eastAsia="Segoe UI" w:hAnsi="Segoe UI"/>
-                <w:b/>
-                <w:bCs/>
-                <w:color w:val="333333"/>
-                <w:sz w:val="20"/>
-                <w:szCs w:val="20"/>
-              </w:rPr>
-              <w:t xml:space="preserve">OVER</w:t>
-            </w:r>
-          </w:p>
-        </w:tc>
-        <w:tc>
-          <w:tcPr>
-            <w:tcW w:type="pct" w:w="20%"/>
-            <w:shd w:color="F0F4FF" w:val="solid"/>
-          </w:tcPr>
-          <w:p>
-            <w:pPr>
-              <w:spacing w:after="40" w:before="40"/>
-            </w:pPr>
-            <w:r>
-              <w:rPr>
-                <w:rFonts w:ascii="Segoe UI" w:cs="Segoe UI" w:eastAsia="Segoe UI" w:hAnsi="Segoe UI"/>
-                <w:b w:val="false"/>
-                <w:bCs w:val="false"/>
-                <w:color w:val="333333"/>
-                <w:sz w:val="20"/>
-                <w:szCs w:val="20"/>
-              </w:rPr>
-              <w:t xml:space="preserve">⭐⭐⭐</w:t>
-            </w:r>
-          </w:p>
-        </w:tc>
-        <w:tc>
-          <w:tcPr>
-            <w:tcW w:type="pct" w:w="20%"/>
-            <w:shd w:color="F0F4FF" w:val="solid"/>
-          </w:tcPr>
-          <w:p>
-            <w:pPr>
-              <w:spacing w:after="40" w:before="40"/>
-            </w:pPr>
-            <w:r>
-              <w:rPr>
-                <w:rFonts w:ascii="Segoe UI" w:cs="Segoe UI" w:eastAsia="Segoe UI" w:hAnsi="Segoe UI"/>
-                <w:b w:val="false"/>
-                <w:bCs w:val="false"/>
-                <w:color w:val="333333"/>
-                <w:sz w:val="20"/>
-                <w:szCs w:val="20"/>
-              </w:rPr>
-              <w:t xml:space="preserve">T1 avg 6.0T → tổng ~12</w:t>
-            </w:r>
-          </w:p>
-        </w:tc>
-      </w:tr>
-      <w:tr>
-        <w:tc>
-          <w:tcPr>
-            <w:tcW w:type="pct" w:w="20%"/>
-          </w:tcPr>
-          <w:p>
-            <w:pPr>
-              <w:spacing w:after="40" w:before="40"/>
-            </w:pPr>
-            <w:r>
-              <w:rPr>
-                <w:rFonts w:ascii="Segoe UI" w:cs="Segoe UI" w:eastAsia="Segoe UI" w:hAnsi="Segoe UI"/>
-                <w:b w:val="false"/>
-                <w:bCs w:val="false"/>
-                <w:color w:val="333333"/>
-                <w:sz w:val="20"/>
-                <w:szCs w:val="20"/>
-              </w:rPr>
-              <w:t xml:space="preserve">Time O/U</w:t>
-            </w:r>
-          </w:p>
-        </w:tc>
-        <w:tc>
-          <w:tcPr>
-            <w:tcW w:type="pct" w:w="20%"/>
-          </w:tcPr>
-          <w:p>
-            <w:pPr>
-              <w:spacing w:after="40" w:before="40"/>
-            </w:pPr>
-            <w:r>
-              <w:rPr>
-                <w:rFonts w:ascii="Segoe UI" w:cs="Segoe UI" w:eastAsia="Segoe UI" w:hAnsi="Segoe UI"/>
-                <w:b w:val="false"/>
-                <w:bCs w:val="false"/>
-                <w:color w:val="333333"/>
-                <w:sz w:val="20"/>
-                <w:szCs w:val="20"/>
-              </w:rPr>
-              <w:t xml:space="preserve">33m</w:t>
-            </w:r>
-          </w:p>
-        </w:tc>
-        <w:tc>
-          <w:tcPr>
-            <w:tcW w:type="pct" w:w="20%"/>
-          </w:tcPr>
-          <w:p>
-            <w:pPr>
-              <w:spacing w:after="40" w:before="40"/>
-            </w:pPr>
-            <w:r>
-              <w:rPr>
-                <w:rFonts w:ascii="Segoe UI" w:cs="Segoe UI" w:eastAsia="Segoe UI" w:hAnsi="Segoe UI"/>
-                <w:b/>
-                <w:bCs/>
-                <w:color w:val="333333"/>
-                <w:sz w:val="20"/>
-                <w:szCs w:val="20"/>
-              </w:rPr>
-              <w:t xml:space="preserve">UNDER</w:t>
-            </w:r>
-          </w:p>
-        </w:tc>
-        <w:tc>
-          <w:tcPr>
-            <w:tcW w:type="pct" w:w="20%"/>
-          </w:tcPr>
-          <w:p>
-            <w:pPr>
-              <w:spacing w:after="40" w:before="40"/>
-            </w:pPr>
-            <w:r>
-              <w:rPr>
-                <w:rFonts w:ascii="Segoe UI" w:cs="Segoe UI" w:eastAsia="Segoe UI" w:hAnsi="Segoe UI"/>
-                <w:b w:val="false"/>
-                <w:bCs w:val="false"/>
-                <w:color w:val="333333"/>
-                <w:sz w:val="20"/>
-                <w:szCs w:val="20"/>
-              </w:rPr>
-              <w:t xml:space="preserve">⭐⭐⭐</w:t>
-            </w:r>
-          </w:p>
-        </w:tc>
-        <w:tc>
-          <w:tcPr>
-            <w:tcW w:type="pct" w:w="20%"/>
-          </w:tcPr>
-          <w:p>
-            <w:pPr>
-              <w:spacing w:after="40" w:before="40"/>
-            </w:pPr>
-            <w:r>
-              <w:rPr>
-                <w:rFonts w:ascii="Segoe UI" w:cs="Segoe UI" w:eastAsia="Segoe UI" w:hAnsi="Segoe UI"/>
-                <w:b w:val="false"/>
-                <w:bCs w:val="false"/>
-                <w:color w:val="333333"/>
-                <w:sz w:val="20"/>
-                <w:szCs w:val="20"/>
-              </w:rPr>
-              <w:t xml:space="preserve">T1 kết thúc nhanh khi lead</w:t>
-            </w:r>
-          </w:p>
-        </w:tc>
-      </w:tr>
-      <w:tr>
-        <w:tc>
-          <w:tcPr>
-            <w:tcW w:type="pct" w:w="20%"/>
-            <w:shd w:color="F0F4FF" w:val="solid"/>
-          </w:tcPr>
-          <w:p>
-            <w:pPr>
-              <w:spacing w:after="40" w:before="40"/>
-            </w:pPr>
-            <w:r>
-              <w:rPr>
-                <w:rFonts w:ascii="Segoe UI" w:cs="Segoe UI" w:eastAsia="Segoe UI" w:hAnsi="Segoe UI"/>
-                <w:b w:val="false"/>
-                <w:bCs w:val="false"/>
-                <w:color w:val="333333"/>
-                <w:sz w:val="20"/>
-                <w:szCs w:val="20"/>
-              </w:rPr>
-              <w:t xml:space="preserve">Dragon O/U</w:t>
-            </w:r>
-          </w:p>
-        </w:tc>
-        <w:tc>
-          <w:tcPr>
-            <w:tcW w:type="pct" w:w="20%"/>
-            <w:shd w:color="F0F4FF" w:val="solid"/>
-          </w:tcPr>
-          <w:p>
-            <w:pPr>
-              <w:spacing w:after="40" w:before="40"/>
-            </w:pPr>
-            <w:r>
-              <w:rPr>
-                <w:rFonts w:ascii="Segoe UI" w:cs="Segoe UI" w:eastAsia="Segoe UI" w:hAnsi="Segoe UI"/>
-                <w:b w:val="false"/>
-                <w:bCs w:val="false"/>
-                <w:color w:val="333333"/>
-                <w:sz w:val="20"/>
-                <w:szCs w:val="20"/>
-              </w:rPr>
-              <w:t xml:space="preserve">4.5</w:t>
-            </w:r>
-          </w:p>
-        </w:tc>
-        <w:tc>
-          <w:tcPr>
-            <w:tcW w:type="pct" w:w="20%"/>
-            <w:shd w:color="F0F4FF" w:val="solid"/>
-          </w:tcPr>
-          <w:p>
-            <w:pPr>
-              <w:spacing w:after="40" w:before="40"/>
-            </w:pPr>
-            <w:r>
-              <w:rPr>
-                <w:rFonts w:ascii="Segoe UI" w:cs="Segoe UI" w:eastAsia="Segoe UI" w:hAnsi="Segoe UI"/>
-                <w:b/>
-                <w:bCs/>
-                <w:color w:val="333333"/>
-                <w:sz w:val="20"/>
-                <w:szCs w:val="20"/>
-              </w:rPr>
-              <w:t xml:space="preserve">UNDER</w:t>
-            </w:r>
-          </w:p>
-        </w:tc>
-        <w:tc>
-          <w:tcPr>
-            <w:tcW w:type="pct" w:w="20%"/>
-            <w:shd w:color="F0F4FF" w:val="solid"/>
-          </w:tcPr>
-          <w:p>
-            <w:pPr>
-              <w:spacing w:after="40" w:before="40"/>
-            </w:pPr>
-            <w:r>
-              <w:rPr>
-                <w:rFonts w:ascii="Segoe UI" w:cs="Segoe UI" w:eastAsia="Segoe UI" w:hAnsi="Segoe UI"/>
-                <w:b w:val="false"/>
-                <w:bCs w:val="false"/>
-                <w:color w:val="333333"/>
-                <w:sz w:val="20"/>
-                <w:szCs w:val="20"/>
-              </w:rPr>
-              <w:t xml:space="preserve">⭐⭐⭐</w:t>
-            </w:r>
-          </w:p>
-        </w:tc>
-        <w:tc>
-          <w:tcPr>
-            <w:tcW w:type="pct" w:w="20%"/>
-            <w:shd w:color="F0F4FF" w:val="solid"/>
-          </w:tcPr>
-          <w:p>
-            <w:pPr>
-              <w:spacing w:after="40" w:before="40"/>
-            </w:pPr>
-            <w:r>
-              <w:rPr>
-                <w:rFonts w:ascii="Segoe UI" w:cs="Segoe UI" w:eastAsia="Segoe UI" w:hAnsi="Segoe UI"/>
-                <w:b w:val="false"/>
-                <w:bCs w:val="false"/>
-                <w:color w:val="333333"/>
-                <w:sz w:val="20"/>
-                <w:szCs w:val="20"/>
-              </w:rPr>
-              <w:t xml:space="preserve">KR control dragon tight</w:t>
-            </w:r>
-          </w:p>
-        </w:tc>
-      </w:tr>
-    </w:tbl>
-    <w:p>
-      <w:pPr>
-        <w:spacing w:after="120"/>
-      </w:pPr>
     </w:p>
     <w:p>
       <w:pPr>
@@ -3374,543 +1941,23 @@
           <w:sz w:val="20"/>
           <w:szCs w:val="20"/>
         </w:rPr>
-        <w:t xml:space="preserve">Bo3 Strategy:</w:t>
+        <w:t xml:space="preserve">Team Info: DK Elo 1710 | T1 Elo 1750 | LCK avg ~25 total kills, 33m game</w:t>
       </w:r>
     </w:p>
     <w:p>
       <w:pPr>
-        <w:shd w:color="F5F5F0" w:val="solid"/>
-        <w:spacing w:after="100" w:before="100"/>
-      </w:pPr>
-      <w:r>
-        <w:rPr>
-          <w:rFonts w:ascii="Consolas" w:cs="Consolas" w:eastAsia="Consolas" w:hAnsi="Consolas"/>
-          <w:b w:val="false"/>
-          <w:bCs w:val="false"/>
-          <w:color w:val="2D5016"/>
-          <w:sz w:val="18"/>
-          <w:szCs w:val="18"/>
-        </w:rPr>
-        <w:t xml:space="preserve">G1 (1u): Kill UNDER + Time UNDER
-├── ✅ Win → G2 (1.5u): Giữ + thêm Tower OVER
-│   ├── ✅ Win → DONE 🎉
-│   └── ❌ Loss → G3 (1u): Kèo cân, xem adapt
-└── ❌ Loss → G2 (0.75u): Review data G1
-    ├── ✅ Win → G3 (1u): Momentum
-    └── ❌ Loss → STOP ✋</w:t>
-      </w:r>
-    </w:p>
-    <w:p>
-      <w:pPr>
-        <w:pStyle w:val="Heading3"/>
-        <w:spacing w:after="60" w:before="150"/>
+        <w:spacing w:after="40" w:before="40"/>
       </w:pPr>
       <w:r>
         <w:rPr>
           <w:rFonts w:ascii="Segoe UI" w:cs="Segoe UI" w:eastAsia="Segoe UI" w:hAnsi="Segoe UI"/>
-          <w:b/>
-          <w:bCs/>
-          <w:color w:val="1a1a2e"/>
-          <w:sz w:val="24"/>
-          <w:szCs w:val="24"/>
-        </w:rPr>
-        <w:t xml:space="preserve">#2 🏆 JDG vs NiP (LPL Bo3) — ~17:58</w:t>
-      </w:r>
-    </w:p>
-    <w:tbl>
-      <w:tblPr>
-        <w:tblW w:type="pct" w:w="100%"/>
-        <w:tblBorders>
-          <w:top w:val="single" w:color="auto" w:sz="4"/>
-          <w:left w:val="single" w:color="auto" w:sz="4"/>
-          <w:bottom w:val="single" w:color="auto" w:sz="4"/>
-          <w:right w:val="single" w:color="auto" w:sz="4"/>
-          <w:insideH w:val="single" w:color="auto" w:sz="4"/>
-          <w:insideV w:val="single" w:color="auto" w:sz="4"/>
-        </w:tblBorders>
-      </w:tblPr>
-      <w:tblGrid>
-        <w:gridCol w:w="100"/>
-        <w:gridCol w:w="100"/>
-        <w:gridCol w:w="100"/>
-        <w:gridCol w:w="100"/>
-        <w:gridCol w:w="100"/>
-      </w:tblGrid>
-      <w:tr>
-        <w:tc>
-          <w:tcPr>
-            <w:tcW w:type="pct" w:w="20%"/>
-            <w:shd w:color="080C25" w:val="solid"/>
-          </w:tcPr>
-          <w:p>
-            <w:pPr>
-              <w:spacing w:after="40" w:before="40"/>
-            </w:pPr>
-            <w:r>
-              <w:rPr>
-                <w:rFonts w:ascii="Segoe UI" w:cs="Segoe UI" w:eastAsia="Segoe UI" w:hAnsi="Segoe UI"/>
-                <w:b/>
-                <w:bCs/>
-                <w:color w:val="FFFFFF"/>
-                <w:sz w:val="20"/>
-                <w:szCs w:val="20"/>
-              </w:rPr>
-              <w:t xml:space="preserve">Market</w:t>
-            </w:r>
-          </w:p>
-        </w:tc>
-        <w:tc>
-          <w:tcPr>
-            <w:tcW w:type="pct" w:w="20%"/>
-            <w:shd w:color="080C25" w:val="solid"/>
-          </w:tcPr>
-          <w:p>
-            <w:pPr>
-              <w:spacing w:after="40" w:before="40"/>
-            </w:pPr>
-            <w:r>
-              <w:rPr>
-                <w:rFonts w:ascii="Segoe UI" w:cs="Segoe UI" w:eastAsia="Segoe UI" w:hAnsi="Segoe UI"/>
-                <w:b/>
-                <w:bCs/>
-                <w:color w:val="FFFFFF"/>
-                <w:sz w:val="20"/>
-                <w:szCs w:val="20"/>
-              </w:rPr>
-              <w:t xml:space="preserve">Line</w:t>
-            </w:r>
-          </w:p>
-        </w:tc>
-        <w:tc>
-          <w:tcPr>
-            <w:tcW w:type="pct" w:w="20%"/>
-            <w:shd w:color="080C25" w:val="solid"/>
-          </w:tcPr>
-          <w:p>
-            <w:pPr>
-              <w:spacing w:after="40" w:before="40"/>
-            </w:pPr>
-            <w:r>
-              <w:rPr>
-                <w:rFonts w:ascii="Segoe UI" w:cs="Segoe UI" w:eastAsia="Segoe UI" w:hAnsi="Segoe UI"/>
-                <w:b/>
-                <w:bCs/>
-                <w:color w:val="FFFFFF"/>
-                <w:sz w:val="20"/>
-                <w:szCs w:val="20"/>
-              </w:rPr>
-              <w:t xml:space="preserve">Pick</w:t>
-            </w:r>
-          </w:p>
-        </w:tc>
-        <w:tc>
-          <w:tcPr>
-            <w:tcW w:type="pct" w:w="20%"/>
-            <w:shd w:color="080C25" w:val="solid"/>
-          </w:tcPr>
-          <w:p>
-            <w:pPr>
-              <w:spacing w:after="40" w:before="40"/>
-            </w:pPr>
-            <w:r>
-              <w:rPr>
-                <w:rFonts w:ascii="Segoe UI" w:cs="Segoe UI" w:eastAsia="Segoe UI" w:hAnsi="Segoe UI"/>
-                <w:b/>
-                <w:bCs/>
-                <w:color w:val="FFFFFF"/>
-                <w:sz w:val="20"/>
-                <w:szCs w:val="20"/>
-              </w:rPr>
-              <w:t xml:space="preserve">Conf</w:t>
-            </w:r>
-          </w:p>
-        </w:tc>
-        <w:tc>
-          <w:tcPr>
-            <w:tcW w:type="pct" w:w="20%"/>
-            <w:shd w:color="080C25" w:val="solid"/>
-          </w:tcPr>
-          <w:p>
-            <w:pPr>
-              <w:spacing w:after="40" w:before="40"/>
-            </w:pPr>
-            <w:r>
-              <w:rPr>
-                <w:rFonts w:ascii="Segoe UI" w:cs="Segoe UI" w:eastAsia="Segoe UI" w:hAnsi="Segoe UI"/>
-                <w:b/>
-                <w:bCs/>
-                <w:color w:val="FFFFFF"/>
-                <w:sz w:val="20"/>
-                <w:szCs w:val="20"/>
-              </w:rPr>
-              <w:t xml:space="preserve">Lý do</w:t>
-            </w:r>
-          </w:p>
-        </w:tc>
-      </w:tr>
-      <w:tr>
-        <w:tc>
-          <w:tcPr>
-            <w:tcW w:type="pct" w:w="20%"/>
-          </w:tcPr>
-          <w:p>
-            <w:pPr>
-              <w:spacing w:after="40" w:before="40"/>
-            </w:pPr>
-            <w:r>
-              <w:rPr>
-                <w:rFonts w:ascii="Segoe UI" w:cs="Segoe UI" w:eastAsia="Segoe UI" w:hAnsi="Segoe UI"/>
-                <w:b w:val="false"/>
-                <w:bCs w:val="false"/>
-                <w:color w:val="333333"/>
-                <w:sz w:val="20"/>
-                <w:szCs w:val="20"/>
-              </w:rPr>
-              <w:t xml:space="preserve">Kill O/U</w:t>
-            </w:r>
-          </w:p>
-        </w:tc>
-        <w:tc>
-          <w:tcPr>
-            <w:tcW w:type="pct" w:w="20%"/>
-          </w:tcPr>
-          <w:p>
-            <w:pPr>
-              <w:spacing w:after="40" w:before="40"/>
-            </w:pPr>
-            <w:r>
-              <w:rPr>
-                <w:rFonts w:ascii="Segoe UI" w:cs="Segoe UI" w:eastAsia="Segoe UI" w:hAnsi="Segoe UI"/>
-                <w:b w:val="false"/>
-                <w:bCs w:val="false"/>
-                <w:color w:val="333333"/>
-                <w:sz w:val="20"/>
-                <w:szCs w:val="20"/>
-              </w:rPr>
-              <w:t xml:space="preserve">29.5</w:t>
-            </w:r>
-          </w:p>
-        </w:tc>
-        <w:tc>
-          <w:tcPr>
-            <w:tcW w:type="pct" w:w="20%"/>
-          </w:tcPr>
-          <w:p>
-            <w:pPr>
-              <w:spacing w:after="40" w:before="40"/>
-            </w:pPr>
-            <w:r>
-              <w:rPr>
-                <w:rFonts w:ascii="Segoe UI" w:cs="Segoe UI" w:eastAsia="Segoe UI" w:hAnsi="Segoe UI"/>
-                <w:b/>
-                <w:bCs/>
-                <w:color w:val="333333"/>
-                <w:sz w:val="20"/>
-                <w:szCs w:val="20"/>
-              </w:rPr>
-              <w:t xml:space="preserve">OVER</w:t>
-            </w:r>
-          </w:p>
-        </w:tc>
-        <w:tc>
-          <w:tcPr>
-            <w:tcW w:type="pct" w:w="20%"/>
-          </w:tcPr>
-          <w:p>
-            <w:pPr>
-              <w:spacing w:after="40" w:before="40"/>
-            </w:pPr>
-            <w:r>
-              <w:rPr>
-                <w:rFonts w:ascii="Segoe UI" w:cs="Segoe UI" w:eastAsia="Segoe UI" w:hAnsi="Segoe UI"/>
-                <w:b w:val="false"/>
-                <w:bCs w:val="false"/>
-                <w:color w:val="333333"/>
-                <w:sz w:val="20"/>
-                <w:szCs w:val="20"/>
-              </w:rPr>
-              <w:t xml:space="preserve">⭐⭐⭐⭐</w:t>
-            </w:r>
-          </w:p>
-        </w:tc>
-        <w:tc>
-          <w:tcPr>
-            <w:tcW w:type="pct" w:w="20%"/>
-          </w:tcPr>
-          <w:p>
-            <w:pPr>
-              <w:spacing w:after="40" w:before="40"/>
-            </w:pPr>
-            <w:r>
-              <w:rPr>
-                <w:rFonts w:ascii="Segoe UI" w:cs="Segoe UI" w:eastAsia="Segoe UI" w:hAnsi="Segoe UI"/>
-                <w:b w:val="false"/>
-                <w:bCs w:val="false"/>
-                <w:color w:val="333333"/>
-                <w:sz w:val="20"/>
-                <w:szCs w:val="20"/>
-              </w:rPr>
-              <w:t xml:space="preserve">LPL aggressive meta</w:t>
-            </w:r>
-          </w:p>
-        </w:tc>
-      </w:tr>
-      <w:tr>
-        <w:tc>
-          <w:tcPr>
-            <w:tcW w:type="pct" w:w="20%"/>
-            <w:shd w:color="F0F4FF" w:val="solid"/>
-          </w:tcPr>
-          <w:p>
-            <w:pPr>
-              <w:spacing w:after="40" w:before="40"/>
-            </w:pPr>
-            <w:r>
-              <w:rPr>
-                <w:rFonts w:ascii="Segoe UI" w:cs="Segoe UI" w:eastAsia="Segoe UI" w:hAnsi="Segoe UI"/>
-                <w:b w:val="false"/>
-                <w:bCs w:val="false"/>
-                <w:color w:val="333333"/>
-                <w:sz w:val="20"/>
-                <w:szCs w:val="20"/>
-              </w:rPr>
-              <w:t xml:space="preserve">Tower O/U</w:t>
-            </w:r>
-          </w:p>
-        </w:tc>
-        <w:tc>
-          <w:tcPr>
-            <w:tcW w:type="pct" w:w="20%"/>
-            <w:shd w:color="F0F4FF" w:val="solid"/>
-          </w:tcPr>
-          <w:p>
-            <w:pPr>
-              <w:spacing w:after="40" w:before="40"/>
-            </w:pPr>
-            <w:r>
-              <w:rPr>
-                <w:rFonts w:ascii="Segoe UI" w:cs="Segoe UI" w:eastAsia="Segoe UI" w:hAnsi="Segoe UI"/>
-                <w:b w:val="false"/>
-                <w:bCs w:val="false"/>
-                <w:color w:val="333333"/>
-                <w:sz w:val="20"/>
-                <w:szCs w:val="20"/>
-              </w:rPr>
-              <w:t xml:space="preserve">11.5</w:t>
-            </w:r>
-          </w:p>
-        </w:tc>
-        <w:tc>
-          <w:tcPr>
-            <w:tcW w:type="pct" w:w="20%"/>
-            <w:shd w:color="F0F4FF" w:val="solid"/>
-          </w:tcPr>
-          <w:p>
-            <w:pPr>
-              <w:spacing w:after="40" w:before="40"/>
-            </w:pPr>
-            <w:r>
-              <w:rPr>
-                <w:rFonts w:ascii="Segoe UI" w:cs="Segoe UI" w:eastAsia="Segoe UI" w:hAnsi="Segoe UI"/>
-                <w:b/>
-                <w:bCs/>
-                <w:color w:val="333333"/>
-                <w:sz w:val="20"/>
-                <w:szCs w:val="20"/>
-              </w:rPr>
-              <w:t xml:space="preserve">OVER</w:t>
-            </w:r>
-          </w:p>
-        </w:tc>
-        <w:tc>
-          <w:tcPr>
-            <w:tcW w:type="pct" w:w="20%"/>
-            <w:shd w:color="F0F4FF" w:val="solid"/>
-          </w:tcPr>
-          <w:p>
-            <w:pPr>
-              <w:spacing w:after="40" w:before="40"/>
-            </w:pPr>
-            <w:r>
-              <w:rPr>
-                <w:rFonts w:ascii="Segoe UI" w:cs="Segoe UI" w:eastAsia="Segoe UI" w:hAnsi="Segoe UI"/>
-                <w:b w:val="false"/>
-                <w:bCs w:val="false"/>
-                <w:color w:val="333333"/>
-                <w:sz w:val="20"/>
-                <w:szCs w:val="20"/>
-              </w:rPr>
-              <w:t xml:space="preserve">⭐⭐⭐</w:t>
-            </w:r>
-          </w:p>
-        </w:tc>
-        <w:tc>
-          <w:tcPr>
-            <w:tcW w:type="pct" w:w="20%"/>
-            <w:shd w:color="F0F4FF" w:val="solid"/>
-          </w:tcPr>
-          <w:p>
-            <w:pPr>
-              <w:spacing w:after="40" w:before="40"/>
-            </w:pPr>
-            <w:r>
-              <w:rPr>
-                <w:rFonts w:ascii="Segoe UI" w:cs="Segoe UI" w:eastAsia="Segoe UI" w:hAnsi="Segoe UI"/>
-                <w:b w:val="false"/>
-                <w:bCs w:val="false"/>
-                <w:color w:val="333333"/>
-                <w:sz w:val="20"/>
-                <w:szCs w:val="20"/>
-              </w:rPr>
-              <w:t xml:space="preserve">Push nhanh</w:t>
-            </w:r>
-          </w:p>
-        </w:tc>
-      </w:tr>
-      <w:tr>
-        <w:tc>
-          <w:tcPr>
-            <w:tcW w:type="pct" w:w="20%"/>
-          </w:tcPr>
-          <w:p>
-            <w:pPr>
-              <w:spacing w:after="40" w:before="40"/>
-            </w:pPr>
-            <w:r>
-              <w:rPr>
-                <w:rFonts w:ascii="Segoe UI" w:cs="Segoe UI" w:eastAsia="Segoe UI" w:hAnsi="Segoe UI"/>
-                <w:b w:val="false"/>
-                <w:bCs w:val="false"/>
-                <w:color w:val="333333"/>
-                <w:sz w:val="20"/>
-                <w:szCs w:val="20"/>
-              </w:rPr>
-              <w:t xml:space="preserve">Time O/U</w:t>
-            </w:r>
-          </w:p>
-        </w:tc>
-        <w:tc>
-          <w:tcPr>
-            <w:tcW w:type="pct" w:w="20%"/>
-          </w:tcPr>
-          <w:p>
-            <w:pPr>
-              <w:spacing w:after="40" w:before="40"/>
-            </w:pPr>
-            <w:r>
-              <w:rPr>
-                <w:rFonts w:ascii="Segoe UI" w:cs="Segoe UI" w:eastAsia="Segoe UI" w:hAnsi="Segoe UI"/>
-                <w:b w:val="false"/>
-                <w:bCs w:val="false"/>
-                <w:color w:val="333333"/>
-                <w:sz w:val="20"/>
-                <w:szCs w:val="20"/>
-              </w:rPr>
-              <w:t xml:space="preserve">31m</w:t>
-            </w:r>
-          </w:p>
-        </w:tc>
-        <w:tc>
-          <w:tcPr>
-            <w:tcW w:type="pct" w:w="20%"/>
-          </w:tcPr>
-          <w:p>
-            <w:pPr>
-              <w:spacing w:after="40" w:before="40"/>
-            </w:pPr>
-            <w:r>
-              <w:rPr>
-                <w:rFonts w:ascii="Segoe UI" w:cs="Segoe UI" w:eastAsia="Segoe UI" w:hAnsi="Segoe UI"/>
-                <w:b/>
-                <w:bCs/>
-                <w:color w:val="333333"/>
-                <w:sz w:val="20"/>
-                <w:szCs w:val="20"/>
-              </w:rPr>
-              <w:t xml:space="preserve">UNDER</w:t>
-            </w:r>
-          </w:p>
-        </w:tc>
-        <w:tc>
-          <w:tcPr>
-            <w:tcW w:type="pct" w:w="20%"/>
-          </w:tcPr>
-          <w:p>
-            <w:pPr>
-              <w:spacing w:after="40" w:before="40"/>
-            </w:pPr>
-            <w:r>
-              <w:rPr>
-                <w:rFonts w:ascii="Segoe UI" w:cs="Segoe UI" w:eastAsia="Segoe UI" w:hAnsi="Segoe UI"/>
-                <w:b w:val="false"/>
-                <w:bCs w:val="false"/>
-                <w:color w:val="333333"/>
-                <w:sz w:val="20"/>
-                <w:szCs w:val="20"/>
-              </w:rPr>
-              <w:t xml:space="preserve">⭐⭐⭐</w:t>
-            </w:r>
-          </w:p>
-        </w:tc>
-        <w:tc>
-          <w:tcPr>
-            <w:tcW w:type="pct" w:w="20%"/>
-          </w:tcPr>
-          <w:p>
-            <w:pPr>
-              <w:spacing w:after="40" w:before="40"/>
-            </w:pPr>
-            <w:r>
-              <w:rPr>
-                <w:rFonts w:ascii="Segoe UI" w:cs="Segoe UI" w:eastAsia="Segoe UI" w:hAnsi="Segoe UI"/>
-                <w:b w:val="false"/>
-                <w:bCs w:val="false"/>
-                <w:color w:val="333333"/>
-                <w:sz w:val="20"/>
-                <w:szCs w:val="20"/>
-              </w:rPr>
-              <w:t xml:space="preserve">LPL games ~28-30m</w:t>
-            </w:r>
-          </w:p>
-        </w:tc>
-      </w:tr>
-    </w:tbl>
-    <w:p>
-      <w:pPr>
-        <w:spacing w:after="120"/>
-      </w:pPr>
-    </w:p>
-    <w:p>
-      <w:pPr>
-        <w:spacing w:after="40" w:before="40"/>
-      </w:pPr>
-      <w:r>
-        <w:rPr>
-          <w:rFonts w:ascii="Segoe UI" w:cs="Segoe UI" w:eastAsia="Segoe UI" w:hAnsi="Segoe UI"/>
-          <w:b/>
-          <w:bCs/>
+          <w:b w:val="false"/>
+          <w:bCs w:val="false"/>
           <w:color w:val="333333"/>
           <w:sz w:val="20"/>
           <w:szCs w:val="20"/>
         </w:rPr>
-        <w:t xml:space="preserve">Bo3 Strategy: Tương tự template, G1 1u Kill OVER + Time UNDER</w:t>
-      </w:r>
-    </w:p>
-    <w:p>
-      <w:pPr>
-        <w:pStyle w:val="Heading3"/>
-        <w:spacing w:after="60" w:before="150"/>
-      </w:pPr>
-      <w:r>
-        <w:rPr>
-          <w:rFonts w:ascii="Segoe UI" w:cs="Segoe UI" w:eastAsia="Segoe UI" w:hAnsi="Segoe UI"/>
-          <w:b/>
-          <w:bCs/>
-          <w:color w:val="1a1a2e"/>
-          <w:sz w:val="24"/>
-          <w:szCs w:val="24"/>
-        </w:rPr>
-        <w:t xml:space="preserve">#3 Antares vs Estar Backs (CCT SA Bo3) — ~22:00</w:t>
+        <w:t xml:space="preserve">#### Kèo cơ sở (áp dụng từ Game 1)</w:t>
       </w:r>
     </w:p>
     <w:tbl>
@@ -4060,28 +2107,28 @@
                 <w:sz w:val="20"/>
                 <w:szCs w:val="20"/>
               </w:rPr>
-              <w:t xml:space="preserve">60.5</w:t>
-            </w:r>
-          </w:p>
-        </w:tc>
-        <w:tc>
-          <w:tcPr>
-            <w:tcW w:type="pct" w:w="25%"/>
-          </w:tcPr>
-          <w:p>
-            <w:pPr>
-              <w:spacing w:after="40" w:before="40"/>
-            </w:pPr>
-            <w:r>
-              <w:rPr>
-                <w:rFonts w:ascii="Segoe UI" w:cs="Segoe UI" w:eastAsia="Segoe UI" w:hAnsi="Segoe UI"/>
-                <w:b/>
-                <w:bCs/>
-                <w:color w:val="333333"/>
-                <w:sz w:val="20"/>
-                <w:szCs w:val="20"/>
-              </w:rPr>
-              <w:t xml:space="preserve">OVER</w:t>
+              <w:t xml:space="preserve">27.5</w:t>
+            </w:r>
+          </w:p>
+        </w:tc>
+        <w:tc>
+          <w:tcPr>
+            <w:tcW w:type="pct" w:w="25%"/>
+          </w:tcPr>
+          <w:p>
+            <w:pPr>
+              <w:spacing w:after="40" w:before="40"/>
+            </w:pPr>
+            <w:r>
+              <w:rPr>
+                <w:rFonts w:ascii="Segoe UI" w:cs="Segoe UI" w:eastAsia="Segoe UI" w:hAnsi="Segoe UI"/>
+                <w:b/>
+                <w:bCs/>
+                <w:color w:val="333333"/>
+                <w:sz w:val="20"/>
+                <w:szCs w:val="20"/>
+              </w:rPr>
+              <w:t xml:space="preserve">UNDER</w:t>
             </w:r>
           </w:p>
         </w:tc>
@@ -4126,6 +2173,95 @@
                 <w:sz w:val="20"/>
                 <w:szCs w:val="20"/>
               </w:rPr>
+              <w:t xml:space="preserve">Tower O/U</w:t>
+            </w:r>
+          </w:p>
+        </w:tc>
+        <w:tc>
+          <w:tcPr>
+            <w:tcW w:type="pct" w:w="25%"/>
+            <w:shd w:color="F0F4FF" w:val="solid"/>
+          </w:tcPr>
+          <w:p>
+            <w:pPr>
+              <w:spacing w:after="40" w:before="40"/>
+            </w:pPr>
+            <w:r>
+              <w:rPr>
+                <w:rFonts w:ascii="Segoe UI" w:cs="Segoe UI" w:eastAsia="Segoe UI" w:hAnsi="Segoe UI"/>
+                <w:b w:val="false"/>
+                <w:bCs w:val="false"/>
+                <w:color w:val="333333"/>
+                <w:sz w:val="20"/>
+                <w:szCs w:val="20"/>
+              </w:rPr>
+              <w:t xml:space="preserve">11.5</w:t>
+            </w:r>
+          </w:p>
+        </w:tc>
+        <w:tc>
+          <w:tcPr>
+            <w:tcW w:type="pct" w:w="25%"/>
+            <w:shd w:color="F0F4FF" w:val="solid"/>
+          </w:tcPr>
+          <w:p>
+            <w:pPr>
+              <w:spacing w:after="40" w:before="40"/>
+            </w:pPr>
+            <w:r>
+              <w:rPr>
+                <w:rFonts w:ascii="Segoe UI" w:cs="Segoe UI" w:eastAsia="Segoe UI" w:hAnsi="Segoe UI"/>
+                <w:b/>
+                <w:bCs/>
+                <w:color w:val="333333"/>
+                <w:sz w:val="20"/>
+                <w:szCs w:val="20"/>
+              </w:rPr>
+              <w:t xml:space="preserve">OVER</w:t>
+            </w:r>
+          </w:p>
+        </w:tc>
+        <w:tc>
+          <w:tcPr>
+            <w:tcW w:type="pct" w:w="25%"/>
+            <w:shd w:color="F0F4FF" w:val="solid"/>
+          </w:tcPr>
+          <w:p>
+            <w:pPr>
+              <w:spacing w:after="40" w:before="40"/>
+            </w:pPr>
+            <w:r>
+              <w:rPr>
+                <w:rFonts w:ascii="Segoe UI" w:cs="Segoe UI" w:eastAsia="Segoe UI" w:hAnsi="Segoe UI"/>
+                <w:b w:val="false"/>
+                <w:bCs w:val="false"/>
+                <w:color w:val="333333"/>
+                <w:sz w:val="20"/>
+                <w:szCs w:val="20"/>
+              </w:rPr>
+              <w:t xml:space="preserve">⭐⭐⭐</w:t>
+            </w:r>
+          </w:p>
+        </w:tc>
+      </w:tr>
+      <w:tr>
+        <w:tc>
+          <w:tcPr>
+            <w:tcW w:type="pct" w:w="25%"/>
+          </w:tcPr>
+          <w:p>
+            <w:pPr>
+              <w:spacing w:after="40" w:before="40"/>
+            </w:pPr>
+            <w:r>
+              <w:rPr>
+                <w:rFonts w:ascii="Segoe UI" w:cs="Segoe UI" w:eastAsia="Segoe UI" w:hAnsi="Segoe UI"/>
+                <w:b w:val="false"/>
+                <w:bCs w:val="false"/>
+                <w:color w:val="333333"/>
+                <w:sz w:val="20"/>
+                <w:szCs w:val="20"/>
+              </w:rPr>
               <w:t xml:space="preserve">Time O/U</w:t>
             </w:r>
           </w:p>
@@ -4133,29 +2269,27 @@
         <w:tc>
           <w:tcPr>
             <w:tcW w:type="pct" w:w="25%"/>
-            <w:shd w:color="F0F4FF" w:val="solid"/>
-          </w:tcPr>
-          <w:p>
-            <w:pPr>
-              <w:spacing w:after="40" w:before="40"/>
-            </w:pPr>
-            <w:r>
-              <w:rPr>
-                <w:rFonts w:ascii="Segoe UI" w:cs="Segoe UI" w:eastAsia="Segoe UI" w:hAnsi="Segoe UI"/>
-                <w:b w:val="false"/>
-                <w:bCs w:val="false"/>
-                <w:color w:val="333333"/>
-                <w:sz w:val="20"/>
-                <w:szCs w:val="20"/>
-              </w:rPr>
-              <w:t xml:space="preserve">40m</w:t>
-            </w:r>
-          </w:p>
-        </w:tc>
-        <w:tc>
-          <w:tcPr>
-            <w:tcW w:type="pct" w:w="25%"/>
-            <w:shd w:color="F0F4FF" w:val="solid"/>
+          </w:tcPr>
+          <w:p>
+            <w:pPr>
+              <w:spacing w:after="40" w:before="40"/>
+            </w:pPr>
+            <w:r>
+              <w:rPr>
+                <w:rFonts w:ascii="Segoe UI" w:cs="Segoe UI" w:eastAsia="Segoe UI" w:hAnsi="Segoe UI"/>
+                <w:b w:val="false"/>
+                <w:bCs w:val="false"/>
+                <w:color w:val="333333"/>
+                <w:sz w:val="20"/>
+                <w:szCs w:val="20"/>
+              </w:rPr>
+              <w:t xml:space="preserve">33m</w:t>
+            </w:r>
+          </w:p>
+        </w:tc>
+        <w:tc>
+          <w:tcPr>
+            <w:tcW w:type="pct" w:w="25%"/>
           </w:tcPr>
           <w:p>
             <w:pPr>
@@ -4177,22 +2311,111 @@
         <w:tc>
           <w:tcPr>
             <w:tcW w:type="pct" w:w="25%"/>
-            <w:shd w:color="F0F4FF" w:val="solid"/>
-          </w:tcPr>
-          <w:p>
-            <w:pPr>
-              <w:spacing w:after="40" w:before="40"/>
-            </w:pPr>
-            <w:r>
-              <w:rPr>
-                <w:rFonts w:ascii="Segoe UI" w:cs="Segoe UI" w:eastAsia="Segoe UI" w:hAnsi="Segoe UI"/>
-                <w:b w:val="false"/>
-                <w:bCs w:val="false"/>
-                <w:color w:val="333333"/>
-                <w:sz w:val="20"/>
-                <w:szCs w:val="20"/>
-              </w:rPr>
-              <w:t xml:space="preserve">⭐⭐⭐⭐</w:t>
+          </w:tcPr>
+          <w:p>
+            <w:pPr>
+              <w:spacing w:after="40" w:before="40"/>
+            </w:pPr>
+            <w:r>
+              <w:rPr>
+                <w:rFonts w:ascii="Segoe UI" w:cs="Segoe UI" w:eastAsia="Segoe UI" w:hAnsi="Segoe UI"/>
+                <w:b w:val="false"/>
+                <w:bCs w:val="false"/>
+                <w:color w:val="333333"/>
+                <w:sz w:val="20"/>
+                <w:szCs w:val="20"/>
+              </w:rPr>
+              <w:t xml:space="preserve">⭐⭐⭐</w:t>
+            </w:r>
+          </w:p>
+        </w:tc>
+      </w:tr>
+      <w:tr>
+        <w:tc>
+          <w:tcPr>
+            <w:tcW w:type="pct" w:w="25%"/>
+            <w:shd w:color="F0F4FF" w:val="solid"/>
+          </w:tcPr>
+          <w:p>
+            <w:pPr>
+              <w:spacing w:after="40" w:before="40"/>
+            </w:pPr>
+            <w:r>
+              <w:rPr>
+                <w:rFonts w:ascii="Segoe UI" w:cs="Segoe UI" w:eastAsia="Segoe UI" w:hAnsi="Segoe UI"/>
+                <w:b w:val="false"/>
+                <w:bCs w:val="false"/>
+                <w:color w:val="333333"/>
+                <w:sz w:val="20"/>
+                <w:szCs w:val="20"/>
+              </w:rPr>
+              <w:t xml:space="preserve">Dragon O/U</w:t>
+            </w:r>
+          </w:p>
+        </w:tc>
+        <w:tc>
+          <w:tcPr>
+            <w:tcW w:type="pct" w:w="25%"/>
+            <w:shd w:color="F0F4FF" w:val="solid"/>
+          </w:tcPr>
+          <w:p>
+            <w:pPr>
+              <w:spacing w:after="40" w:before="40"/>
+            </w:pPr>
+            <w:r>
+              <w:rPr>
+                <w:rFonts w:ascii="Segoe UI" w:cs="Segoe UI" w:eastAsia="Segoe UI" w:hAnsi="Segoe UI"/>
+                <w:b w:val="false"/>
+                <w:bCs w:val="false"/>
+                <w:color w:val="333333"/>
+                <w:sz w:val="20"/>
+                <w:szCs w:val="20"/>
+              </w:rPr>
+              <w:t xml:space="preserve">4.5</w:t>
+            </w:r>
+          </w:p>
+        </w:tc>
+        <w:tc>
+          <w:tcPr>
+            <w:tcW w:type="pct" w:w="25%"/>
+            <w:shd w:color="F0F4FF" w:val="solid"/>
+          </w:tcPr>
+          <w:p>
+            <w:pPr>
+              <w:spacing w:after="40" w:before="40"/>
+            </w:pPr>
+            <w:r>
+              <w:rPr>
+                <w:rFonts w:ascii="Segoe UI" w:cs="Segoe UI" w:eastAsia="Segoe UI" w:hAnsi="Segoe UI"/>
+                <w:b/>
+                <w:bCs/>
+                <w:color w:val="333333"/>
+                <w:sz w:val="20"/>
+                <w:szCs w:val="20"/>
+              </w:rPr>
+              <w:t xml:space="preserve">UNDER</w:t>
+            </w:r>
+          </w:p>
+        </w:tc>
+        <w:tc>
+          <w:tcPr>
+            <w:tcW w:type="pct" w:w="25%"/>
+            <w:shd w:color="F0F4FF" w:val="solid"/>
+          </w:tcPr>
+          <w:p>
+            <w:pPr>
+              <w:spacing w:after="40" w:before="40"/>
+            </w:pPr>
+            <w:r>
+              <w:rPr>
+                <w:rFonts w:ascii="Segoe UI" w:cs="Segoe UI" w:eastAsia="Segoe UI" w:hAnsi="Segoe UI"/>
+                <w:b w:val="false"/>
+                <w:bCs w:val="false"/>
+                <w:color w:val="333333"/>
+                <w:sz w:val="20"/>
+                <w:szCs w:val="20"/>
+              </w:rPr>
+              <w:t xml:space="preserve">⭐⭐⭐</w:t>
             </w:r>
           </w:p>
         </w:tc>
@@ -4205,40 +2428,69 @@
     </w:p>
     <w:p>
       <w:pPr>
-        <w:spacing w:after="60" w:before="60"/>
-        <w:ind w:left="431"/>
+        <w:spacing w:after="40" w:before="40"/>
       </w:pPr>
       <w:r>
         <w:rPr>
           <w:rFonts w:ascii="Segoe UI" w:cs="Segoe UI" w:eastAsia="Segoe UI" w:hAnsi="Segoe UI"/>
           <w:b w:val="false"/>
           <w:bCs w:val="false"/>
-          <w:i/>
-          <w:iCs/>
-          <w:color w:val="555555"/>
+          <w:color w:val="333333"/>
           <w:sz w:val="20"/>
           <w:szCs w:val="20"/>
         </w:rPr>
-        <w:t xml:space="preserve">Estar Backs DOMINANT (avg 40+ kills). Odds: ~heavy favorite.</w:t>
+        <w:t xml:space="preserve">#### Bo3 Game-by-Game Strategy</w:t>
       </w:r>
     </w:p>
     <w:p>
       <w:pPr>
-        <w:spacing w:after="60" w:before="60"/>
-        <w:ind w:left="431"/>
+        <w:shd w:color="F5F5F0" w:val="solid"/>
+        <w:spacing w:after="100" w:before="100"/>
+      </w:pPr>
+      <w:r>
+        <w:rPr>
+          <w:rFonts w:ascii="Consolas" w:cs="Consolas" w:eastAsia="Consolas" w:hAnsi="Consolas"/>
+          <w:b w:val="false"/>
+          <w:bCs w:val="false"/>
+          <w:color w:val="2D5016"/>
+          <w:sz w:val="18"/>
+          <w:szCs w:val="18"/>
+        </w:rPr>
+        <w:t xml:space="preserve">📘 GAME 1 (Scout — 1u)
+   Picks: Kill UNDER 27.5 + Time UNDER 33m
+   ✅ THẮNG G1 → GAME 2 (Push — 1.5u)
+   │  Picks: GIỮ Kill UNDER + THÊM Tower OVER 11.5
+   │  Lý do: Trend đúng, team thắng G1 thường control tốt G2
+   │
+   │  ✅ Thắng G2 → DONE 🎉 Series 2-0
+   │  ❌ Thua G2 → GAME 3 (Cân bằng — 1u)
+   │     Xem: Draft adapt thế nào? Đội thua G2 push harder?
+   │     Picks: Kill OVER 27.5 + Time OVER 33m
+   │     (Game 3 decisive = thường nhiều fight + dài hơn)
+   │
+   ❌ THUA G1 → GAME 2 (Thận trọng — 0.75u)
+      Kiểm tra: Vì sao thua? Kills nhiều/ít hơn line? Game dài/ngắn?
+      Nếu G1 kills &lt; 20 (quá campy) → G2: Kill UNDER, Time OVER (đội thua sẽ đánh cẩn thận hơn)
+      Nếu G1 kills &gt; 30 (fiesta) → G2: Kill OVER, Time UNDER (meta trận này aggressive)
+      ✅ Thắng G2 → GAME 3 (Momentum — 1u)
+      │  Picks: Theo data G1+G2. Avg kills 2 game decide OVER/UNDER.
+      ❌ Thua G2 → STOP ✋ (0-2) → Cut loss, chuyển trận khác</w:t>
+      </w:r>
+    </w:p>
+    <w:p>
+      <w:pPr>
+        <w:spacing w:after="100" w:before="100"/>
       </w:pPr>
       <w:r>
         <w:rPr>
           <w:rFonts w:ascii="Segoe UI" w:cs="Segoe UI" w:eastAsia="Segoe UI" w:hAnsi="Segoe UI"/>
           <w:b w:val="false"/>
           <w:bCs w:val="false"/>
-          <w:i/>
-          <w:iCs/>
-          <w:color w:val="555555"/>
-          <w:sz w:val="20"/>
-          <w:szCs w:val="20"/>
+          <w:color w:val="CCCCCC"/>
+          <w:sz w:val="16"/>
+          <w:szCs w:val="16"/>
         </w:rPr>
-        <w:t xml:space="preserve">Size nhỏ 0.5u — T3 league.</w:t>
+        <w:t xml:space="preserve">────────────────────────────────────────────────────────────</w:t>
       </w:r>
     </w:p>
     <w:p>
@@ -4255,7 +2507,39 @@
           <w:sz w:val="24"/>
           <w:szCs w:val="24"/>
         </w:rPr>
-        <w:t xml:space="preserve">#4 INC vs Modus (EPL Bo3) — ~19:00</w:t>
+        <w:t xml:space="preserve">TRẬN 2: 🏆 JDG vs NiP (LPL Bo3) — ~17:58</w:t>
+      </w:r>
+    </w:p>
+    <w:p>
+      <w:pPr>
+        <w:spacing w:after="40" w:before="40"/>
+      </w:pPr>
+      <w:r>
+        <w:rPr>
+          <w:rFonts w:ascii="Segoe UI" w:cs="Segoe UI" w:eastAsia="Segoe UI" w:hAnsi="Segoe UI"/>
+          <w:b/>
+          <w:bCs/>
+          <w:color w:val="333333"/>
+          <w:sz w:val="20"/>
+          <w:szCs w:val="20"/>
+        </w:rPr>
+        <w:t xml:space="preserve">Team Info: LPL aggressive meta | avg ~30+ total kills, 28-31m game</w:t>
+      </w:r>
+    </w:p>
+    <w:p>
+      <w:pPr>
+        <w:spacing w:after="40" w:before="40"/>
+      </w:pPr>
+      <w:r>
+        <w:rPr>
+          <w:rFonts w:ascii="Segoe UI" w:cs="Segoe UI" w:eastAsia="Segoe UI" w:hAnsi="Segoe UI"/>
+          <w:b w:val="false"/>
+          <w:bCs w:val="false"/>
+          <w:color w:val="333333"/>
+          <w:sz w:val="20"/>
+          <w:szCs w:val="20"/>
+        </w:rPr>
+        <w:t xml:space="preserve">#### Kèo cơ sở</w:t>
       </w:r>
     </w:p>
     <w:tbl>
@@ -4405,7 +2689,7 @@
                 <w:sz w:val="20"/>
                 <w:szCs w:val="20"/>
               </w:rPr>
-              <w:t xml:space="preserve">58.5</w:t>
+              <w:t xml:space="preserve">29.5</w:t>
             </w:r>
           </w:p>
         </w:tc>
@@ -4447,7 +2731,7 @@
                 <w:sz w:val="20"/>
                 <w:szCs w:val="20"/>
               </w:rPr>
-              <w:t xml:space="preserve">⭐⭐⭐</w:t>
+              <w:t xml:space="preserve">⭐⭐⭐⭐</w:t>
             </w:r>
           </w:p>
         </w:tc>
@@ -4471,6 +2755,95 @@
                 <w:sz w:val="20"/>
                 <w:szCs w:val="20"/>
               </w:rPr>
+              <w:t xml:space="preserve">Tower O/U</w:t>
+            </w:r>
+          </w:p>
+        </w:tc>
+        <w:tc>
+          <w:tcPr>
+            <w:tcW w:type="pct" w:w="25%"/>
+            <w:shd w:color="F0F4FF" w:val="solid"/>
+          </w:tcPr>
+          <w:p>
+            <w:pPr>
+              <w:spacing w:after="40" w:before="40"/>
+            </w:pPr>
+            <w:r>
+              <w:rPr>
+                <w:rFonts w:ascii="Segoe UI" w:cs="Segoe UI" w:eastAsia="Segoe UI" w:hAnsi="Segoe UI"/>
+                <w:b w:val="false"/>
+                <w:bCs w:val="false"/>
+                <w:color w:val="333333"/>
+                <w:sz w:val="20"/>
+                <w:szCs w:val="20"/>
+              </w:rPr>
+              <w:t xml:space="preserve">11.5</w:t>
+            </w:r>
+          </w:p>
+        </w:tc>
+        <w:tc>
+          <w:tcPr>
+            <w:tcW w:type="pct" w:w="25%"/>
+            <w:shd w:color="F0F4FF" w:val="solid"/>
+          </w:tcPr>
+          <w:p>
+            <w:pPr>
+              <w:spacing w:after="40" w:before="40"/>
+            </w:pPr>
+            <w:r>
+              <w:rPr>
+                <w:rFonts w:ascii="Segoe UI" w:cs="Segoe UI" w:eastAsia="Segoe UI" w:hAnsi="Segoe UI"/>
+                <w:b/>
+                <w:bCs/>
+                <w:color w:val="333333"/>
+                <w:sz w:val="20"/>
+                <w:szCs w:val="20"/>
+              </w:rPr>
+              <w:t xml:space="preserve">OVER</w:t>
+            </w:r>
+          </w:p>
+        </w:tc>
+        <w:tc>
+          <w:tcPr>
+            <w:tcW w:type="pct" w:w="25%"/>
+            <w:shd w:color="F0F4FF" w:val="solid"/>
+          </w:tcPr>
+          <w:p>
+            <w:pPr>
+              <w:spacing w:after="40" w:before="40"/>
+            </w:pPr>
+            <w:r>
+              <w:rPr>
+                <w:rFonts w:ascii="Segoe UI" w:cs="Segoe UI" w:eastAsia="Segoe UI" w:hAnsi="Segoe UI"/>
+                <w:b w:val="false"/>
+                <w:bCs w:val="false"/>
+                <w:color w:val="333333"/>
+                <w:sz w:val="20"/>
+                <w:szCs w:val="20"/>
+              </w:rPr>
+              <w:t xml:space="preserve">⭐⭐⭐</w:t>
+            </w:r>
+          </w:p>
+        </w:tc>
+      </w:tr>
+      <w:tr>
+        <w:tc>
+          <w:tcPr>
+            <w:tcW w:type="pct" w:w="25%"/>
+          </w:tcPr>
+          <w:p>
+            <w:pPr>
+              <w:spacing w:after="40" w:before="40"/>
+            </w:pPr>
+            <w:r>
+              <w:rPr>
+                <w:rFonts w:ascii="Segoe UI" w:cs="Segoe UI" w:eastAsia="Segoe UI" w:hAnsi="Segoe UI"/>
+                <w:b w:val="false"/>
+                <w:bCs w:val="false"/>
+                <w:color w:val="333333"/>
+                <w:sz w:val="20"/>
+                <w:szCs w:val="20"/>
+              </w:rPr>
               <w:t xml:space="preserve">Time O/U</w:t>
             </w:r>
           </w:p>
@@ -4478,29 +2851,27 @@
         <w:tc>
           <w:tcPr>
             <w:tcW w:type="pct" w:w="25%"/>
-            <w:shd w:color="F0F4FF" w:val="solid"/>
-          </w:tcPr>
-          <w:p>
-            <w:pPr>
-              <w:spacing w:after="40" w:before="40"/>
-            </w:pPr>
-            <w:r>
-              <w:rPr>
-                <w:rFonts w:ascii="Segoe UI" w:cs="Segoe UI" w:eastAsia="Segoe UI" w:hAnsi="Segoe UI"/>
-                <w:b w:val="false"/>
-                <w:bCs w:val="false"/>
-                <w:color w:val="333333"/>
-                <w:sz w:val="20"/>
-                <w:szCs w:val="20"/>
-              </w:rPr>
-              <w:t xml:space="preserve">40m</w:t>
-            </w:r>
-          </w:p>
-        </w:tc>
-        <w:tc>
-          <w:tcPr>
-            <w:tcW w:type="pct" w:w="25%"/>
-            <w:shd w:color="F0F4FF" w:val="solid"/>
+          </w:tcPr>
+          <w:p>
+            <w:pPr>
+              <w:spacing w:after="40" w:before="40"/>
+            </w:pPr>
+            <w:r>
+              <w:rPr>
+                <w:rFonts w:ascii="Segoe UI" w:cs="Segoe UI" w:eastAsia="Segoe UI" w:hAnsi="Segoe UI"/>
+                <w:b w:val="false"/>
+                <w:bCs w:val="false"/>
+                <w:color w:val="333333"/>
+                <w:sz w:val="20"/>
+                <w:szCs w:val="20"/>
+              </w:rPr>
+              <w:t xml:space="preserve">31m</w:t>
+            </w:r>
+          </w:p>
+        </w:tc>
+        <w:tc>
+          <w:tcPr>
+            <w:tcW w:type="pct" w:w="25%"/>
           </w:tcPr>
           <w:p>
             <w:pPr>
@@ -4522,7 +2893,6 @@
         <w:tc>
           <w:tcPr>
             <w:tcW w:type="pct" w:w="25%"/>
-            <w:shd w:color="F0F4FF" w:val="solid"/>
           </w:tcPr>
           <w:p>
             <w:pPr>
@@ -4547,6 +2917,1731 @@
       <w:pPr>
         <w:spacing w:after="120"/>
       </w:pPr>
+    </w:p>
+    <w:p>
+      <w:pPr>
+        <w:spacing w:after="40" w:before="40"/>
+      </w:pPr>
+      <w:r>
+        <w:rPr>
+          <w:rFonts w:ascii="Segoe UI" w:cs="Segoe UI" w:eastAsia="Segoe UI" w:hAnsi="Segoe UI"/>
+          <w:b w:val="false"/>
+          <w:bCs w:val="false"/>
+          <w:color w:val="333333"/>
+          <w:sz w:val="20"/>
+          <w:szCs w:val="20"/>
+        </w:rPr>
+        <w:t xml:space="preserve">#### Bo3 Game-by-Game Strategy</w:t>
+      </w:r>
+    </w:p>
+    <w:p>
+      <w:pPr>
+        <w:shd w:color="F5F5F0" w:val="solid"/>
+        <w:spacing w:after="100" w:before="100"/>
+      </w:pPr>
+      <w:r>
+        <w:rPr>
+          <w:rFonts w:ascii="Consolas" w:cs="Consolas" w:eastAsia="Consolas" w:hAnsi="Consolas"/>
+          <w:b w:val="false"/>
+          <w:bCs w:val="false"/>
+          <w:color w:val="2D5016"/>
+          <w:sz w:val="18"/>
+          <w:szCs w:val="18"/>
+        </w:rPr>
+        <w:t xml:space="preserve">📘 GAME 1 (Scout — 1u)
+   Picks: Kill OVER 29.5 + Time UNDER 31m
+   ✅ THẮNG G1 → GAME 2 (1.5u)
+   │  Picks: GIỮ Kill OVER + THÊM Dragon OVER 4.5
+   │  (LPL thắng game → game sau thường snowball → nhiều objectives)
+   │
+   │  ✅ Thắng G2 → DONE 🎉
+   │  ❌ Thua G2 → GAME 3 (1u)
+   │     Picks: Kill OVER + Time OVER 31m (decisive game = longer fights)
+   │
+   ❌ THUA G1 → GAME 2 (0.75u)
+      Kiểm tra actual stats G1:
+      Nếu G1 kills &gt; 35 → G2: GIỮ Kill OVER (meta này bloodbath)
+      Nếu G1 kills &lt; 25 → G2: ĐỔI Kill UNDER (đội mạnh control game)
+      ✅ Thắng G2 → GAME 3 (1u): Kill OVER + Time OVER
+      ❌ Thua G2 → STOP ✋</w:t>
+      </w:r>
+    </w:p>
+    <w:p>
+      <w:pPr>
+        <w:spacing w:after="100" w:before="100"/>
+      </w:pPr>
+      <w:r>
+        <w:rPr>
+          <w:rFonts w:ascii="Segoe UI" w:cs="Segoe UI" w:eastAsia="Segoe UI" w:hAnsi="Segoe UI"/>
+          <w:b w:val="false"/>
+          <w:bCs w:val="false"/>
+          <w:color w:val="CCCCCC"/>
+          <w:sz w:val="16"/>
+          <w:szCs w:val="16"/>
+        </w:rPr>
+        <w:t xml:space="preserve">────────────────────────────────────────────────────────────</w:t>
+      </w:r>
+    </w:p>
+    <w:p>
+      <w:pPr>
+        <w:pStyle w:val="Heading3"/>
+        <w:spacing w:after="60" w:before="150"/>
+      </w:pPr>
+      <w:r>
+        <w:rPr>
+          <w:rFonts w:ascii="Segoe UI" w:cs="Segoe UI" w:eastAsia="Segoe UI" w:hAnsi="Segoe UI"/>
+          <w:b/>
+          <w:bCs/>
+          <w:color w:val="1a1a2e"/>
+          <w:sz w:val="24"/>
+          <w:szCs w:val="24"/>
+        </w:rPr>
+        <w:t xml:space="preserve">TRẬN 3: KRX vs BFX (LCK Bo3) — ~14:58</w:t>
+      </w:r>
+    </w:p>
+    <w:p>
+      <w:pPr>
+        <w:spacing w:after="40" w:before="40"/>
+      </w:pPr>
+      <w:r>
+        <w:rPr>
+          <w:rFonts w:ascii="Segoe UI" w:cs="Segoe UI" w:eastAsia="Segoe UI" w:hAnsi="Segoe UI"/>
+          <w:b w:val="false"/>
+          <w:bCs w:val="false"/>
+          <w:color w:val="333333"/>
+          <w:sz w:val="20"/>
+          <w:szCs w:val="20"/>
+        </w:rPr>
+        <w:t xml:space="preserve">#### Kèo cơ sở</w:t>
+      </w:r>
+    </w:p>
+    <w:tbl>
+      <w:tblPr>
+        <w:tblW w:type="pct" w:w="100%"/>
+        <w:tblBorders>
+          <w:top w:val="single" w:color="auto" w:sz="4"/>
+          <w:left w:val="single" w:color="auto" w:sz="4"/>
+          <w:bottom w:val="single" w:color="auto" w:sz="4"/>
+          <w:right w:val="single" w:color="auto" w:sz="4"/>
+          <w:insideH w:val="single" w:color="auto" w:sz="4"/>
+          <w:insideV w:val="single" w:color="auto" w:sz="4"/>
+        </w:tblBorders>
+      </w:tblPr>
+      <w:tblGrid>
+        <w:gridCol w:w="100"/>
+        <w:gridCol w:w="100"/>
+        <w:gridCol w:w="100"/>
+        <w:gridCol w:w="100"/>
+      </w:tblGrid>
+      <w:tr>
+        <w:tc>
+          <w:tcPr>
+            <w:tcW w:type="pct" w:w="25%"/>
+            <w:shd w:color="080C25" w:val="solid"/>
+          </w:tcPr>
+          <w:p>
+            <w:pPr>
+              <w:spacing w:after="40" w:before="40"/>
+            </w:pPr>
+            <w:r>
+              <w:rPr>
+                <w:rFonts w:ascii="Segoe UI" w:cs="Segoe UI" w:eastAsia="Segoe UI" w:hAnsi="Segoe UI"/>
+                <w:b/>
+                <w:bCs/>
+                <w:color w:val="FFFFFF"/>
+                <w:sz w:val="20"/>
+                <w:szCs w:val="20"/>
+              </w:rPr>
+              <w:t xml:space="preserve">Market</w:t>
+            </w:r>
+          </w:p>
+        </w:tc>
+        <w:tc>
+          <w:tcPr>
+            <w:tcW w:type="pct" w:w="25%"/>
+            <w:shd w:color="080C25" w:val="solid"/>
+          </w:tcPr>
+          <w:p>
+            <w:pPr>
+              <w:spacing w:after="40" w:before="40"/>
+            </w:pPr>
+            <w:r>
+              <w:rPr>
+                <w:rFonts w:ascii="Segoe UI" w:cs="Segoe UI" w:eastAsia="Segoe UI" w:hAnsi="Segoe UI"/>
+                <w:b/>
+                <w:bCs/>
+                <w:color w:val="FFFFFF"/>
+                <w:sz w:val="20"/>
+                <w:szCs w:val="20"/>
+              </w:rPr>
+              <w:t xml:space="preserve">Line</w:t>
+            </w:r>
+          </w:p>
+        </w:tc>
+        <w:tc>
+          <w:tcPr>
+            <w:tcW w:type="pct" w:w="25%"/>
+            <w:shd w:color="080C25" w:val="solid"/>
+          </w:tcPr>
+          <w:p>
+            <w:pPr>
+              <w:spacing w:after="40" w:before="40"/>
+            </w:pPr>
+            <w:r>
+              <w:rPr>
+                <w:rFonts w:ascii="Segoe UI" w:cs="Segoe UI" w:eastAsia="Segoe UI" w:hAnsi="Segoe UI"/>
+                <w:b/>
+                <w:bCs/>
+                <w:color w:val="FFFFFF"/>
+                <w:sz w:val="20"/>
+                <w:szCs w:val="20"/>
+              </w:rPr>
+              <w:t xml:space="preserve">Pick</w:t>
+            </w:r>
+          </w:p>
+        </w:tc>
+        <w:tc>
+          <w:tcPr>
+            <w:tcW w:type="pct" w:w="25%"/>
+            <w:shd w:color="080C25" w:val="solid"/>
+          </w:tcPr>
+          <w:p>
+            <w:pPr>
+              <w:spacing w:after="40" w:before="40"/>
+            </w:pPr>
+            <w:r>
+              <w:rPr>
+                <w:rFonts w:ascii="Segoe UI" w:cs="Segoe UI" w:eastAsia="Segoe UI" w:hAnsi="Segoe UI"/>
+                <w:b/>
+                <w:bCs/>
+                <w:color w:val="FFFFFF"/>
+                <w:sz w:val="20"/>
+                <w:szCs w:val="20"/>
+              </w:rPr>
+              <w:t xml:space="preserve">Conf</w:t>
+            </w:r>
+          </w:p>
+        </w:tc>
+      </w:tr>
+      <w:tr>
+        <w:tc>
+          <w:tcPr>
+            <w:tcW w:type="pct" w:w="25%"/>
+          </w:tcPr>
+          <w:p>
+            <w:pPr>
+              <w:spacing w:after="40" w:before="40"/>
+            </w:pPr>
+            <w:r>
+              <w:rPr>
+                <w:rFonts w:ascii="Segoe UI" w:cs="Segoe UI" w:eastAsia="Segoe UI" w:hAnsi="Segoe UI"/>
+                <w:b w:val="false"/>
+                <w:bCs w:val="false"/>
+                <w:color w:val="333333"/>
+                <w:sz w:val="20"/>
+                <w:szCs w:val="20"/>
+              </w:rPr>
+              <w:t xml:space="preserve">Kill O/U</w:t>
+            </w:r>
+          </w:p>
+        </w:tc>
+        <w:tc>
+          <w:tcPr>
+            <w:tcW w:type="pct" w:w="25%"/>
+          </w:tcPr>
+          <w:p>
+            <w:pPr>
+              <w:spacing w:after="40" w:before="40"/>
+            </w:pPr>
+            <w:r>
+              <w:rPr>
+                <w:rFonts w:ascii="Segoe UI" w:cs="Segoe UI" w:eastAsia="Segoe UI" w:hAnsi="Segoe UI"/>
+                <w:b w:val="false"/>
+                <w:bCs w:val="false"/>
+                <w:color w:val="333333"/>
+                <w:sz w:val="20"/>
+                <w:szCs w:val="20"/>
+              </w:rPr>
+              <w:t xml:space="preserve">27.5</w:t>
+            </w:r>
+          </w:p>
+        </w:tc>
+        <w:tc>
+          <w:tcPr>
+            <w:tcW w:type="pct" w:w="25%"/>
+          </w:tcPr>
+          <w:p>
+            <w:pPr>
+              <w:spacing w:after="40" w:before="40"/>
+            </w:pPr>
+            <w:r>
+              <w:rPr>
+                <w:rFonts w:ascii="Segoe UI" w:cs="Segoe UI" w:eastAsia="Segoe UI" w:hAnsi="Segoe UI"/>
+                <w:b/>
+                <w:bCs/>
+                <w:color w:val="333333"/>
+                <w:sz w:val="20"/>
+                <w:szCs w:val="20"/>
+              </w:rPr>
+              <w:t xml:space="preserve">UNDER</w:t>
+            </w:r>
+          </w:p>
+        </w:tc>
+        <w:tc>
+          <w:tcPr>
+            <w:tcW w:type="pct" w:w="25%"/>
+          </w:tcPr>
+          <w:p>
+            <w:pPr>
+              <w:spacing w:after="40" w:before="40"/>
+            </w:pPr>
+            <w:r>
+              <w:rPr>
+                <w:rFonts w:ascii="Segoe UI" w:cs="Segoe UI" w:eastAsia="Segoe UI" w:hAnsi="Segoe UI"/>
+                <w:b w:val="false"/>
+                <w:bCs w:val="false"/>
+                <w:color w:val="333333"/>
+                <w:sz w:val="20"/>
+                <w:szCs w:val="20"/>
+              </w:rPr>
+              <w:t xml:space="preserve">⭐⭐⭐</w:t>
+            </w:r>
+          </w:p>
+        </w:tc>
+      </w:tr>
+      <w:tr>
+        <w:tc>
+          <w:tcPr>
+            <w:tcW w:type="pct" w:w="25%"/>
+            <w:shd w:color="F0F4FF" w:val="solid"/>
+          </w:tcPr>
+          <w:p>
+            <w:pPr>
+              <w:spacing w:after="40" w:before="40"/>
+            </w:pPr>
+            <w:r>
+              <w:rPr>
+                <w:rFonts w:ascii="Segoe UI" w:cs="Segoe UI" w:eastAsia="Segoe UI" w:hAnsi="Segoe UI"/>
+                <w:b w:val="false"/>
+                <w:bCs w:val="false"/>
+                <w:color w:val="333333"/>
+                <w:sz w:val="20"/>
+                <w:szCs w:val="20"/>
+              </w:rPr>
+              <w:t xml:space="preserve">Time O/U</w:t>
+            </w:r>
+          </w:p>
+        </w:tc>
+        <w:tc>
+          <w:tcPr>
+            <w:tcW w:type="pct" w:w="25%"/>
+            <w:shd w:color="F0F4FF" w:val="solid"/>
+          </w:tcPr>
+          <w:p>
+            <w:pPr>
+              <w:spacing w:after="40" w:before="40"/>
+            </w:pPr>
+            <w:r>
+              <w:rPr>
+                <w:rFonts w:ascii="Segoe UI" w:cs="Segoe UI" w:eastAsia="Segoe UI" w:hAnsi="Segoe UI"/>
+                <w:b w:val="false"/>
+                <w:bCs w:val="false"/>
+                <w:color w:val="333333"/>
+                <w:sz w:val="20"/>
+                <w:szCs w:val="20"/>
+              </w:rPr>
+              <w:t xml:space="preserve">33m</w:t>
+            </w:r>
+          </w:p>
+        </w:tc>
+        <w:tc>
+          <w:tcPr>
+            <w:tcW w:type="pct" w:w="25%"/>
+            <w:shd w:color="F0F4FF" w:val="solid"/>
+          </w:tcPr>
+          <w:p>
+            <w:pPr>
+              <w:spacing w:after="40" w:before="40"/>
+            </w:pPr>
+            <w:r>
+              <w:rPr>
+                <w:rFonts w:ascii="Segoe UI" w:cs="Segoe UI" w:eastAsia="Segoe UI" w:hAnsi="Segoe UI"/>
+                <w:b/>
+                <w:bCs/>
+                <w:color w:val="333333"/>
+                <w:sz w:val="20"/>
+                <w:szCs w:val="20"/>
+              </w:rPr>
+              <w:t xml:space="preserve">OVER</w:t>
+            </w:r>
+          </w:p>
+        </w:tc>
+        <w:tc>
+          <w:tcPr>
+            <w:tcW w:type="pct" w:w="25%"/>
+            <w:shd w:color="F0F4FF" w:val="solid"/>
+          </w:tcPr>
+          <w:p>
+            <w:pPr>
+              <w:spacing w:after="40" w:before="40"/>
+            </w:pPr>
+            <w:r>
+              <w:rPr>
+                <w:rFonts w:ascii="Segoe UI" w:cs="Segoe UI" w:eastAsia="Segoe UI" w:hAnsi="Segoe UI"/>
+                <w:b w:val="false"/>
+                <w:bCs w:val="false"/>
+                <w:color w:val="333333"/>
+                <w:sz w:val="20"/>
+                <w:szCs w:val="20"/>
+              </w:rPr>
+              <w:t xml:space="preserve">⭐⭐⭐</w:t>
+            </w:r>
+          </w:p>
+        </w:tc>
+      </w:tr>
+    </w:tbl>
+    <w:p>
+      <w:pPr>
+        <w:spacing w:after="120"/>
+      </w:pPr>
+    </w:p>
+    <w:p>
+      <w:pPr>
+        <w:spacing w:after="40" w:before="40"/>
+      </w:pPr>
+      <w:r>
+        <w:rPr>
+          <w:rFonts w:ascii="Segoe UI" w:cs="Segoe UI" w:eastAsia="Segoe UI" w:hAnsi="Segoe UI"/>
+          <w:b w:val="false"/>
+          <w:bCs w:val="false"/>
+          <w:color w:val="333333"/>
+          <w:sz w:val="20"/>
+          <w:szCs w:val="20"/>
+        </w:rPr>
+        <w:t xml:space="preserve">#### Bo3 Strategy (rút gọn)</w:t>
+      </w:r>
+    </w:p>
+    <w:p>
+      <w:pPr>
+        <w:shd w:color="F5F5F0" w:val="solid"/>
+        <w:spacing w:after="100" w:before="100"/>
+      </w:pPr>
+      <w:r>
+        <w:rPr>
+          <w:rFonts w:ascii="Consolas" w:cs="Consolas" w:eastAsia="Consolas" w:hAnsi="Consolas"/>
+          <w:b w:val="false"/>
+          <w:bCs w:val="false"/>
+          <w:color w:val="2D5016"/>
+          <w:sz w:val="18"/>
+          <w:szCs w:val="18"/>
+        </w:rPr>
+        <w:t xml:space="preserve">G1 (0.5u): Kill UNDER + Time OVER
+✅ Win → G2 (0.75u): Giữ hướng
+❌ Loss → G2 (0.5u): Review → Loss G2: STOP</w:t>
+      </w:r>
+    </w:p>
+    <w:p>
+      <w:pPr>
+        <w:spacing w:after="100" w:before="100"/>
+      </w:pPr>
+      <w:r>
+        <w:rPr>
+          <w:rFonts w:ascii="Segoe UI" w:cs="Segoe UI" w:eastAsia="Segoe UI" w:hAnsi="Segoe UI"/>
+          <w:b w:val="false"/>
+          <w:bCs w:val="false"/>
+          <w:color w:val="CCCCCC"/>
+          <w:sz w:val="16"/>
+          <w:szCs w:val="16"/>
+        </w:rPr>
+        <w:t xml:space="preserve">────────────────────────────────────────────────────────────</w:t>
+      </w:r>
+    </w:p>
+    <w:p>
+      <w:pPr>
+        <w:pStyle w:val="Heading3"/>
+        <w:spacing w:after="60" w:before="150"/>
+      </w:pPr>
+      <w:r>
+        <w:rPr>
+          <w:rFonts w:ascii="Segoe UI" w:cs="Segoe UI" w:eastAsia="Segoe UI" w:hAnsi="Segoe UI"/>
+          <w:b/>
+          <w:bCs/>
+          <w:color w:val="1a1a2e"/>
+          <w:sz w:val="24"/>
+          <w:szCs w:val="24"/>
+        </w:rPr>
+        <w:t xml:space="preserve">TRẬN 4: OMG vs TT (LPL Bo3) — ~15:58</w:t>
+      </w:r>
+    </w:p>
+    <w:p>
+      <w:pPr>
+        <w:spacing w:after="40" w:before="40"/>
+      </w:pPr>
+      <w:r>
+        <w:rPr>
+          <w:rFonts w:ascii="Segoe UI" w:cs="Segoe UI" w:eastAsia="Segoe UI" w:hAnsi="Segoe UI"/>
+          <w:b w:val="false"/>
+          <w:bCs w:val="false"/>
+          <w:color w:val="333333"/>
+          <w:sz w:val="20"/>
+          <w:szCs w:val="20"/>
+        </w:rPr>
+        <w:t xml:space="preserve">#### Kèo cơ sở</w:t>
+      </w:r>
+    </w:p>
+    <w:tbl>
+      <w:tblPr>
+        <w:tblW w:type="pct" w:w="100%"/>
+        <w:tblBorders>
+          <w:top w:val="single" w:color="auto" w:sz="4"/>
+          <w:left w:val="single" w:color="auto" w:sz="4"/>
+          <w:bottom w:val="single" w:color="auto" w:sz="4"/>
+          <w:right w:val="single" w:color="auto" w:sz="4"/>
+          <w:insideH w:val="single" w:color="auto" w:sz="4"/>
+          <w:insideV w:val="single" w:color="auto" w:sz="4"/>
+        </w:tblBorders>
+      </w:tblPr>
+      <w:tblGrid>
+        <w:gridCol w:w="100"/>
+        <w:gridCol w:w="100"/>
+        <w:gridCol w:w="100"/>
+        <w:gridCol w:w="100"/>
+      </w:tblGrid>
+      <w:tr>
+        <w:tc>
+          <w:tcPr>
+            <w:tcW w:type="pct" w:w="25%"/>
+            <w:shd w:color="080C25" w:val="solid"/>
+          </w:tcPr>
+          <w:p>
+            <w:pPr>
+              <w:spacing w:after="40" w:before="40"/>
+            </w:pPr>
+            <w:r>
+              <w:rPr>
+                <w:rFonts w:ascii="Segoe UI" w:cs="Segoe UI" w:eastAsia="Segoe UI" w:hAnsi="Segoe UI"/>
+                <w:b/>
+                <w:bCs/>
+                <w:color w:val="FFFFFF"/>
+                <w:sz w:val="20"/>
+                <w:szCs w:val="20"/>
+              </w:rPr>
+              <w:t xml:space="preserve">Market</w:t>
+            </w:r>
+          </w:p>
+        </w:tc>
+        <w:tc>
+          <w:tcPr>
+            <w:tcW w:type="pct" w:w="25%"/>
+            <w:shd w:color="080C25" w:val="solid"/>
+          </w:tcPr>
+          <w:p>
+            <w:pPr>
+              <w:spacing w:after="40" w:before="40"/>
+            </w:pPr>
+            <w:r>
+              <w:rPr>
+                <w:rFonts w:ascii="Segoe UI" w:cs="Segoe UI" w:eastAsia="Segoe UI" w:hAnsi="Segoe UI"/>
+                <w:b/>
+                <w:bCs/>
+                <w:color w:val="FFFFFF"/>
+                <w:sz w:val="20"/>
+                <w:szCs w:val="20"/>
+              </w:rPr>
+              <w:t xml:space="preserve">Line</w:t>
+            </w:r>
+          </w:p>
+        </w:tc>
+        <w:tc>
+          <w:tcPr>
+            <w:tcW w:type="pct" w:w="25%"/>
+            <w:shd w:color="080C25" w:val="solid"/>
+          </w:tcPr>
+          <w:p>
+            <w:pPr>
+              <w:spacing w:after="40" w:before="40"/>
+            </w:pPr>
+            <w:r>
+              <w:rPr>
+                <w:rFonts w:ascii="Segoe UI" w:cs="Segoe UI" w:eastAsia="Segoe UI" w:hAnsi="Segoe UI"/>
+                <w:b/>
+                <w:bCs/>
+                <w:color w:val="FFFFFF"/>
+                <w:sz w:val="20"/>
+                <w:szCs w:val="20"/>
+              </w:rPr>
+              <w:t xml:space="preserve">Pick</w:t>
+            </w:r>
+          </w:p>
+        </w:tc>
+        <w:tc>
+          <w:tcPr>
+            <w:tcW w:type="pct" w:w="25%"/>
+            <w:shd w:color="080C25" w:val="solid"/>
+          </w:tcPr>
+          <w:p>
+            <w:pPr>
+              <w:spacing w:after="40" w:before="40"/>
+            </w:pPr>
+            <w:r>
+              <w:rPr>
+                <w:rFonts w:ascii="Segoe UI" w:cs="Segoe UI" w:eastAsia="Segoe UI" w:hAnsi="Segoe UI"/>
+                <w:b/>
+                <w:bCs/>
+                <w:color w:val="FFFFFF"/>
+                <w:sz w:val="20"/>
+                <w:szCs w:val="20"/>
+              </w:rPr>
+              <w:t xml:space="preserve">Conf</w:t>
+            </w:r>
+          </w:p>
+        </w:tc>
+      </w:tr>
+      <w:tr>
+        <w:tc>
+          <w:tcPr>
+            <w:tcW w:type="pct" w:w="25%"/>
+          </w:tcPr>
+          <w:p>
+            <w:pPr>
+              <w:spacing w:after="40" w:before="40"/>
+            </w:pPr>
+            <w:r>
+              <w:rPr>
+                <w:rFonts w:ascii="Segoe UI" w:cs="Segoe UI" w:eastAsia="Segoe UI" w:hAnsi="Segoe UI"/>
+                <w:b w:val="false"/>
+                <w:bCs w:val="false"/>
+                <w:color w:val="333333"/>
+                <w:sz w:val="20"/>
+                <w:szCs w:val="20"/>
+              </w:rPr>
+              <w:t xml:space="preserve">Kill O/U</w:t>
+            </w:r>
+          </w:p>
+        </w:tc>
+        <w:tc>
+          <w:tcPr>
+            <w:tcW w:type="pct" w:w="25%"/>
+          </w:tcPr>
+          <w:p>
+            <w:pPr>
+              <w:spacing w:after="40" w:before="40"/>
+            </w:pPr>
+            <w:r>
+              <w:rPr>
+                <w:rFonts w:ascii="Segoe UI" w:cs="Segoe UI" w:eastAsia="Segoe UI" w:hAnsi="Segoe UI"/>
+                <w:b w:val="false"/>
+                <w:bCs w:val="false"/>
+                <w:color w:val="333333"/>
+                <w:sz w:val="20"/>
+                <w:szCs w:val="20"/>
+              </w:rPr>
+              <w:t xml:space="preserve">29.5</w:t>
+            </w:r>
+          </w:p>
+        </w:tc>
+        <w:tc>
+          <w:tcPr>
+            <w:tcW w:type="pct" w:w="25%"/>
+          </w:tcPr>
+          <w:p>
+            <w:pPr>
+              <w:spacing w:after="40" w:before="40"/>
+            </w:pPr>
+            <w:r>
+              <w:rPr>
+                <w:rFonts w:ascii="Segoe UI" w:cs="Segoe UI" w:eastAsia="Segoe UI" w:hAnsi="Segoe UI"/>
+                <w:b/>
+                <w:bCs/>
+                <w:color w:val="333333"/>
+                <w:sz w:val="20"/>
+                <w:szCs w:val="20"/>
+              </w:rPr>
+              <w:t xml:space="preserve">OVER</w:t>
+            </w:r>
+          </w:p>
+        </w:tc>
+        <w:tc>
+          <w:tcPr>
+            <w:tcW w:type="pct" w:w="25%"/>
+          </w:tcPr>
+          <w:p>
+            <w:pPr>
+              <w:spacing w:after="40" w:before="40"/>
+            </w:pPr>
+            <w:r>
+              <w:rPr>
+                <w:rFonts w:ascii="Segoe UI" w:cs="Segoe UI" w:eastAsia="Segoe UI" w:hAnsi="Segoe UI"/>
+                <w:b w:val="false"/>
+                <w:bCs w:val="false"/>
+                <w:color w:val="333333"/>
+                <w:sz w:val="20"/>
+                <w:szCs w:val="20"/>
+              </w:rPr>
+              <w:t xml:space="preserve">⭐⭐⭐</w:t>
+            </w:r>
+          </w:p>
+        </w:tc>
+      </w:tr>
+      <w:tr>
+        <w:tc>
+          <w:tcPr>
+            <w:tcW w:type="pct" w:w="25%"/>
+            <w:shd w:color="F0F4FF" w:val="solid"/>
+          </w:tcPr>
+          <w:p>
+            <w:pPr>
+              <w:spacing w:after="40" w:before="40"/>
+            </w:pPr>
+            <w:r>
+              <w:rPr>
+                <w:rFonts w:ascii="Segoe UI" w:cs="Segoe UI" w:eastAsia="Segoe UI" w:hAnsi="Segoe UI"/>
+                <w:b w:val="false"/>
+                <w:bCs w:val="false"/>
+                <w:color w:val="333333"/>
+                <w:sz w:val="20"/>
+                <w:szCs w:val="20"/>
+              </w:rPr>
+              <w:t xml:space="preserve">Time O/U</w:t>
+            </w:r>
+          </w:p>
+        </w:tc>
+        <w:tc>
+          <w:tcPr>
+            <w:tcW w:type="pct" w:w="25%"/>
+            <w:shd w:color="F0F4FF" w:val="solid"/>
+          </w:tcPr>
+          <w:p>
+            <w:pPr>
+              <w:spacing w:after="40" w:before="40"/>
+            </w:pPr>
+            <w:r>
+              <w:rPr>
+                <w:rFonts w:ascii="Segoe UI" w:cs="Segoe UI" w:eastAsia="Segoe UI" w:hAnsi="Segoe UI"/>
+                <w:b w:val="false"/>
+                <w:bCs w:val="false"/>
+                <w:color w:val="333333"/>
+                <w:sz w:val="20"/>
+                <w:szCs w:val="20"/>
+              </w:rPr>
+              <w:t xml:space="preserve">31m</w:t>
+            </w:r>
+          </w:p>
+        </w:tc>
+        <w:tc>
+          <w:tcPr>
+            <w:tcW w:type="pct" w:w="25%"/>
+            <w:shd w:color="F0F4FF" w:val="solid"/>
+          </w:tcPr>
+          <w:p>
+            <w:pPr>
+              <w:spacing w:after="40" w:before="40"/>
+            </w:pPr>
+            <w:r>
+              <w:rPr>
+                <w:rFonts w:ascii="Segoe UI" w:cs="Segoe UI" w:eastAsia="Segoe UI" w:hAnsi="Segoe UI"/>
+                <w:b/>
+                <w:bCs/>
+                <w:color w:val="333333"/>
+                <w:sz w:val="20"/>
+                <w:szCs w:val="20"/>
+              </w:rPr>
+              <w:t xml:space="preserve">OVER</w:t>
+            </w:r>
+          </w:p>
+        </w:tc>
+        <w:tc>
+          <w:tcPr>
+            <w:tcW w:type="pct" w:w="25%"/>
+            <w:shd w:color="F0F4FF" w:val="solid"/>
+          </w:tcPr>
+          <w:p>
+            <w:pPr>
+              <w:spacing w:after="40" w:before="40"/>
+            </w:pPr>
+            <w:r>
+              <w:rPr>
+                <w:rFonts w:ascii="Segoe UI" w:cs="Segoe UI" w:eastAsia="Segoe UI" w:hAnsi="Segoe UI"/>
+                <w:b w:val="false"/>
+                <w:bCs w:val="false"/>
+                <w:color w:val="333333"/>
+                <w:sz w:val="20"/>
+                <w:szCs w:val="20"/>
+              </w:rPr>
+              <w:t xml:space="preserve">⭐⭐⭐</w:t>
+            </w:r>
+          </w:p>
+        </w:tc>
+      </w:tr>
+    </w:tbl>
+    <w:p>
+      <w:pPr>
+        <w:spacing w:after="120"/>
+      </w:pPr>
+    </w:p>
+    <w:p>
+      <w:pPr>
+        <w:spacing w:after="40" w:before="40"/>
+      </w:pPr>
+      <w:r>
+        <w:rPr>
+          <w:rFonts w:ascii="Segoe UI" w:cs="Segoe UI" w:eastAsia="Segoe UI" w:hAnsi="Segoe UI"/>
+          <w:b w:val="false"/>
+          <w:bCs w:val="false"/>
+          <w:color w:val="333333"/>
+          <w:sz w:val="20"/>
+          <w:szCs w:val="20"/>
+        </w:rPr>
+        <w:t xml:space="preserve">#### Bo3 Strategy (rút gọn)</w:t>
+      </w:r>
+    </w:p>
+    <w:p>
+      <w:pPr>
+        <w:shd w:color="F5F5F0" w:val="solid"/>
+        <w:spacing w:after="100" w:before="100"/>
+      </w:pPr>
+      <w:r>
+        <w:rPr>
+          <w:rFonts w:ascii="Consolas" w:cs="Consolas" w:eastAsia="Consolas" w:hAnsi="Consolas"/>
+          <w:b w:val="false"/>
+          <w:bCs w:val="false"/>
+          <w:color w:val="2D5016"/>
+          <w:sz w:val="18"/>
+          <w:szCs w:val="18"/>
+        </w:rPr>
+        <w:t xml:space="preserve">G1 (0.5u): Kill OVER + Time OVER
+✅ Win → G2 (0.75u): Giữ
+❌ Loss → G2 (0.5u): Review → Loss G2: STOP</w:t>
+      </w:r>
+    </w:p>
+    <w:p>
+      <w:pPr>
+        <w:spacing w:after="100" w:before="100"/>
+      </w:pPr>
+      <w:r>
+        <w:rPr>
+          <w:rFonts w:ascii="Segoe UI" w:cs="Segoe UI" w:eastAsia="Segoe UI" w:hAnsi="Segoe UI"/>
+          <w:b w:val="false"/>
+          <w:bCs w:val="false"/>
+          <w:color w:val="CCCCCC"/>
+          <w:sz w:val="16"/>
+          <w:szCs w:val="16"/>
+        </w:rPr>
+        <w:t xml:space="preserve">────────────────────────────────────────────────────────────</w:t>
+      </w:r>
+    </w:p>
+    <w:p>
+      <w:pPr>
+        <w:pStyle w:val="Heading3"/>
+        <w:spacing w:after="60" w:before="150"/>
+      </w:pPr>
+      <w:r>
+        <w:rPr>
+          <w:rFonts w:ascii="Segoe UI" w:cs="Segoe UI" w:eastAsia="Segoe UI" w:hAnsi="Segoe UI"/>
+          <w:b/>
+          <w:bCs/>
+          <w:color w:val="1a1a2e"/>
+          <w:sz w:val="24"/>
+          <w:szCs w:val="24"/>
+        </w:rPr>
+        <w:t xml:space="preserve">TRẬN 5: 🎮 INC vs Modus (EPL Dota2 Bo3) — ~19:00</w:t>
+      </w:r>
+    </w:p>
+    <w:p>
+      <w:pPr>
+        <w:spacing w:after="40" w:before="40"/>
+      </w:pPr>
+      <w:r>
+        <w:rPr>
+          <w:rFonts w:ascii="Segoe UI" w:cs="Segoe UI" w:eastAsia="Segoe UI" w:hAnsi="Segoe UI"/>
+          <w:b/>
+          <w:bCs/>
+          <w:color w:val="333333"/>
+          <w:sz w:val="20"/>
+          <w:szCs w:val="20"/>
+        </w:rPr>
+        <w:t xml:space="preserve">Odds: INC 1.37 / Modus 2.92 | MODUS đang nóng (2-0 TSA gần đây)</w:t>
+      </w:r>
+    </w:p>
+    <w:p>
+      <w:pPr>
+        <w:spacing w:after="40" w:before="40"/>
+      </w:pPr>
+      <w:r>
+        <w:rPr>
+          <w:rFonts w:ascii="Segoe UI" w:cs="Segoe UI" w:eastAsia="Segoe UI" w:hAnsi="Segoe UI"/>
+          <w:b w:val="false"/>
+          <w:bCs w:val="false"/>
+          <w:color w:val="333333"/>
+          <w:sz w:val="20"/>
+          <w:szCs w:val="20"/>
+        </w:rPr>
+        <w:t xml:space="preserve">#### Kèo cơ sở</w:t>
+      </w:r>
+    </w:p>
+    <w:tbl>
+      <w:tblPr>
+        <w:tblW w:type="pct" w:w="100%"/>
+        <w:tblBorders>
+          <w:top w:val="single" w:color="auto" w:sz="4"/>
+          <w:left w:val="single" w:color="auto" w:sz="4"/>
+          <w:bottom w:val="single" w:color="auto" w:sz="4"/>
+          <w:right w:val="single" w:color="auto" w:sz="4"/>
+          <w:insideH w:val="single" w:color="auto" w:sz="4"/>
+          <w:insideV w:val="single" w:color="auto" w:sz="4"/>
+        </w:tblBorders>
+      </w:tblPr>
+      <w:tblGrid>
+        <w:gridCol w:w="100"/>
+        <w:gridCol w:w="100"/>
+        <w:gridCol w:w="100"/>
+        <w:gridCol w:w="100"/>
+      </w:tblGrid>
+      <w:tr>
+        <w:tc>
+          <w:tcPr>
+            <w:tcW w:type="pct" w:w="25%"/>
+            <w:shd w:color="080C25" w:val="solid"/>
+          </w:tcPr>
+          <w:p>
+            <w:pPr>
+              <w:spacing w:after="40" w:before="40"/>
+            </w:pPr>
+            <w:r>
+              <w:rPr>
+                <w:rFonts w:ascii="Segoe UI" w:cs="Segoe UI" w:eastAsia="Segoe UI" w:hAnsi="Segoe UI"/>
+                <w:b/>
+                <w:bCs/>
+                <w:color w:val="FFFFFF"/>
+                <w:sz w:val="20"/>
+                <w:szCs w:val="20"/>
+              </w:rPr>
+              <w:t xml:space="preserve">Market</w:t>
+            </w:r>
+          </w:p>
+        </w:tc>
+        <w:tc>
+          <w:tcPr>
+            <w:tcW w:type="pct" w:w="25%"/>
+            <w:shd w:color="080C25" w:val="solid"/>
+          </w:tcPr>
+          <w:p>
+            <w:pPr>
+              <w:spacing w:after="40" w:before="40"/>
+            </w:pPr>
+            <w:r>
+              <w:rPr>
+                <w:rFonts w:ascii="Segoe UI" w:cs="Segoe UI" w:eastAsia="Segoe UI" w:hAnsi="Segoe UI"/>
+                <w:b/>
+                <w:bCs/>
+                <w:color w:val="FFFFFF"/>
+                <w:sz w:val="20"/>
+                <w:szCs w:val="20"/>
+              </w:rPr>
+              <w:t xml:space="preserve">Line</w:t>
+            </w:r>
+          </w:p>
+        </w:tc>
+        <w:tc>
+          <w:tcPr>
+            <w:tcW w:type="pct" w:w="25%"/>
+            <w:shd w:color="080C25" w:val="solid"/>
+          </w:tcPr>
+          <w:p>
+            <w:pPr>
+              <w:spacing w:after="40" w:before="40"/>
+            </w:pPr>
+            <w:r>
+              <w:rPr>
+                <w:rFonts w:ascii="Segoe UI" w:cs="Segoe UI" w:eastAsia="Segoe UI" w:hAnsi="Segoe UI"/>
+                <w:b/>
+                <w:bCs/>
+                <w:color w:val="FFFFFF"/>
+                <w:sz w:val="20"/>
+                <w:szCs w:val="20"/>
+              </w:rPr>
+              <w:t xml:space="preserve">Pick</w:t>
+            </w:r>
+          </w:p>
+        </w:tc>
+        <w:tc>
+          <w:tcPr>
+            <w:tcW w:type="pct" w:w="25%"/>
+            <w:shd w:color="080C25" w:val="solid"/>
+          </w:tcPr>
+          <w:p>
+            <w:pPr>
+              <w:spacing w:after="40" w:before="40"/>
+            </w:pPr>
+            <w:r>
+              <w:rPr>
+                <w:rFonts w:ascii="Segoe UI" w:cs="Segoe UI" w:eastAsia="Segoe UI" w:hAnsi="Segoe UI"/>
+                <w:b/>
+                <w:bCs/>
+                <w:color w:val="FFFFFF"/>
+                <w:sz w:val="20"/>
+                <w:szCs w:val="20"/>
+              </w:rPr>
+              <w:t xml:space="preserve">Conf</w:t>
+            </w:r>
+          </w:p>
+        </w:tc>
+      </w:tr>
+      <w:tr>
+        <w:tc>
+          <w:tcPr>
+            <w:tcW w:type="pct" w:w="25%"/>
+          </w:tcPr>
+          <w:p>
+            <w:pPr>
+              <w:spacing w:after="40" w:before="40"/>
+            </w:pPr>
+            <w:r>
+              <w:rPr>
+                <w:rFonts w:ascii="Segoe UI" w:cs="Segoe UI" w:eastAsia="Segoe UI" w:hAnsi="Segoe UI"/>
+                <w:b w:val="false"/>
+                <w:bCs w:val="false"/>
+                <w:color w:val="333333"/>
+                <w:sz w:val="20"/>
+                <w:szCs w:val="20"/>
+              </w:rPr>
+              <w:t xml:space="preserve">Kill O/U</w:t>
+            </w:r>
+          </w:p>
+        </w:tc>
+        <w:tc>
+          <w:tcPr>
+            <w:tcW w:type="pct" w:w="25%"/>
+          </w:tcPr>
+          <w:p>
+            <w:pPr>
+              <w:spacing w:after="40" w:before="40"/>
+            </w:pPr>
+            <w:r>
+              <w:rPr>
+                <w:rFonts w:ascii="Segoe UI" w:cs="Segoe UI" w:eastAsia="Segoe UI" w:hAnsi="Segoe UI"/>
+                <w:b w:val="false"/>
+                <w:bCs w:val="false"/>
+                <w:color w:val="333333"/>
+                <w:sz w:val="20"/>
+                <w:szCs w:val="20"/>
+              </w:rPr>
+              <w:t xml:space="preserve">58.5</w:t>
+            </w:r>
+          </w:p>
+        </w:tc>
+        <w:tc>
+          <w:tcPr>
+            <w:tcW w:type="pct" w:w="25%"/>
+          </w:tcPr>
+          <w:p>
+            <w:pPr>
+              <w:spacing w:after="40" w:before="40"/>
+            </w:pPr>
+            <w:r>
+              <w:rPr>
+                <w:rFonts w:ascii="Segoe UI" w:cs="Segoe UI" w:eastAsia="Segoe UI" w:hAnsi="Segoe UI"/>
+                <w:b/>
+                <w:bCs/>
+                <w:color w:val="333333"/>
+                <w:sz w:val="20"/>
+                <w:szCs w:val="20"/>
+              </w:rPr>
+              <w:t xml:space="preserve">OVER</w:t>
+            </w:r>
+          </w:p>
+        </w:tc>
+        <w:tc>
+          <w:tcPr>
+            <w:tcW w:type="pct" w:w="25%"/>
+          </w:tcPr>
+          <w:p>
+            <w:pPr>
+              <w:spacing w:after="40" w:before="40"/>
+            </w:pPr>
+            <w:r>
+              <w:rPr>
+                <w:rFonts w:ascii="Segoe UI" w:cs="Segoe UI" w:eastAsia="Segoe UI" w:hAnsi="Segoe UI"/>
+                <w:b w:val="false"/>
+                <w:bCs w:val="false"/>
+                <w:color w:val="333333"/>
+                <w:sz w:val="20"/>
+                <w:szCs w:val="20"/>
+              </w:rPr>
+              <w:t xml:space="preserve">⭐⭐⭐</w:t>
+            </w:r>
+          </w:p>
+        </w:tc>
+      </w:tr>
+      <w:tr>
+        <w:tc>
+          <w:tcPr>
+            <w:tcW w:type="pct" w:w="25%"/>
+            <w:shd w:color="F0F4FF" w:val="solid"/>
+          </w:tcPr>
+          <w:p>
+            <w:pPr>
+              <w:spacing w:after="40" w:before="40"/>
+            </w:pPr>
+            <w:r>
+              <w:rPr>
+                <w:rFonts w:ascii="Segoe UI" w:cs="Segoe UI" w:eastAsia="Segoe UI" w:hAnsi="Segoe UI"/>
+                <w:b w:val="false"/>
+                <w:bCs w:val="false"/>
+                <w:color w:val="333333"/>
+                <w:sz w:val="20"/>
+                <w:szCs w:val="20"/>
+              </w:rPr>
+              <w:t xml:space="preserve">Tower O/U</w:t>
+            </w:r>
+          </w:p>
+        </w:tc>
+        <w:tc>
+          <w:tcPr>
+            <w:tcW w:type="pct" w:w="25%"/>
+            <w:shd w:color="F0F4FF" w:val="solid"/>
+          </w:tcPr>
+          <w:p>
+            <w:pPr>
+              <w:spacing w:after="40" w:before="40"/>
+            </w:pPr>
+            <w:r>
+              <w:rPr>
+                <w:rFonts w:ascii="Segoe UI" w:cs="Segoe UI" w:eastAsia="Segoe UI" w:hAnsi="Segoe UI"/>
+                <w:b w:val="false"/>
+                <w:bCs w:val="false"/>
+                <w:color w:val="333333"/>
+                <w:sz w:val="20"/>
+                <w:szCs w:val="20"/>
+              </w:rPr>
+              <w:t xml:space="preserve">12.5</w:t>
+            </w:r>
+          </w:p>
+        </w:tc>
+        <w:tc>
+          <w:tcPr>
+            <w:tcW w:type="pct" w:w="25%"/>
+            <w:shd w:color="F0F4FF" w:val="solid"/>
+          </w:tcPr>
+          <w:p>
+            <w:pPr>
+              <w:spacing w:after="40" w:before="40"/>
+            </w:pPr>
+            <w:r>
+              <w:rPr>
+                <w:rFonts w:ascii="Segoe UI" w:cs="Segoe UI" w:eastAsia="Segoe UI" w:hAnsi="Segoe UI"/>
+                <w:b/>
+                <w:bCs/>
+                <w:color w:val="333333"/>
+                <w:sz w:val="20"/>
+                <w:szCs w:val="20"/>
+              </w:rPr>
+              <w:t xml:space="preserve">OVER</w:t>
+            </w:r>
+          </w:p>
+        </w:tc>
+        <w:tc>
+          <w:tcPr>
+            <w:tcW w:type="pct" w:w="25%"/>
+            <w:shd w:color="F0F4FF" w:val="solid"/>
+          </w:tcPr>
+          <w:p>
+            <w:pPr>
+              <w:spacing w:after="40" w:before="40"/>
+            </w:pPr>
+            <w:r>
+              <w:rPr>
+                <w:rFonts w:ascii="Segoe UI" w:cs="Segoe UI" w:eastAsia="Segoe UI" w:hAnsi="Segoe UI"/>
+                <w:b w:val="false"/>
+                <w:bCs w:val="false"/>
+                <w:color w:val="333333"/>
+                <w:sz w:val="20"/>
+                <w:szCs w:val="20"/>
+              </w:rPr>
+              <w:t xml:space="preserve">⭐⭐⭐</w:t>
+            </w:r>
+          </w:p>
+        </w:tc>
+      </w:tr>
+      <w:tr>
+        <w:tc>
+          <w:tcPr>
+            <w:tcW w:type="pct" w:w="25%"/>
+          </w:tcPr>
+          <w:p>
+            <w:pPr>
+              <w:spacing w:after="40" w:before="40"/>
+            </w:pPr>
+            <w:r>
+              <w:rPr>
+                <w:rFonts w:ascii="Segoe UI" w:cs="Segoe UI" w:eastAsia="Segoe UI" w:hAnsi="Segoe UI"/>
+                <w:b w:val="false"/>
+                <w:bCs w:val="false"/>
+                <w:color w:val="333333"/>
+                <w:sz w:val="20"/>
+                <w:szCs w:val="20"/>
+              </w:rPr>
+              <w:t xml:space="preserve">Time O/U</w:t>
+            </w:r>
+          </w:p>
+        </w:tc>
+        <w:tc>
+          <w:tcPr>
+            <w:tcW w:type="pct" w:w="25%"/>
+          </w:tcPr>
+          <w:p>
+            <w:pPr>
+              <w:spacing w:after="40" w:before="40"/>
+            </w:pPr>
+            <w:r>
+              <w:rPr>
+                <w:rFonts w:ascii="Segoe UI" w:cs="Segoe UI" w:eastAsia="Segoe UI" w:hAnsi="Segoe UI"/>
+                <w:b w:val="false"/>
+                <w:bCs w:val="false"/>
+                <w:color w:val="333333"/>
+                <w:sz w:val="20"/>
+                <w:szCs w:val="20"/>
+              </w:rPr>
+              <w:t xml:space="preserve">40m</w:t>
+            </w:r>
+          </w:p>
+        </w:tc>
+        <w:tc>
+          <w:tcPr>
+            <w:tcW w:type="pct" w:w="25%"/>
+          </w:tcPr>
+          <w:p>
+            <w:pPr>
+              <w:spacing w:after="40" w:before="40"/>
+            </w:pPr>
+            <w:r>
+              <w:rPr>
+                <w:rFonts w:ascii="Segoe UI" w:cs="Segoe UI" w:eastAsia="Segoe UI" w:hAnsi="Segoe UI"/>
+                <w:b/>
+                <w:bCs/>
+                <w:color w:val="333333"/>
+                <w:sz w:val="20"/>
+                <w:szCs w:val="20"/>
+              </w:rPr>
+              <w:t xml:space="preserve">UNDER</w:t>
+            </w:r>
+          </w:p>
+        </w:tc>
+        <w:tc>
+          <w:tcPr>
+            <w:tcW w:type="pct" w:w="25%"/>
+          </w:tcPr>
+          <w:p>
+            <w:pPr>
+              <w:spacing w:after="40" w:before="40"/>
+            </w:pPr>
+            <w:r>
+              <w:rPr>
+                <w:rFonts w:ascii="Segoe UI" w:cs="Segoe UI" w:eastAsia="Segoe UI" w:hAnsi="Segoe UI"/>
+                <w:b w:val="false"/>
+                <w:bCs w:val="false"/>
+                <w:color w:val="333333"/>
+                <w:sz w:val="20"/>
+                <w:szCs w:val="20"/>
+              </w:rPr>
+              <w:t xml:space="preserve">⭐⭐⭐</w:t>
+            </w:r>
+          </w:p>
+        </w:tc>
+      </w:tr>
+    </w:tbl>
+    <w:p>
+      <w:pPr>
+        <w:spacing w:after="120"/>
+      </w:pPr>
+    </w:p>
+    <w:p>
+      <w:pPr>
+        <w:spacing w:after="40" w:before="40"/>
+      </w:pPr>
+      <w:r>
+        <w:rPr>
+          <w:rFonts w:ascii="Segoe UI" w:cs="Segoe UI" w:eastAsia="Segoe UI" w:hAnsi="Segoe UI"/>
+          <w:b w:val="false"/>
+          <w:bCs w:val="false"/>
+          <w:color w:val="333333"/>
+          <w:sz w:val="20"/>
+          <w:szCs w:val="20"/>
+        </w:rPr>
+        <w:t xml:space="preserve">#### Bo3 Game-by-Game Strategy</w:t>
+      </w:r>
+    </w:p>
+    <w:p>
+      <w:pPr>
+        <w:shd w:color="F5F5F0" w:val="solid"/>
+        <w:spacing w:after="100" w:before="100"/>
+      </w:pPr>
+      <w:r>
+        <w:rPr>
+          <w:rFonts w:ascii="Consolas" w:cs="Consolas" w:eastAsia="Consolas" w:hAnsi="Consolas"/>
+          <w:b w:val="false"/>
+          <w:bCs w:val="false"/>
+          <w:color w:val="2D5016"/>
+          <w:sz w:val="18"/>
+          <w:szCs w:val="18"/>
+        </w:rPr>
+        <w:t xml:space="preserve">📘 GAME 1 (Scout — 0.5u, T3 nên size nhỏ)
+   Picks: Kill OVER 58.5 + Time UNDER 40m
+   ✅ THẮNG G1 → GAME 2 (0.75u)
+   │  Picks: GIỮ Kill OVER + THÊM Tower OVER 12.5
+   │  Dota2 Bo3 eliminate → đội thắng G1 push aggressive G2
+   │
+   │  ✅ Thắng G2 → DONE
+   │  ❌ Thua G2 → GAME 3 (0.5u)
+   │     Picks: Kill OVER (Dota2 decisive game = bloodbath)
+   │     Time OVER 40m (G3 thường dài hơn — cẩn thận hơn)
+   │
+   ❌ THUA G1 → GAME 2 (0.5u)
+      Kiểm tra: G1 total kills? Duration?
+      Nếu G1 kills &lt; 45 → ĐỔI Kill UNDER (teams playing careful)
+      Nếu G1 kills &gt; 65 → GIỮ Kill OVER
+      ✅ Thắng G2 → GAME 3 (0.5u): Kill OVER + Time OVER 40m
+      ❌ Thua G2 → STOP ✋</w:t>
+      </w:r>
+    </w:p>
+    <w:p>
+      <w:pPr>
+        <w:spacing w:after="100" w:before="100"/>
+      </w:pPr>
+      <w:r>
+        <w:rPr>
+          <w:rFonts w:ascii="Segoe UI" w:cs="Segoe UI" w:eastAsia="Segoe UI" w:hAnsi="Segoe UI"/>
+          <w:b w:val="false"/>
+          <w:bCs w:val="false"/>
+          <w:color w:val="CCCCCC"/>
+          <w:sz w:val="16"/>
+          <w:szCs w:val="16"/>
+        </w:rPr>
+        <w:t xml:space="preserve">────────────────────────────────────────────────────────────</w:t>
+      </w:r>
+    </w:p>
+    <w:p>
+      <w:pPr>
+        <w:pStyle w:val="Heading3"/>
+        <w:spacing w:after="60" w:before="150"/>
+      </w:pPr>
+      <w:r>
+        <w:rPr>
+          <w:rFonts w:ascii="Segoe UI" w:cs="Segoe UI" w:eastAsia="Segoe UI" w:hAnsi="Segoe UI"/>
+          <w:b/>
+          <w:bCs/>
+          <w:color w:val="1a1a2e"/>
+          <w:sz w:val="24"/>
+          <w:szCs w:val="24"/>
+        </w:rPr>
+        <w:t xml:space="preserve">TRẬN 6: 🎮 Antares vs Estar Backs (CCT SA Dota2 **Bo5**) — ~22:00</w:t>
+      </w:r>
+    </w:p>
+    <w:p>
+      <w:pPr>
+        <w:spacing w:after="40" w:before="40"/>
+      </w:pPr>
+      <w:r>
+        <w:rPr>
+          <w:rFonts w:ascii="Segoe UI" w:cs="Segoe UI" w:eastAsia="Segoe UI" w:hAnsi="Segoe UI"/>
+          <w:b/>
+          <w:bCs/>
+          <w:color w:val="333333"/>
+          <w:sz w:val="20"/>
+          <w:szCs w:val="20"/>
+        </w:rPr>
+        <w:t xml:space="preserve">Estar Backs DOMINANT — avg 40+ kills per game. Heavy favorite.</w:t>
+      </w:r>
+    </w:p>
+    <w:p>
+      <w:pPr>
+        <w:spacing w:after="40" w:before="40"/>
+      </w:pPr>
+      <w:r>
+        <w:rPr>
+          <w:rFonts w:ascii="Segoe UI" w:cs="Segoe UI" w:eastAsia="Segoe UI" w:hAnsi="Segoe UI"/>
+          <w:b w:val="false"/>
+          <w:bCs w:val="false"/>
+          <w:color w:val="333333"/>
+          <w:sz w:val="20"/>
+          <w:szCs w:val="20"/>
+        </w:rPr>
+        <w:t xml:space="preserve">#### Kèo cơ sở</w:t>
+      </w:r>
+    </w:p>
+    <w:tbl>
+      <w:tblPr>
+        <w:tblW w:type="pct" w:w="100%"/>
+        <w:tblBorders>
+          <w:top w:val="single" w:color="auto" w:sz="4"/>
+          <w:left w:val="single" w:color="auto" w:sz="4"/>
+          <w:bottom w:val="single" w:color="auto" w:sz="4"/>
+          <w:right w:val="single" w:color="auto" w:sz="4"/>
+          <w:insideH w:val="single" w:color="auto" w:sz="4"/>
+          <w:insideV w:val="single" w:color="auto" w:sz="4"/>
+        </w:tblBorders>
+      </w:tblPr>
+      <w:tblGrid>
+        <w:gridCol w:w="100"/>
+        <w:gridCol w:w="100"/>
+        <w:gridCol w:w="100"/>
+        <w:gridCol w:w="100"/>
+      </w:tblGrid>
+      <w:tr>
+        <w:tc>
+          <w:tcPr>
+            <w:tcW w:type="pct" w:w="25%"/>
+            <w:shd w:color="080C25" w:val="solid"/>
+          </w:tcPr>
+          <w:p>
+            <w:pPr>
+              <w:spacing w:after="40" w:before="40"/>
+            </w:pPr>
+            <w:r>
+              <w:rPr>
+                <w:rFonts w:ascii="Segoe UI" w:cs="Segoe UI" w:eastAsia="Segoe UI" w:hAnsi="Segoe UI"/>
+                <w:b/>
+                <w:bCs/>
+                <w:color w:val="FFFFFF"/>
+                <w:sz w:val="20"/>
+                <w:szCs w:val="20"/>
+              </w:rPr>
+              <w:t xml:space="preserve">Market</w:t>
+            </w:r>
+          </w:p>
+        </w:tc>
+        <w:tc>
+          <w:tcPr>
+            <w:tcW w:type="pct" w:w="25%"/>
+            <w:shd w:color="080C25" w:val="solid"/>
+          </w:tcPr>
+          <w:p>
+            <w:pPr>
+              <w:spacing w:after="40" w:before="40"/>
+            </w:pPr>
+            <w:r>
+              <w:rPr>
+                <w:rFonts w:ascii="Segoe UI" w:cs="Segoe UI" w:eastAsia="Segoe UI" w:hAnsi="Segoe UI"/>
+                <w:b/>
+                <w:bCs/>
+                <w:color w:val="FFFFFF"/>
+                <w:sz w:val="20"/>
+                <w:szCs w:val="20"/>
+              </w:rPr>
+              <w:t xml:space="preserve">Line</w:t>
+            </w:r>
+          </w:p>
+        </w:tc>
+        <w:tc>
+          <w:tcPr>
+            <w:tcW w:type="pct" w:w="25%"/>
+            <w:shd w:color="080C25" w:val="solid"/>
+          </w:tcPr>
+          <w:p>
+            <w:pPr>
+              <w:spacing w:after="40" w:before="40"/>
+            </w:pPr>
+            <w:r>
+              <w:rPr>
+                <w:rFonts w:ascii="Segoe UI" w:cs="Segoe UI" w:eastAsia="Segoe UI" w:hAnsi="Segoe UI"/>
+                <w:b/>
+                <w:bCs/>
+                <w:color w:val="FFFFFF"/>
+                <w:sz w:val="20"/>
+                <w:szCs w:val="20"/>
+              </w:rPr>
+              <w:t xml:space="preserve">Pick</w:t>
+            </w:r>
+          </w:p>
+        </w:tc>
+        <w:tc>
+          <w:tcPr>
+            <w:tcW w:type="pct" w:w="25%"/>
+            <w:shd w:color="080C25" w:val="solid"/>
+          </w:tcPr>
+          <w:p>
+            <w:pPr>
+              <w:spacing w:after="40" w:before="40"/>
+            </w:pPr>
+            <w:r>
+              <w:rPr>
+                <w:rFonts w:ascii="Segoe UI" w:cs="Segoe UI" w:eastAsia="Segoe UI" w:hAnsi="Segoe UI"/>
+                <w:b/>
+                <w:bCs/>
+                <w:color w:val="FFFFFF"/>
+                <w:sz w:val="20"/>
+                <w:szCs w:val="20"/>
+              </w:rPr>
+              <w:t xml:space="preserve">Conf</w:t>
+            </w:r>
+          </w:p>
+        </w:tc>
+      </w:tr>
+      <w:tr>
+        <w:tc>
+          <w:tcPr>
+            <w:tcW w:type="pct" w:w="25%"/>
+          </w:tcPr>
+          <w:p>
+            <w:pPr>
+              <w:spacing w:after="40" w:before="40"/>
+            </w:pPr>
+            <w:r>
+              <w:rPr>
+                <w:rFonts w:ascii="Segoe UI" w:cs="Segoe UI" w:eastAsia="Segoe UI" w:hAnsi="Segoe UI"/>
+                <w:b w:val="false"/>
+                <w:bCs w:val="false"/>
+                <w:color w:val="333333"/>
+                <w:sz w:val="20"/>
+                <w:szCs w:val="20"/>
+              </w:rPr>
+              <w:t xml:space="preserve">Kill O/U</w:t>
+            </w:r>
+          </w:p>
+        </w:tc>
+        <w:tc>
+          <w:tcPr>
+            <w:tcW w:type="pct" w:w="25%"/>
+          </w:tcPr>
+          <w:p>
+            <w:pPr>
+              <w:spacing w:after="40" w:before="40"/>
+            </w:pPr>
+            <w:r>
+              <w:rPr>
+                <w:rFonts w:ascii="Segoe UI" w:cs="Segoe UI" w:eastAsia="Segoe UI" w:hAnsi="Segoe UI"/>
+                <w:b w:val="false"/>
+                <w:bCs w:val="false"/>
+                <w:color w:val="333333"/>
+                <w:sz w:val="20"/>
+                <w:szCs w:val="20"/>
+              </w:rPr>
+              <w:t xml:space="preserve">60.5</w:t>
+            </w:r>
+          </w:p>
+        </w:tc>
+        <w:tc>
+          <w:tcPr>
+            <w:tcW w:type="pct" w:w="25%"/>
+          </w:tcPr>
+          <w:p>
+            <w:pPr>
+              <w:spacing w:after="40" w:before="40"/>
+            </w:pPr>
+            <w:r>
+              <w:rPr>
+                <w:rFonts w:ascii="Segoe UI" w:cs="Segoe UI" w:eastAsia="Segoe UI" w:hAnsi="Segoe UI"/>
+                <w:b/>
+                <w:bCs/>
+                <w:color w:val="333333"/>
+                <w:sz w:val="20"/>
+                <w:szCs w:val="20"/>
+              </w:rPr>
+              <w:t xml:space="preserve">OVER</w:t>
+            </w:r>
+          </w:p>
+        </w:tc>
+        <w:tc>
+          <w:tcPr>
+            <w:tcW w:type="pct" w:w="25%"/>
+          </w:tcPr>
+          <w:p>
+            <w:pPr>
+              <w:spacing w:after="40" w:before="40"/>
+            </w:pPr>
+            <w:r>
+              <w:rPr>
+                <w:rFonts w:ascii="Segoe UI" w:cs="Segoe UI" w:eastAsia="Segoe UI" w:hAnsi="Segoe UI"/>
+                <w:b w:val="false"/>
+                <w:bCs w:val="false"/>
+                <w:color w:val="333333"/>
+                <w:sz w:val="20"/>
+                <w:szCs w:val="20"/>
+              </w:rPr>
+              <w:t xml:space="preserve">⭐⭐⭐⭐</w:t>
+            </w:r>
+          </w:p>
+        </w:tc>
+      </w:tr>
+      <w:tr>
+        <w:tc>
+          <w:tcPr>
+            <w:tcW w:type="pct" w:w="25%"/>
+            <w:shd w:color="F0F4FF" w:val="solid"/>
+          </w:tcPr>
+          <w:p>
+            <w:pPr>
+              <w:spacing w:after="40" w:before="40"/>
+            </w:pPr>
+            <w:r>
+              <w:rPr>
+                <w:rFonts w:ascii="Segoe UI" w:cs="Segoe UI" w:eastAsia="Segoe UI" w:hAnsi="Segoe UI"/>
+                <w:b w:val="false"/>
+                <w:bCs w:val="false"/>
+                <w:color w:val="333333"/>
+                <w:sz w:val="20"/>
+                <w:szCs w:val="20"/>
+              </w:rPr>
+              <w:t xml:space="preserve">Time O/U</w:t>
+            </w:r>
+          </w:p>
+        </w:tc>
+        <w:tc>
+          <w:tcPr>
+            <w:tcW w:type="pct" w:w="25%"/>
+            <w:shd w:color="F0F4FF" w:val="solid"/>
+          </w:tcPr>
+          <w:p>
+            <w:pPr>
+              <w:spacing w:after="40" w:before="40"/>
+            </w:pPr>
+            <w:r>
+              <w:rPr>
+                <w:rFonts w:ascii="Segoe UI" w:cs="Segoe UI" w:eastAsia="Segoe UI" w:hAnsi="Segoe UI"/>
+                <w:b w:val="false"/>
+                <w:bCs w:val="false"/>
+                <w:color w:val="333333"/>
+                <w:sz w:val="20"/>
+                <w:szCs w:val="20"/>
+              </w:rPr>
+              <w:t xml:space="preserve">40m</w:t>
+            </w:r>
+          </w:p>
+        </w:tc>
+        <w:tc>
+          <w:tcPr>
+            <w:tcW w:type="pct" w:w="25%"/>
+            <w:shd w:color="F0F4FF" w:val="solid"/>
+          </w:tcPr>
+          <w:p>
+            <w:pPr>
+              <w:spacing w:after="40" w:before="40"/>
+            </w:pPr>
+            <w:r>
+              <w:rPr>
+                <w:rFonts w:ascii="Segoe UI" w:cs="Segoe UI" w:eastAsia="Segoe UI" w:hAnsi="Segoe UI"/>
+                <w:b/>
+                <w:bCs/>
+                <w:color w:val="333333"/>
+                <w:sz w:val="20"/>
+                <w:szCs w:val="20"/>
+              </w:rPr>
+              <w:t xml:space="preserve">UNDER</w:t>
+            </w:r>
+          </w:p>
+        </w:tc>
+        <w:tc>
+          <w:tcPr>
+            <w:tcW w:type="pct" w:w="25%"/>
+            <w:shd w:color="F0F4FF" w:val="solid"/>
+          </w:tcPr>
+          <w:p>
+            <w:pPr>
+              <w:spacing w:after="40" w:before="40"/>
+            </w:pPr>
+            <w:r>
+              <w:rPr>
+                <w:rFonts w:ascii="Segoe UI" w:cs="Segoe UI" w:eastAsia="Segoe UI" w:hAnsi="Segoe UI"/>
+                <w:b w:val="false"/>
+                <w:bCs w:val="false"/>
+                <w:color w:val="333333"/>
+                <w:sz w:val="20"/>
+                <w:szCs w:val="20"/>
+              </w:rPr>
+              <w:t xml:space="preserve">⭐⭐⭐⭐</w:t>
+            </w:r>
+          </w:p>
+        </w:tc>
+      </w:tr>
+    </w:tbl>
+    <w:p>
+      <w:pPr>
+        <w:spacing w:after="120"/>
+      </w:pPr>
+    </w:p>
+    <w:p>
+      <w:pPr>
+        <w:spacing w:after="40" w:before="40"/>
+      </w:pPr>
+      <w:r>
+        <w:rPr>
+          <w:rFonts w:ascii="Segoe UI" w:cs="Segoe UI" w:eastAsia="Segoe UI" w:hAnsi="Segoe UI"/>
+          <w:b w:val="false"/>
+          <w:bCs w:val="false"/>
+          <w:color w:val="333333"/>
+          <w:sz w:val="20"/>
+          <w:szCs w:val="20"/>
+        </w:rPr>
+        <w:t xml:space="preserve">#### Bo5 Game-by-Game Strategy</w:t>
+      </w:r>
+    </w:p>
+    <w:p>
+      <w:pPr>
+        <w:shd w:color="F5F5F0" w:val="solid"/>
+        <w:spacing w:after="100" w:before="100"/>
+      </w:pPr>
+      <w:r>
+        <w:rPr>
+          <w:rFonts w:ascii="Consolas" w:cs="Consolas" w:eastAsia="Consolas" w:hAnsi="Consolas"/>
+          <w:b w:val="false"/>
+          <w:bCs w:val="false"/>
+          <w:color w:val="2D5016"/>
+          <w:sz w:val="18"/>
+          <w:szCs w:val="18"/>
+        </w:rPr>
+        <w:t xml:space="preserve">📕 GAME 1-2 (Trinh sát — 0.5u mỗi game)
+   G1: Kill OVER 60.5 + Time UNDER 40m
+   G2: Giữ nếu G1 đúng, review nếu sai
+   Score 2-0 → GAME 3 (Push — 0.75u)
+   │  Picks: Kill OVER (desperate team fights harder = MORE kills)
+   │         Time UNDER (dominant team closes fast)
+   │  ✅ 3-0 → DONE 🎉
+   │  ❌ 2-1 → GAME 4 (0.5u)
+   │     Time OVER 40m (comeback team plays careful)
+   │     Kill OVER (higher variance)
+   │     ✅ 3-1 → DONE
+   │     ❌ 2-2 → GAME 5 🎶 (0.75u)
+   │        Kill OVER (elimination game = all-in fights)
+   │        Time OVER 40m (pressure = longer game)
+   Score 1-1 → GAME 3 (Pivotal — 0.5u)
+   │  Picks: Kill OVER + Time cân (skip time kèo)
+   │  ✅ 2-1 → G4 (0.75u): Push winner
+   │  ❌ 1-2 → G4 (0.5u): Conservative, Kill OVER only
+   Score 0-2 → DỪNG hoặc 0.25u underdog G3</w:t>
+      </w:r>
+    </w:p>
+    <w:p>
+      <w:pPr>
+        <w:spacing w:after="100" w:before="100"/>
+      </w:pPr>
+      <w:r>
+        <w:rPr>
+          <w:rFonts w:ascii="Segoe UI" w:cs="Segoe UI" w:eastAsia="Segoe UI" w:hAnsi="Segoe UI"/>
+          <w:b w:val="false"/>
+          <w:bCs w:val="false"/>
+          <w:color w:val="CCCCCC"/>
+          <w:sz w:val="16"/>
+          <w:szCs w:val="16"/>
+        </w:rPr>
+        <w:t xml:space="preserve">────────────────────────────────────────────────────────────</w:t>
+      </w:r>
+    </w:p>
+    <w:p>
+      <w:pPr>
+        <w:pStyle w:val="Heading3"/>
+        <w:spacing w:after="60" w:before="150"/>
+      </w:pPr>
+      <w:r>
+        <w:rPr>
+          <w:rFonts w:ascii="Segoe UI" w:cs="Segoe UI" w:eastAsia="Segoe UI" w:hAnsi="Segoe UI"/>
+          <w:b/>
+          <w:bCs/>
+          <w:color w:val="1a1a2e"/>
+          <w:sz w:val="24"/>
+          <w:szCs w:val="24"/>
+        </w:rPr>
+        <w:t xml:space="preserve">TRẬN 7: NGNB vs Thriving (ESL Challenger CN Bo1) — ~14:30</w:t>
+      </w:r>
     </w:p>
     <w:p>
       <w:pPr>
@@ -4564,133 +4659,7 @@
           <w:sz w:val="20"/>
           <w:szCs w:val="20"/>
         </w:rPr>
-        <w:t xml:space="preserve">Odds từ Dotabuff: INC 1.37 vs Modus 2.92.</w:t>
-      </w:r>
-    </w:p>
-    <w:p>
-      <w:pPr>
-        <w:spacing w:after="60" w:before="60"/>
-        <w:ind w:left="431"/>
-      </w:pPr>
-      <w:r>
-        <w:rPr>
-          <w:rFonts w:ascii="Segoe UI" w:cs="Segoe UI" w:eastAsia="Segoe UI" w:hAnsi="Segoe UI"/>
-          <w:b w:val="false"/>
-          <w:bCs w:val="false"/>
-          <w:i/>
-          <w:iCs/>
-          <w:color w:val="555555"/>
-          <w:sz w:val="20"/>
-          <w:szCs w:val="20"/>
-        </w:rPr>
-        <w:t xml:space="preserve">Size nhỏ 0.5u — T3 league.</w:t>
-      </w:r>
-    </w:p>
-    <w:p>
-      <w:pPr>
-        <w:spacing w:after="100" w:before="100"/>
-      </w:pPr>
-      <w:r>
-        <w:rPr>
-          <w:rFonts w:ascii="Segoe UI" w:cs="Segoe UI" w:eastAsia="Segoe UI" w:hAnsi="Segoe UI"/>
-          <w:b w:val="false"/>
-          <w:bCs w:val="false"/>
-          <w:color w:val="CCCCCC"/>
-          <w:sz w:val="16"/>
-          <w:szCs w:val="16"/>
-        </w:rPr>
-        <w:t xml:space="preserve">────────────────────────────────────────────────────────────</w:t>
-      </w:r>
-    </w:p>
-    <w:p>
-      <w:pPr>
-        <w:pStyle w:val="Heading2"/>
-        <w:spacing w:after="80" w:before="200"/>
-      </w:pPr>
-      <w:r>
-        <w:rPr>
-          <w:rFonts w:ascii="Segoe UI" w:cs="Segoe UI" w:eastAsia="Segoe UI" w:hAnsi="Segoe UI"/>
-          <w:b/>
-          <w:bCs/>
-          <w:color w:val="080C25"/>
-          <w:sz w:val="28"/>
-          <w:szCs w:val="28"/>
-        </w:rPr>
-        <w:t xml:space="preserve">📐 Series Templates</w:t>
-      </w:r>
-    </w:p>
-    <w:p>
-      <w:pPr>
-        <w:pStyle w:val="Heading3"/>
-        <w:spacing w:after="60" w:before="150"/>
-      </w:pPr>
-      <w:r>
-        <w:rPr>
-          <w:rFonts w:ascii="Segoe UI" w:cs="Segoe UI" w:eastAsia="Segoe UI" w:hAnsi="Segoe UI"/>
-          <w:b/>
-          <w:bCs/>
-          <w:color w:val="1a1a2e"/>
-          <w:sz w:val="24"/>
-          <w:szCs w:val="24"/>
-        </w:rPr>
-        <w:t xml:space="preserve">Bo3 (LoL LCK/LPL + Dota2 EPL/CCT)</w:t>
-      </w:r>
-    </w:p>
-    <w:p>
-      <w:pPr>
-        <w:shd w:color="F5F5F0" w:val="solid"/>
-        <w:spacing w:after="100" w:before="100"/>
-      </w:pPr>
-      <w:r>
-        <w:rPr>
-          <w:rFonts w:ascii="Consolas" w:cs="Consolas" w:eastAsia="Consolas" w:hAnsi="Consolas"/>
-          <w:b w:val="false"/>
-          <w:bCs w:val="false"/>
-          <w:color w:val="2D5016"/>
-          <w:sz w:val="18"/>
-          <w:szCs w:val="18"/>
-        </w:rPr>
-        <w:t xml:space="preserve">G1 (Scout, 30%): Kèo chính
-├── ✅ Win → G2 (40%): Giữ hướng + thêm phụ
-│   ├── ✅ Win → DONE | ❌ Loss → G3 (30%): Adapt
-└── ❌ Loss → G2 (20%): Review
-    ├── ✅ Win → G3 (30%): Momentum | ❌ Loss → STOP</w:t>
-      </w:r>
-    </w:p>
-    <w:p>
-      <w:pPr>
-        <w:pStyle w:val="Heading3"/>
-        <w:spacing w:after="60" w:before="150"/>
-      </w:pPr>
-      <w:r>
-        <w:rPr>
-          <w:rFonts w:ascii="Segoe UI" w:cs="Segoe UI" w:eastAsia="Segoe UI" w:hAnsi="Segoe UI"/>
-          <w:b/>
-          <w:bCs/>
-          <w:color w:val="1a1a2e"/>
-          <w:sz w:val="24"/>
-          <w:szCs w:val="24"/>
-        </w:rPr>
-        <w:t xml:space="preserve">Bo5 (PGL Wallachia GF — áp dụng ngày mai nếu cần)</w:t>
-      </w:r>
-    </w:p>
-    <w:p>
-      <w:pPr>
-        <w:shd w:color="F5F5F0" w:val="solid"/>
-        <w:spacing w:after="100" w:before="100"/>
-      </w:pPr>
-      <w:r>
-        <w:rPr>
-          <w:rFonts w:ascii="Consolas" w:cs="Consolas" w:eastAsia="Consolas" w:hAnsi="Consolas"/>
-          <w:b w:val="false"/>
-          <w:bCs w:val="false"/>
-          <w:color w:val="2D5016"/>
-          <w:sz w:val="18"/>
-          <w:szCs w:val="18"/>
-        </w:rPr>
-        <w:t xml:space="preserve">G1-G2 (20% mỗi game) → Scout
-2-0: G3 25% dominant | 1-1: G3 20% pivotal | 0-2: STOP/10% underdog
-G5 🎶: 25%, TÀI kills + time + Dragon Soul YES</w:t>
+        <w:t xml:space="preserve">⬜ SKIP — Bo1, T3, không đủ data. Chỉ xem kết quả để calibrate.</w:t>
       </w:r>
     </w:p>
     <w:p>
@@ -4827,7 +4796,7 @@
                 <w:sz w:val="20"/>
                 <w:szCs w:val="20"/>
               </w:rPr>
-              <w:t xml:space="preserve">15%</w:t>
+              <w:t xml:space="preserve">15% bankroll</w:t>
             </w:r>
           </w:p>
         </w:tc>
@@ -4968,11 +4937,152 @@
           </w:p>
         </w:tc>
       </w:tr>
+      <w:tr>
+        <w:tc>
+          <w:tcPr>
+            <w:tcW w:type="pct" w:w="50%"/>
+          </w:tcPr>
+          <w:p>
+            <w:pPr>
+              <w:spacing w:after="40" w:before="40"/>
+            </w:pPr>
+            <w:r>
+              <w:rPr>
+                <w:rFonts w:ascii="Segoe UI" w:cs="Segoe UI" w:eastAsia="Segoe UI" w:hAnsi="Segoe UI"/>
+                <w:b w:val="false"/>
+                <w:bCs w:val="false"/>
+                <w:color w:val="333333"/>
+                <w:sz w:val="20"/>
+                <w:szCs w:val="20"/>
+              </w:rPr>
+              <w:t xml:space="preserve">Take-profit</w:t>
+            </w:r>
+          </w:p>
+        </w:tc>
+        <w:tc>
+          <w:tcPr>
+            <w:tcW w:type="pct" w:w="50%"/>
+          </w:tcPr>
+          <w:p>
+            <w:pPr>
+              <w:spacing w:after="40" w:before="40"/>
+            </w:pPr>
+            <w:r>
+              <w:rPr>
+                <w:rFonts w:ascii="Segoe UI" w:cs="Segoe UI" w:eastAsia="Segoe UI" w:hAnsi="Segoe UI"/>
+                <w:b w:val="false"/>
+                <w:bCs w:val="false"/>
+                <w:color w:val="333333"/>
+                <w:sz w:val="20"/>
+                <w:szCs w:val="20"/>
+              </w:rPr>
+              <w:t xml:space="preserve">+10% → giảm size 50%</w:t>
+            </w:r>
+          </w:p>
+        </w:tc>
+      </w:tr>
     </w:tbl>
     <w:p>
       <w:pPr>
         <w:spacing w:after="120"/>
       </w:pPr>
+    </w:p>
+    <w:p>
+      <w:pPr>
+        <w:pStyle w:val="Heading3"/>
+        <w:spacing w:after="60" w:before="150"/>
+      </w:pPr>
+      <w:r>
+        <w:rPr>
+          <w:rFonts w:ascii="Segoe UI" w:cs="Segoe UI" w:eastAsia="Segoe UI" w:hAnsi="Segoe UI"/>
+          <w:b/>
+          <w:bCs/>
+          <w:color w:val="1a1a2e"/>
+          <w:sz w:val="24"/>
+          <w:szCs w:val="24"/>
+        </w:rPr>
+        <w:t xml:space="preserve">Ưu tiên hôm nay</w:t>
+      </w:r>
+    </w:p>
+    <w:p>
+      <w:pPr>
+        <w:spacing w:after="40" w:before="40"/>
+      </w:pPr>
+      <w:r>
+        <w:rPr>
+          <w:rFonts w:ascii="Segoe UI" w:cs="Segoe UI" w:eastAsia="Segoe UI" w:hAnsi="Segoe UI"/>
+          <w:b/>
+          <w:bCs/>
+          <w:color w:val="333333"/>
+          <w:sz w:val="20"/>
+          <w:szCs w:val="20"/>
+        </w:rPr>
+        <w:t xml:space="preserve">1. 🥇 DK vs T1 — Top LCK, Kill UNDER + Time UNDER</w:t>
+      </w:r>
+    </w:p>
+    <w:p>
+      <w:pPr>
+        <w:spacing w:after="40" w:before="40"/>
+      </w:pPr>
+      <w:r>
+        <w:rPr>
+          <w:rFonts w:ascii="Segoe UI" w:cs="Segoe UI" w:eastAsia="Segoe UI" w:hAnsi="Segoe UI"/>
+          <w:b/>
+          <w:bCs/>
+          <w:color w:val="333333"/>
+          <w:sz w:val="20"/>
+          <w:szCs w:val="20"/>
+        </w:rPr>
+        <w:t xml:space="preserve">2. 🥈 JDG vs NiP — LPL, Kill OVER + Time UNDER</w:t>
+      </w:r>
+    </w:p>
+    <w:p>
+      <w:pPr>
+        <w:spacing w:after="40" w:before="40"/>
+      </w:pPr>
+      <w:r>
+        <w:rPr>
+          <w:rFonts w:ascii="Segoe UI" w:cs="Segoe UI" w:eastAsia="Segoe UI" w:hAnsi="Segoe UI"/>
+          <w:b/>
+          <w:bCs/>
+          <w:color w:val="333333"/>
+          <w:sz w:val="20"/>
+          <w:szCs w:val="20"/>
+        </w:rPr>
+        <w:t xml:space="preserve">3. 🥉 Antares vs EB — Bo5, Kill OVER (dominant Estar)</w:t>
+      </w:r>
+    </w:p>
+    <w:p>
+      <w:pPr>
+        <w:spacing w:after="40" w:before="40"/>
+      </w:pPr>
+      <w:r>
+        <w:rPr>
+          <w:rFonts w:ascii="Segoe UI" w:cs="Segoe UI" w:eastAsia="Segoe UI" w:hAnsi="Segoe UI"/>
+          <w:b w:val="false"/>
+          <w:bCs w:val="false"/>
+          <w:color w:val="333333"/>
+          <w:sz w:val="20"/>
+          <w:szCs w:val="20"/>
+        </w:rPr>
+        <w:t xml:space="preserve">4. ⬜ INC vs Modus — EPL Bo3, size nhỏ</w:t>
+      </w:r>
+    </w:p>
+    <w:p>
+      <w:pPr>
+        <w:spacing w:after="40" w:before="40"/>
+      </w:pPr>
+      <w:r>
+        <w:rPr>
+          <w:rFonts w:ascii="Segoe UI" w:cs="Segoe UI" w:eastAsia="Segoe UI" w:hAnsi="Segoe UI"/>
+          <w:b w:val="false"/>
+          <w:bCs w:val="false"/>
+          <w:color w:val="333333"/>
+          <w:sz w:val="20"/>
+          <w:szCs w:val="20"/>
+        </w:rPr>
+        <w:t xml:space="preserve">5. ⬜ KRX vs BFX, OMG vs TT — LCK/LPL mid-tier, size nhỏ</w:t>
+      </w:r>
     </w:p>
     <w:p>
       <w:pPr>
@@ -5004,7 +5114,7 @@
           <w:sz w:val="28"/>
           <w:szCs w:val="28"/>
         </w:rPr>
-        <w:t xml:space="preserve">📝 Kết Quả (cập nhật sau trận)</w:t>
+        <w:t xml:space="preserve">📝 Kết Quả (cập nhật real-time)</w:t>
       </w:r>
     </w:p>
     <w:tbl>
@@ -5028,11 +5138,12 @@
         <w:gridCol w:w="100"/>
         <w:gridCol w:w="100"/>
         <w:gridCol w:w="100"/>
+        <w:gridCol w:w="100"/>
       </w:tblGrid>
       <w:tr>
         <w:tc>
           <w:tcPr>
-            <w:tcW w:type="pct" w:w="12%"/>
+            <w:tcW w:type="pct" w:w="11%"/>
             <w:shd w:color="080C25" w:val="solid"/>
           </w:tcPr>
           <w:p>
@@ -5054,7 +5165,7 @@
         </w:tc>
         <w:tc>
           <w:tcPr>
-            <w:tcW w:type="pct" w:w="12%"/>
+            <w:tcW w:type="pct" w:w="11%"/>
             <w:shd w:color="080C25" w:val="solid"/>
           </w:tcPr>
           <w:p>
@@ -5076,7 +5187,7 @@
         </w:tc>
         <w:tc>
           <w:tcPr>
-            <w:tcW w:type="pct" w:w="12%"/>
+            <w:tcW w:type="pct" w:w="11%"/>
             <w:shd w:color="080C25" w:val="solid"/>
           </w:tcPr>
           <w:p>
@@ -5092,13 +5203,35 @@
                 <w:sz w:val="20"/>
                 <w:szCs w:val="20"/>
               </w:rPr>
+              <w:t xml:space="preserve">Game</w:t>
+            </w:r>
+          </w:p>
+        </w:tc>
+        <w:tc>
+          <w:tcPr>
+            <w:tcW w:type="pct" w:w="11%"/>
+            <w:shd w:color="080C25" w:val="solid"/>
+          </w:tcPr>
+          <w:p>
+            <w:pPr>
+              <w:spacing w:after="40" w:before="40"/>
+            </w:pPr>
+            <w:r>
+              <w:rPr>
+                <w:rFonts w:ascii="Segoe UI" w:cs="Segoe UI" w:eastAsia="Segoe UI" w:hAnsi="Segoe UI"/>
+                <w:b/>
+                <w:bCs/>
+                <w:color w:val="FFFFFF"/>
+                <w:sz w:val="20"/>
+                <w:szCs w:val="20"/>
+              </w:rPr>
               <w:t xml:space="preserve">Market</w:t>
             </w:r>
           </w:p>
         </w:tc>
         <w:tc>
           <w:tcPr>
-            <w:tcW w:type="pct" w:w="12%"/>
+            <w:tcW w:type="pct" w:w="11%"/>
             <w:shd w:color="080C25" w:val="solid"/>
           </w:tcPr>
           <w:p>
@@ -5120,7 +5253,7 @@
         </w:tc>
         <w:tc>
           <w:tcPr>
-            <w:tcW w:type="pct" w:w="12%"/>
+            <w:tcW w:type="pct" w:w="11%"/>
             <w:shd w:color="080C25" w:val="solid"/>
           </w:tcPr>
           <w:p>
@@ -5142,7 +5275,7 @@
         </w:tc>
         <w:tc>
           <w:tcPr>
-            <w:tcW w:type="pct" w:w="12%"/>
+            <w:tcW w:type="pct" w:w="11%"/>
             <w:shd w:color="080C25" w:val="solid"/>
           </w:tcPr>
           <w:p>
@@ -5164,7 +5297,7 @@
         </w:tc>
         <w:tc>
           <w:tcPr>
-            <w:tcW w:type="pct" w:w="12%"/>
+            <w:tcW w:type="pct" w:w="11%"/>
             <w:shd w:color="080C25" w:val="solid"/>
           </w:tcPr>
           <w:p>
@@ -5186,7 +5319,7 @@
         </w:tc>
         <w:tc>
           <w:tcPr>
-            <w:tcW w:type="pct" w:w="12%"/>
+            <w:tcW w:type="pct" w:w="11%"/>
             <w:shd w:color="080C25" w:val="solid"/>
           </w:tcPr>
           <w:p>
@@ -5210,7 +5343,7 @@
       <w:tr>
         <w:tc>
           <w:tcPr>
-            <w:tcW w:type="pct" w:w="50%"/>
+            <w:tcW w:type="pct" w:w="16%"/>
           </w:tcPr>
           <w:p>
             <w:pPr>
@@ -5231,22 +5364,106 @@
         </w:tc>
         <w:tc>
           <w:tcPr>
-            <w:tcW w:type="pct" w:w="50%"/>
-          </w:tcPr>
-          <w:p>
-            <w:pPr>
-              <w:spacing w:after="40" w:before="40"/>
-            </w:pPr>
-            <w:r>
-              <w:rPr>
-                <w:rFonts w:ascii="Segoe UI" w:cs="Segoe UI" w:eastAsia="Segoe UI" w:hAnsi="Segoe UI"/>
-                <w:b w:val="false"/>
-                <w:bCs w:val="false"/>
-                <w:color w:val="333333"/>
-                <w:sz w:val="20"/>
-                <w:szCs w:val="20"/>
-              </w:rPr>
-              <w:t xml:space="preserve">KRX vs BFX G1</w:t>
+            <w:tcW w:type="pct" w:w="16%"/>
+          </w:tcPr>
+          <w:p>
+            <w:pPr>
+              <w:spacing w:after="40" w:before="40"/>
+            </w:pPr>
+            <w:r>
+              <w:rPr>
+                <w:rFonts w:ascii="Segoe UI" w:cs="Segoe UI" w:eastAsia="Segoe UI" w:hAnsi="Segoe UI"/>
+                <w:b w:val="false"/>
+                <w:bCs w:val="false"/>
+                <w:color w:val="333333"/>
+                <w:sz w:val="20"/>
+                <w:szCs w:val="20"/>
+              </w:rPr>
+              <w:t xml:space="preserve">KRX vs BFX</w:t>
+            </w:r>
+          </w:p>
+        </w:tc>
+        <w:tc>
+          <w:tcPr>
+            <w:tcW w:type="pct" w:w="16%"/>
+          </w:tcPr>
+          <w:p>
+            <w:pPr>
+              <w:spacing w:after="40" w:before="40"/>
+            </w:pPr>
+            <w:r>
+              <w:rPr>
+                <w:rFonts w:ascii="Segoe UI" w:cs="Segoe UI" w:eastAsia="Segoe UI" w:hAnsi="Segoe UI"/>
+                <w:b w:val="false"/>
+                <w:bCs w:val="false"/>
+                <w:color w:val="333333"/>
+                <w:sz w:val="20"/>
+                <w:szCs w:val="20"/>
+              </w:rPr>
+              <w:t xml:space="preserve">G1</w:t>
+            </w:r>
+          </w:p>
+        </w:tc>
+        <w:tc>
+          <w:tcPr>
+            <w:tcW w:type="pct" w:w="16%"/>
+          </w:tcPr>
+          <w:p>
+            <w:pPr>
+              <w:spacing w:after="40" w:before="40"/>
+            </w:pPr>
+            <w:r>
+              <w:rPr>
+                <w:rFonts w:ascii="Segoe UI" w:cs="Segoe UI" w:eastAsia="Segoe UI" w:hAnsi="Segoe UI"/>
+                <w:b w:val="false"/>
+                <w:bCs w:val="false"/>
+                <w:color w:val="333333"/>
+                <w:sz w:val="20"/>
+                <w:szCs w:val="20"/>
+              </w:rPr>
+              <w:t xml:space="preserve">Kill 27.5</w:t>
+            </w:r>
+          </w:p>
+        </w:tc>
+        <w:tc>
+          <w:tcPr>
+            <w:tcW w:type="pct" w:w="16%"/>
+          </w:tcPr>
+          <w:p>
+            <w:pPr>
+              <w:spacing w:after="40" w:before="40"/>
+            </w:pPr>
+            <w:r>
+              <w:rPr>
+                <w:rFonts w:ascii="Segoe UI" w:cs="Segoe UI" w:eastAsia="Segoe UI" w:hAnsi="Segoe UI"/>
+                <w:b w:val="false"/>
+                <w:bCs w:val="false"/>
+                <w:color w:val="333333"/>
+                <w:sz w:val="20"/>
+                <w:szCs w:val="20"/>
+              </w:rPr>
+              <w:t xml:space="preserve">UNDER</w:t>
+            </w:r>
+          </w:p>
+        </w:tc>
+        <w:tc>
+          <w:tcPr>
+            <w:tcW w:type="pct" w:w="16%"/>
+          </w:tcPr>
+          <w:p>
+            <w:pPr>
+              <w:spacing w:after="40" w:before="40"/>
+            </w:pPr>
+            <w:r>
+              <w:rPr>
+                <w:rFonts w:ascii="Segoe UI" w:cs="Segoe UI" w:eastAsia="Segoe UI" w:hAnsi="Segoe UI"/>
+                <w:b w:val="false"/>
+                <w:bCs w:val="false"/>
+                <w:color w:val="333333"/>
+                <w:sz w:val="20"/>
+                <w:szCs w:val="20"/>
+              </w:rPr>
+              <w:t xml:space="preserve">0.5u</w:t>
             </w:r>
           </w:p>
         </w:tc>
@@ -5254,7 +5471,7 @@
       <w:tr>
         <w:tc>
           <w:tcPr>
-            <w:tcW w:type="pct" w:w="50%"/>
+            <w:tcW w:type="pct" w:w="16%"/>
             <w:shd w:color="F0F4FF" w:val="solid"/>
           </w:tcPr>
           <w:p>
@@ -5276,23 +5493,111 @@
         </w:tc>
         <w:tc>
           <w:tcPr>
-            <w:tcW w:type="pct" w:w="50%"/>
-            <w:shd w:color="F0F4FF" w:val="solid"/>
-          </w:tcPr>
-          <w:p>
-            <w:pPr>
-              <w:spacing w:after="40" w:before="40"/>
-            </w:pPr>
-            <w:r>
-              <w:rPr>
-                <w:rFonts w:ascii="Segoe UI" w:cs="Segoe UI" w:eastAsia="Segoe UI" w:hAnsi="Segoe UI"/>
-                <w:b w:val="false"/>
-                <w:bCs w:val="false"/>
-                <w:color w:val="333333"/>
-                <w:sz w:val="20"/>
-                <w:szCs w:val="20"/>
-              </w:rPr>
-              <w:t xml:space="preserve">OMG vs TT G1</w:t>
+            <w:tcW w:type="pct" w:w="16%"/>
+            <w:shd w:color="F0F4FF" w:val="solid"/>
+          </w:tcPr>
+          <w:p>
+            <w:pPr>
+              <w:spacing w:after="40" w:before="40"/>
+            </w:pPr>
+            <w:r>
+              <w:rPr>
+                <w:rFonts w:ascii="Segoe UI" w:cs="Segoe UI" w:eastAsia="Segoe UI" w:hAnsi="Segoe UI"/>
+                <w:b w:val="false"/>
+                <w:bCs w:val="false"/>
+                <w:color w:val="333333"/>
+                <w:sz w:val="20"/>
+                <w:szCs w:val="20"/>
+              </w:rPr>
+              <w:t xml:space="preserve">OMG vs TT</w:t>
+            </w:r>
+          </w:p>
+        </w:tc>
+        <w:tc>
+          <w:tcPr>
+            <w:tcW w:type="pct" w:w="16%"/>
+            <w:shd w:color="F0F4FF" w:val="solid"/>
+          </w:tcPr>
+          <w:p>
+            <w:pPr>
+              <w:spacing w:after="40" w:before="40"/>
+            </w:pPr>
+            <w:r>
+              <w:rPr>
+                <w:rFonts w:ascii="Segoe UI" w:cs="Segoe UI" w:eastAsia="Segoe UI" w:hAnsi="Segoe UI"/>
+                <w:b w:val="false"/>
+                <w:bCs w:val="false"/>
+                <w:color w:val="333333"/>
+                <w:sz w:val="20"/>
+                <w:szCs w:val="20"/>
+              </w:rPr>
+              <w:t xml:space="preserve">G1</w:t>
+            </w:r>
+          </w:p>
+        </w:tc>
+        <w:tc>
+          <w:tcPr>
+            <w:tcW w:type="pct" w:w="16%"/>
+            <w:shd w:color="F0F4FF" w:val="solid"/>
+          </w:tcPr>
+          <w:p>
+            <w:pPr>
+              <w:spacing w:after="40" w:before="40"/>
+            </w:pPr>
+            <w:r>
+              <w:rPr>
+                <w:rFonts w:ascii="Segoe UI" w:cs="Segoe UI" w:eastAsia="Segoe UI" w:hAnsi="Segoe UI"/>
+                <w:b w:val="false"/>
+                <w:bCs w:val="false"/>
+                <w:color w:val="333333"/>
+                <w:sz w:val="20"/>
+                <w:szCs w:val="20"/>
+              </w:rPr>
+              <w:t xml:space="preserve">Kill 29.5</w:t>
+            </w:r>
+          </w:p>
+        </w:tc>
+        <w:tc>
+          <w:tcPr>
+            <w:tcW w:type="pct" w:w="16%"/>
+            <w:shd w:color="F0F4FF" w:val="solid"/>
+          </w:tcPr>
+          <w:p>
+            <w:pPr>
+              <w:spacing w:after="40" w:before="40"/>
+            </w:pPr>
+            <w:r>
+              <w:rPr>
+                <w:rFonts w:ascii="Segoe UI" w:cs="Segoe UI" w:eastAsia="Segoe UI" w:hAnsi="Segoe UI"/>
+                <w:b w:val="false"/>
+                <w:bCs w:val="false"/>
+                <w:color w:val="333333"/>
+                <w:sz w:val="20"/>
+                <w:szCs w:val="20"/>
+              </w:rPr>
+              <w:t xml:space="preserve">OVER</w:t>
+            </w:r>
+          </w:p>
+        </w:tc>
+        <w:tc>
+          <w:tcPr>
+            <w:tcW w:type="pct" w:w="16%"/>
+            <w:shd w:color="F0F4FF" w:val="solid"/>
+          </w:tcPr>
+          <w:p>
+            <w:pPr>
+              <w:spacing w:after="40" w:before="40"/>
+            </w:pPr>
+            <w:r>
+              <w:rPr>
+                <w:rFonts w:ascii="Segoe UI" w:cs="Segoe UI" w:eastAsia="Segoe UI" w:hAnsi="Segoe UI"/>
+                <w:b w:val="false"/>
+                <w:bCs w:val="false"/>
+                <w:color w:val="333333"/>
+                <w:sz w:val="20"/>
+                <w:szCs w:val="20"/>
+              </w:rPr>
+              <w:t xml:space="preserve">0.5u</w:t>
             </w:r>
           </w:p>
         </w:tc>
@@ -5300,7 +5605,7 @@
       <w:tr>
         <w:tc>
           <w:tcPr>
-            <w:tcW w:type="pct" w:w="20%"/>
+            <w:tcW w:type="pct" w:w="16%"/>
           </w:tcPr>
           <w:p>
             <w:pPr>
@@ -5321,49 +5626,70 @@
         </w:tc>
         <w:tc>
           <w:tcPr>
-            <w:tcW w:type="pct" w:w="20%"/>
-          </w:tcPr>
-          <w:p>
-            <w:pPr>
-              <w:spacing w:after="40" w:before="40"/>
-            </w:pPr>
-            <w:r>
-              <w:rPr>
-                <w:rFonts w:ascii="Segoe UI" w:cs="Segoe UI" w:eastAsia="Segoe UI" w:hAnsi="Segoe UI"/>
-                <w:b w:val="false"/>
-                <w:bCs w:val="false"/>
-                <w:color w:val="333333"/>
-                <w:sz w:val="20"/>
-                <w:szCs w:val="20"/>
-              </w:rPr>
-              <w:t xml:space="preserve">DK vs T1 G1</w:t>
-            </w:r>
-          </w:p>
-        </w:tc>
-        <w:tc>
-          <w:tcPr>
-            <w:tcW w:type="pct" w:w="20%"/>
-          </w:tcPr>
-          <w:p>
-            <w:pPr>
-              <w:spacing w:after="40" w:before="40"/>
-            </w:pPr>
-            <w:r>
-              <w:rPr>
-                <w:rFonts w:ascii="Segoe UI" w:cs="Segoe UI" w:eastAsia="Segoe UI" w:hAnsi="Segoe UI"/>
-                <w:b w:val="false"/>
-                <w:bCs w:val="false"/>
-                <w:color w:val="333333"/>
-                <w:sz w:val="20"/>
-                <w:szCs w:val="20"/>
-              </w:rPr>
-              <w:t xml:space="preserve">Kill U27.5</w:t>
-            </w:r>
-          </w:p>
-        </w:tc>
-        <w:tc>
-          <w:tcPr>
-            <w:tcW w:type="pct" w:w="20%"/>
+            <w:tcW w:type="pct" w:w="16%"/>
+          </w:tcPr>
+          <w:p>
+            <w:pPr>
+              <w:spacing w:after="40" w:before="40"/>
+            </w:pPr>
+            <w:r>
+              <w:rPr>
+                <w:rFonts w:ascii="Segoe UI" w:cs="Segoe UI" w:eastAsia="Segoe UI" w:hAnsi="Segoe UI"/>
+                <w:b w:val="false"/>
+                <w:bCs w:val="false"/>
+                <w:color w:val="333333"/>
+                <w:sz w:val="20"/>
+                <w:szCs w:val="20"/>
+              </w:rPr>
+              <w:t xml:space="preserve">DK vs T1</w:t>
+            </w:r>
+          </w:p>
+        </w:tc>
+        <w:tc>
+          <w:tcPr>
+            <w:tcW w:type="pct" w:w="16%"/>
+          </w:tcPr>
+          <w:p>
+            <w:pPr>
+              <w:spacing w:after="40" w:before="40"/>
+            </w:pPr>
+            <w:r>
+              <w:rPr>
+                <w:rFonts w:ascii="Segoe UI" w:cs="Segoe UI" w:eastAsia="Segoe UI" w:hAnsi="Segoe UI"/>
+                <w:b w:val="false"/>
+                <w:bCs w:val="false"/>
+                <w:color w:val="333333"/>
+                <w:sz w:val="20"/>
+                <w:szCs w:val="20"/>
+              </w:rPr>
+              <w:t xml:space="preserve">G1</w:t>
+            </w:r>
+          </w:p>
+        </w:tc>
+        <w:tc>
+          <w:tcPr>
+            <w:tcW w:type="pct" w:w="16%"/>
+          </w:tcPr>
+          <w:p>
+            <w:pPr>
+              <w:spacing w:after="40" w:before="40"/>
+            </w:pPr>
+            <w:r>
+              <w:rPr>
+                <w:rFonts w:ascii="Segoe UI" w:cs="Segoe UI" w:eastAsia="Segoe UI" w:hAnsi="Segoe UI"/>
+                <w:b w:val="false"/>
+                <w:bCs w:val="false"/>
+                <w:color w:val="333333"/>
+                <w:sz w:val="20"/>
+                <w:szCs w:val="20"/>
+              </w:rPr>
+              <w:t xml:space="preserve">Kill 27.5</w:t>
+            </w:r>
+          </w:p>
+        </w:tc>
+        <w:tc>
+          <w:tcPr>
+            <w:tcW w:type="pct" w:w="16%"/>
           </w:tcPr>
           <w:p>
             <w:pPr>
@@ -5384,7 +5710,7 @@
         </w:tc>
         <w:tc>
           <w:tcPr>
-            <w:tcW w:type="pct" w:w="20%"/>
+            <w:tcW w:type="pct" w:w="16%"/>
           </w:tcPr>
           <w:p>
             <w:pPr>
@@ -5407,7 +5733,7 @@
       <w:tr>
         <w:tc>
           <w:tcPr>
-            <w:tcW w:type="pct" w:w="50%"/>
+            <w:tcW w:type="pct" w:w="25%"/>
             <w:shd w:color="F0F4FF" w:val="solid"/>
           </w:tcPr>
           <w:p>
@@ -5429,23 +5755,67 @@
         </w:tc>
         <w:tc>
           <w:tcPr>
-            <w:tcW w:type="pct" w:w="50%"/>
-            <w:shd w:color="F0F4FF" w:val="solid"/>
-          </w:tcPr>
-          <w:p>
-            <w:pPr>
-              <w:spacing w:after="40" w:before="40"/>
-            </w:pPr>
-            <w:r>
-              <w:rPr>
-                <w:rFonts w:ascii="Segoe UI" w:cs="Segoe UI" w:eastAsia="Segoe UI" w:hAnsi="Segoe UI"/>
-                <w:b w:val="false"/>
-                <w:bCs w:val="false"/>
-                <w:color w:val="333333"/>
-                <w:sz w:val="20"/>
-                <w:szCs w:val="20"/>
-              </w:rPr>
-              <w:t xml:space="preserve">DK vs T1 G2</w:t>
+            <w:tcW w:type="pct" w:w="25%"/>
+            <w:shd w:color="F0F4FF" w:val="solid"/>
+          </w:tcPr>
+          <w:p>
+            <w:pPr>
+              <w:spacing w:after="40" w:before="40"/>
+            </w:pPr>
+            <w:r>
+              <w:rPr>
+                <w:rFonts w:ascii="Segoe UI" w:cs="Segoe UI" w:eastAsia="Segoe UI" w:hAnsi="Segoe UI"/>
+                <w:b w:val="false"/>
+                <w:bCs w:val="false"/>
+                <w:color w:val="333333"/>
+                <w:sz w:val="20"/>
+                <w:szCs w:val="20"/>
+              </w:rPr>
+              <w:t xml:space="preserve">DK vs T1</w:t>
+            </w:r>
+          </w:p>
+        </w:tc>
+        <w:tc>
+          <w:tcPr>
+            <w:tcW w:type="pct" w:w="25%"/>
+            <w:shd w:color="F0F4FF" w:val="solid"/>
+          </w:tcPr>
+          <w:p>
+            <w:pPr>
+              <w:spacing w:after="40" w:before="40"/>
+            </w:pPr>
+            <w:r>
+              <w:rPr>
+                <w:rFonts w:ascii="Segoe UI" w:cs="Segoe UI" w:eastAsia="Segoe UI" w:hAnsi="Segoe UI"/>
+                <w:b w:val="false"/>
+                <w:bCs w:val="false"/>
+                <w:color w:val="333333"/>
+                <w:sz w:val="20"/>
+                <w:szCs w:val="20"/>
+              </w:rPr>
+              <w:t xml:space="preserve">G2</w:t>
+            </w:r>
+          </w:p>
+        </w:tc>
+        <w:tc>
+          <w:tcPr>
+            <w:tcW w:type="pct" w:w="25%"/>
+            <w:shd w:color="F0F4FF" w:val="solid"/>
+          </w:tcPr>
+          <w:p>
+            <w:pPr>
+              <w:spacing w:after="40" w:before="40"/>
+            </w:pPr>
+            <w:r>
+              <w:rPr>
+                <w:rFonts w:ascii="Segoe UI" w:cs="Segoe UI" w:eastAsia="Segoe UI" w:hAnsi="Segoe UI"/>
+                <w:b w:val="false"/>
+                <w:bCs w:val="false"/>
+                <w:color w:val="333333"/>
+                <w:sz w:val="20"/>
+                <w:szCs w:val="20"/>
+              </w:rPr>
+              <w:t xml:space="preserve">*theo G1*</w:t>
             </w:r>
           </w:p>
         </w:tc>
@@ -5453,7 +5823,7 @@
       <w:tr>
         <w:tc>
           <w:tcPr>
-            <w:tcW w:type="pct" w:w="20%"/>
+            <w:tcW w:type="pct" w:w="25%"/>
           </w:tcPr>
           <w:p>
             <w:pPr>
@@ -5474,85 +5844,64 @@
         </w:tc>
         <w:tc>
           <w:tcPr>
-            <w:tcW w:type="pct" w:w="20%"/>
-          </w:tcPr>
-          <w:p>
-            <w:pPr>
-              <w:spacing w:after="40" w:before="40"/>
-            </w:pPr>
-            <w:r>
-              <w:rPr>
-                <w:rFonts w:ascii="Segoe UI" w:cs="Segoe UI" w:eastAsia="Segoe UI" w:hAnsi="Segoe UI"/>
-                <w:b w:val="false"/>
-                <w:bCs w:val="false"/>
-                <w:color w:val="333333"/>
-                <w:sz w:val="20"/>
-                <w:szCs w:val="20"/>
-              </w:rPr>
-              <w:t xml:space="preserve">JDG vs NiP G1</w:t>
-            </w:r>
-          </w:p>
-        </w:tc>
-        <w:tc>
-          <w:tcPr>
-            <w:tcW w:type="pct" w:w="20%"/>
-          </w:tcPr>
-          <w:p>
-            <w:pPr>
-              <w:spacing w:after="40" w:before="40"/>
-            </w:pPr>
-            <w:r>
-              <w:rPr>
-                <w:rFonts w:ascii="Segoe UI" w:cs="Segoe UI" w:eastAsia="Segoe UI" w:hAnsi="Segoe UI"/>
-                <w:b w:val="false"/>
-                <w:bCs w:val="false"/>
-                <w:color w:val="333333"/>
-                <w:sz w:val="20"/>
-                <w:szCs w:val="20"/>
-              </w:rPr>
-              <w:t xml:space="preserve">Kill O29.5</w:t>
-            </w:r>
-          </w:p>
-        </w:tc>
-        <w:tc>
-          <w:tcPr>
-            <w:tcW w:type="pct" w:w="20%"/>
-          </w:tcPr>
-          <w:p>
-            <w:pPr>
-              <w:spacing w:after="40" w:before="40"/>
-            </w:pPr>
-            <w:r>
-              <w:rPr>
-                <w:rFonts w:ascii="Segoe UI" w:cs="Segoe UI" w:eastAsia="Segoe UI" w:hAnsi="Segoe UI"/>
-                <w:b w:val="false"/>
-                <w:bCs w:val="false"/>
-                <w:color w:val="333333"/>
-                <w:sz w:val="20"/>
-                <w:szCs w:val="20"/>
-              </w:rPr>
-              <w:t xml:space="preserve">OVER</w:t>
-            </w:r>
-          </w:p>
-        </w:tc>
-        <w:tc>
-          <w:tcPr>
-            <w:tcW w:type="pct" w:w="20%"/>
-          </w:tcPr>
-          <w:p>
-            <w:pPr>
-              <w:spacing w:after="40" w:before="40"/>
-            </w:pPr>
-            <w:r>
-              <w:rPr>
-                <w:rFonts w:ascii="Segoe UI" w:cs="Segoe UI" w:eastAsia="Segoe UI" w:hAnsi="Segoe UI"/>
-                <w:b w:val="false"/>
-                <w:bCs w:val="false"/>
-                <w:color w:val="333333"/>
-                <w:sz w:val="20"/>
-                <w:szCs w:val="20"/>
-              </w:rPr>
-              <w:t xml:space="preserve">1u</w:t>
+            <w:tcW w:type="pct" w:w="25%"/>
+          </w:tcPr>
+          <w:p>
+            <w:pPr>
+              <w:spacing w:after="40" w:before="40"/>
+            </w:pPr>
+            <w:r>
+              <w:rPr>
+                <w:rFonts w:ascii="Segoe UI" w:cs="Segoe UI" w:eastAsia="Segoe UI" w:hAnsi="Segoe UI"/>
+                <w:b w:val="false"/>
+                <w:bCs w:val="false"/>
+                <w:color w:val="333333"/>
+                <w:sz w:val="20"/>
+                <w:szCs w:val="20"/>
+              </w:rPr>
+              <w:t xml:space="preserve">DK vs T1</w:t>
+            </w:r>
+          </w:p>
+        </w:tc>
+        <w:tc>
+          <w:tcPr>
+            <w:tcW w:type="pct" w:w="25%"/>
+          </w:tcPr>
+          <w:p>
+            <w:pPr>
+              <w:spacing w:after="40" w:before="40"/>
+            </w:pPr>
+            <w:r>
+              <w:rPr>
+                <w:rFonts w:ascii="Segoe UI" w:cs="Segoe UI" w:eastAsia="Segoe UI" w:hAnsi="Segoe UI"/>
+                <w:b w:val="false"/>
+                <w:bCs w:val="false"/>
+                <w:color w:val="333333"/>
+                <w:sz w:val="20"/>
+                <w:szCs w:val="20"/>
+              </w:rPr>
+              <w:t xml:space="preserve">G3</w:t>
+            </w:r>
+          </w:p>
+        </w:tc>
+        <w:tc>
+          <w:tcPr>
+            <w:tcW w:type="pct" w:w="25%"/>
+          </w:tcPr>
+          <w:p>
+            <w:pPr>
+              <w:spacing w:after="40" w:before="40"/>
+            </w:pPr>
+            <w:r>
+              <w:rPr>
+                <w:rFonts w:ascii="Segoe UI" w:cs="Segoe UI" w:eastAsia="Segoe UI" w:hAnsi="Segoe UI"/>
+                <w:b w:val="false"/>
+                <w:bCs w:val="false"/>
+                <w:color w:val="333333"/>
+                <w:sz w:val="20"/>
+                <w:szCs w:val="20"/>
+              </w:rPr>
+              <w:t xml:space="preserve">*nếu cần*</w:t>
             </w:r>
           </w:p>
         </w:tc>
@@ -5560,7 +5909,7 @@
       <w:tr>
         <w:tc>
           <w:tcPr>
-            <w:tcW w:type="pct" w:w="50%"/>
+            <w:tcW w:type="pct" w:w="16%"/>
             <w:shd w:color="F0F4FF" w:val="solid"/>
           </w:tcPr>
           <w:p>
@@ -5582,23 +5931,111 @@
         </w:tc>
         <w:tc>
           <w:tcPr>
-            <w:tcW w:type="pct" w:w="50%"/>
-            <w:shd w:color="F0F4FF" w:val="solid"/>
-          </w:tcPr>
-          <w:p>
-            <w:pPr>
-              <w:spacing w:after="40" w:before="40"/>
-            </w:pPr>
-            <w:r>
-              <w:rPr>
-                <w:rFonts w:ascii="Segoe UI" w:cs="Segoe UI" w:eastAsia="Segoe UI" w:hAnsi="Segoe UI"/>
-                <w:b w:val="false"/>
-                <w:bCs w:val="false"/>
-                <w:color w:val="333333"/>
-                <w:sz w:val="20"/>
-                <w:szCs w:val="20"/>
-              </w:rPr>
-              <w:t xml:space="preserve">JDG vs NiP G2</w:t>
+            <w:tcW w:type="pct" w:w="16%"/>
+            <w:shd w:color="F0F4FF" w:val="solid"/>
+          </w:tcPr>
+          <w:p>
+            <w:pPr>
+              <w:spacing w:after="40" w:before="40"/>
+            </w:pPr>
+            <w:r>
+              <w:rPr>
+                <w:rFonts w:ascii="Segoe UI" w:cs="Segoe UI" w:eastAsia="Segoe UI" w:hAnsi="Segoe UI"/>
+                <w:b w:val="false"/>
+                <w:bCs w:val="false"/>
+                <w:color w:val="333333"/>
+                <w:sz w:val="20"/>
+                <w:szCs w:val="20"/>
+              </w:rPr>
+              <w:t xml:space="preserve">JDG vs NiP</w:t>
+            </w:r>
+          </w:p>
+        </w:tc>
+        <w:tc>
+          <w:tcPr>
+            <w:tcW w:type="pct" w:w="16%"/>
+            <w:shd w:color="F0F4FF" w:val="solid"/>
+          </w:tcPr>
+          <w:p>
+            <w:pPr>
+              <w:spacing w:after="40" w:before="40"/>
+            </w:pPr>
+            <w:r>
+              <w:rPr>
+                <w:rFonts w:ascii="Segoe UI" w:cs="Segoe UI" w:eastAsia="Segoe UI" w:hAnsi="Segoe UI"/>
+                <w:b w:val="false"/>
+                <w:bCs w:val="false"/>
+                <w:color w:val="333333"/>
+                <w:sz w:val="20"/>
+                <w:szCs w:val="20"/>
+              </w:rPr>
+              <w:t xml:space="preserve">G1</w:t>
+            </w:r>
+          </w:p>
+        </w:tc>
+        <w:tc>
+          <w:tcPr>
+            <w:tcW w:type="pct" w:w="16%"/>
+            <w:shd w:color="F0F4FF" w:val="solid"/>
+          </w:tcPr>
+          <w:p>
+            <w:pPr>
+              <w:spacing w:after="40" w:before="40"/>
+            </w:pPr>
+            <w:r>
+              <w:rPr>
+                <w:rFonts w:ascii="Segoe UI" w:cs="Segoe UI" w:eastAsia="Segoe UI" w:hAnsi="Segoe UI"/>
+                <w:b w:val="false"/>
+                <w:bCs w:val="false"/>
+                <w:color w:val="333333"/>
+                <w:sz w:val="20"/>
+                <w:szCs w:val="20"/>
+              </w:rPr>
+              <w:t xml:space="preserve">Kill 29.5</w:t>
+            </w:r>
+          </w:p>
+        </w:tc>
+        <w:tc>
+          <w:tcPr>
+            <w:tcW w:type="pct" w:w="16%"/>
+            <w:shd w:color="F0F4FF" w:val="solid"/>
+          </w:tcPr>
+          <w:p>
+            <w:pPr>
+              <w:spacing w:after="40" w:before="40"/>
+            </w:pPr>
+            <w:r>
+              <w:rPr>
+                <w:rFonts w:ascii="Segoe UI" w:cs="Segoe UI" w:eastAsia="Segoe UI" w:hAnsi="Segoe UI"/>
+                <w:b w:val="false"/>
+                <w:bCs w:val="false"/>
+                <w:color w:val="333333"/>
+                <w:sz w:val="20"/>
+                <w:szCs w:val="20"/>
+              </w:rPr>
+              <w:t xml:space="preserve">OVER</w:t>
+            </w:r>
+          </w:p>
+        </w:tc>
+        <w:tc>
+          <w:tcPr>
+            <w:tcW w:type="pct" w:w="16%"/>
+            <w:shd w:color="F0F4FF" w:val="solid"/>
+          </w:tcPr>
+          <w:p>
+            <w:pPr>
+              <w:spacing w:after="40" w:before="40"/>
+            </w:pPr>
+            <w:r>
+              <w:rPr>
+                <w:rFonts w:ascii="Segoe UI" w:cs="Segoe UI" w:eastAsia="Segoe UI" w:hAnsi="Segoe UI"/>
+                <w:b w:val="false"/>
+                <w:bCs w:val="false"/>
+                <w:color w:val="333333"/>
+                <w:sz w:val="20"/>
+                <w:szCs w:val="20"/>
+              </w:rPr>
+              <w:t xml:space="preserve">1u</w:t>
             </w:r>
           </w:p>
         </w:tc>
@@ -5606,7 +6043,7 @@
       <w:tr>
         <w:tc>
           <w:tcPr>
-            <w:tcW w:type="pct" w:w="20%"/>
+            <w:tcW w:type="pct" w:w="25%"/>
           </w:tcPr>
           <w:p>
             <w:pPr>
@@ -5627,85 +6064,64 @@
         </w:tc>
         <w:tc>
           <w:tcPr>
-            <w:tcW w:type="pct" w:w="20%"/>
-          </w:tcPr>
-          <w:p>
-            <w:pPr>
-              <w:spacing w:after="40" w:before="40"/>
-            </w:pPr>
-            <w:r>
-              <w:rPr>
-                <w:rFonts w:ascii="Segoe UI" w:cs="Segoe UI" w:eastAsia="Segoe UI" w:hAnsi="Segoe UI"/>
-                <w:b w:val="false"/>
-                <w:bCs w:val="false"/>
-                <w:color w:val="333333"/>
-                <w:sz w:val="20"/>
-                <w:szCs w:val="20"/>
-              </w:rPr>
-              <w:t xml:space="preserve">INC vs Modus G1</w:t>
-            </w:r>
-          </w:p>
-        </w:tc>
-        <w:tc>
-          <w:tcPr>
-            <w:tcW w:type="pct" w:w="20%"/>
-          </w:tcPr>
-          <w:p>
-            <w:pPr>
-              <w:spacing w:after="40" w:before="40"/>
-            </w:pPr>
-            <w:r>
-              <w:rPr>
-                <w:rFonts w:ascii="Segoe UI" w:cs="Segoe UI" w:eastAsia="Segoe UI" w:hAnsi="Segoe UI"/>
-                <w:b w:val="false"/>
-                <w:bCs w:val="false"/>
-                <w:color w:val="333333"/>
-                <w:sz w:val="20"/>
-                <w:szCs w:val="20"/>
-              </w:rPr>
-              <w:t xml:space="preserve">Kill O58.5</w:t>
-            </w:r>
-          </w:p>
-        </w:tc>
-        <w:tc>
-          <w:tcPr>
-            <w:tcW w:type="pct" w:w="20%"/>
-          </w:tcPr>
-          <w:p>
-            <w:pPr>
-              <w:spacing w:after="40" w:before="40"/>
-            </w:pPr>
-            <w:r>
-              <w:rPr>
-                <w:rFonts w:ascii="Segoe UI" w:cs="Segoe UI" w:eastAsia="Segoe UI" w:hAnsi="Segoe UI"/>
-                <w:b w:val="false"/>
-                <w:bCs w:val="false"/>
-                <w:color w:val="333333"/>
-                <w:sz w:val="20"/>
-                <w:szCs w:val="20"/>
-              </w:rPr>
-              <w:t xml:space="preserve">OVER</w:t>
-            </w:r>
-          </w:p>
-        </w:tc>
-        <w:tc>
-          <w:tcPr>
-            <w:tcW w:type="pct" w:w="20%"/>
-          </w:tcPr>
-          <w:p>
-            <w:pPr>
-              <w:spacing w:after="40" w:before="40"/>
-            </w:pPr>
-            <w:r>
-              <w:rPr>
-                <w:rFonts w:ascii="Segoe UI" w:cs="Segoe UI" w:eastAsia="Segoe UI" w:hAnsi="Segoe UI"/>
-                <w:b w:val="false"/>
-                <w:bCs w:val="false"/>
-                <w:color w:val="333333"/>
-                <w:sz w:val="20"/>
-                <w:szCs w:val="20"/>
-              </w:rPr>
-              <w:t xml:space="preserve">0.5u</w:t>
+            <w:tcW w:type="pct" w:w="25%"/>
+          </w:tcPr>
+          <w:p>
+            <w:pPr>
+              <w:spacing w:after="40" w:before="40"/>
+            </w:pPr>
+            <w:r>
+              <w:rPr>
+                <w:rFonts w:ascii="Segoe UI" w:cs="Segoe UI" w:eastAsia="Segoe UI" w:hAnsi="Segoe UI"/>
+                <w:b w:val="false"/>
+                <w:bCs w:val="false"/>
+                <w:color w:val="333333"/>
+                <w:sz w:val="20"/>
+                <w:szCs w:val="20"/>
+              </w:rPr>
+              <w:t xml:space="preserve">JDG vs NiP</w:t>
+            </w:r>
+          </w:p>
+        </w:tc>
+        <w:tc>
+          <w:tcPr>
+            <w:tcW w:type="pct" w:w="25%"/>
+          </w:tcPr>
+          <w:p>
+            <w:pPr>
+              <w:spacing w:after="40" w:before="40"/>
+            </w:pPr>
+            <w:r>
+              <w:rPr>
+                <w:rFonts w:ascii="Segoe UI" w:cs="Segoe UI" w:eastAsia="Segoe UI" w:hAnsi="Segoe UI"/>
+                <w:b w:val="false"/>
+                <w:bCs w:val="false"/>
+                <w:color w:val="333333"/>
+                <w:sz w:val="20"/>
+                <w:szCs w:val="20"/>
+              </w:rPr>
+              <w:t xml:space="preserve">G2</w:t>
+            </w:r>
+          </w:p>
+        </w:tc>
+        <w:tc>
+          <w:tcPr>
+            <w:tcW w:type="pct" w:w="25%"/>
+          </w:tcPr>
+          <w:p>
+            <w:pPr>
+              <w:spacing w:after="40" w:before="40"/>
+            </w:pPr>
+            <w:r>
+              <w:rPr>
+                <w:rFonts w:ascii="Segoe UI" w:cs="Segoe UI" w:eastAsia="Segoe UI" w:hAnsi="Segoe UI"/>
+                <w:b w:val="false"/>
+                <w:bCs w:val="false"/>
+                <w:color w:val="333333"/>
+                <w:sz w:val="20"/>
+                <w:szCs w:val="20"/>
+              </w:rPr>
+              <w:t xml:space="preserve">*theo G1*</w:t>
             </w:r>
           </w:p>
         </w:tc>
@@ -5713,7 +6129,7 @@
       <w:tr>
         <w:tc>
           <w:tcPr>
-            <w:tcW w:type="pct" w:w="20%"/>
+            <w:tcW w:type="pct" w:w="16%"/>
             <w:shd w:color="F0F4FF" w:val="solid"/>
           </w:tcPr>
           <w:p>
@@ -5735,51 +6151,73 @@
         </w:tc>
         <w:tc>
           <w:tcPr>
-            <w:tcW w:type="pct" w:w="20%"/>
-            <w:shd w:color="F0F4FF" w:val="solid"/>
-          </w:tcPr>
-          <w:p>
-            <w:pPr>
-              <w:spacing w:after="40" w:before="40"/>
-            </w:pPr>
-            <w:r>
-              <w:rPr>
-                <w:rFonts w:ascii="Segoe UI" w:cs="Segoe UI" w:eastAsia="Segoe UI" w:hAnsi="Segoe UI"/>
-                <w:b w:val="false"/>
-                <w:bCs w:val="false"/>
-                <w:color w:val="333333"/>
-                <w:sz w:val="20"/>
-                <w:szCs w:val="20"/>
-              </w:rPr>
-              <w:t xml:space="preserve">Antares vs EB G1</w:t>
-            </w:r>
-          </w:p>
-        </w:tc>
-        <w:tc>
-          <w:tcPr>
-            <w:tcW w:type="pct" w:w="20%"/>
-            <w:shd w:color="F0F4FF" w:val="solid"/>
-          </w:tcPr>
-          <w:p>
-            <w:pPr>
-              <w:spacing w:after="40" w:before="40"/>
-            </w:pPr>
-            <w:r>
-              <w:rPr>
-                <w:rFonts w:ascii="Segoe UI" w:cs="Segoe UI" w:eastAsia="Segoe UI" w:hAnsi="Segoe UI"/>
-                <w:b w:val="false"/>
-                <w:bCs w:val="false"/>
-                <w:color w:val="333333"/>
-                <w:sz w:val="20"/>
-                <w:szCs w:val="20"/>
-              </w:rPr>
-              <w:t xml:space="preserve">Kill O60.5</w:t>
-            </w:r>
-          </w:p>
-        </w:tc>
-        <w:tc>
-          <w:tcPr>
-            <w:tcW w:type="pct" w:w="20%"/>
+            <w:tcW w:type="pct" w:w="16%"/>
+            <w:shd w:color="F0F4FF" w:val="solid"/>
+          </w:tcPr>
+          <w:p>
+            <w:pPr>
+              <w:spacing w:after="40" w:before="40"/>
+            </w:pPr>
+            <w:r>
+              <w:rPr>
+                <w:rFonts w:ascii="Segoe UI" w:cs="Segoe UI" w:eastAsia="Segoe UI" w:hAnsi="Segoe UI"/>
+                <w:b w:val="false"/>
+                <w:bCs w:val="false"/>
+                <w:color w:val="333333"/>
+                <w:sz w:val="20"/>
+                <w:szCs w:val="20"/>
+              </w:rPr>
+              <w:t xml:space="preserve">INC vs Modus</w:t>
+            </w:r>
+          </w:p>
+        </w:tc>
+        <w:tc>
+          <w:tcPr>
+            <w:tcW w:type="pct" w:w="16%"/>
+            <w:shd w:color="F0F4FF" w:val="solid"/>
+          </w:tcPr>
+          <w:p>
+            <w:pPr>
+              <w:spacing w:after="40" w:before="40"/>
+            </w:pPr>
+            <w:r>
+              <w:rPr>
+                <w:rFonts w:ascii="Segoe UI" w:cs="Segoe UI" w:eastAsia="Segoe UI" w:hAnsi="Segoe UI"/>
+                <w:b w:val="false"/>
+                <w:bCs w:val="false"/>
+                <w:color w:val="333333"/>
+                <w:sz w:val="20"/>
+                <w:szCs w:val="20"/>
+              </w:rPr>
+              <w:t xml:space="preserve">G1</w:t>
+            </w:r>
+          </w:p>
+        </w:tc>
+        <w:tc>
+          <w:tcPr>
+            <w:tcW w:type="pct" w:w="16%"/>
+            <w:shd w:color="F0F4FF" w:val="solid"/>
+          </w:tcPr>
+          <w:p>
+            <w:pPr>
+              <w:spacing w:after="40" w:before="40"/>
+            </w:pPr>
+            <w:r>
+              <w:rPr>
+                <w:rFonts w:ascii="Segoe UI" w:cs="Segoe UI" w:eastAsia="Segoe UI" w:hAnsi="Segoe UI"/>
+                <w:b w:val="false"/>
+                <w:bCs w:val="false"/>
+                <w:color w:val="333333"/>
+                <w:sz w:val="20"/>
+                <w:szCs w:val="20"/>
+              </w:rPr>
+              <w:t xml:space="preserve">Kill 58.5</w:t>
+            </w:r>
+          </w:p>
+        </w:tc>
+        <w:tc>
+          <w:tcPr>
+            <w:tcW w:type="pct" w:w="16%"/>
             <w:shd w:color="F0F4FF" w:val="solid"/>
           </w:tcPr>
           <w:p>
@@ -5801,7 +6239,7 @@
         </w:tc>
         <w:tc>
           <w:tcPr>
-            <w:tcW w:type="pct" w:w="20%"/>
+            <w:tcW w:type="pct" w:w="16%"/>
             <w:shd w:color="F0F4FF" w:val="solid"/>
           </w:tcPr>
           <w:p>
@@ -5818,6 +6256,402 @@
                 <w:szCs w:val="20"/>
               </w:rPr>
               <w:t xml:space="preserve">0.5u</w:t>
+            </w:r>
+          </w:p>
+        </w:tc>
+      </w:tr>
+      <w:tr>
+        <w:tc>
+          <w:tcPr>
+            <w:tcW w:type="pct" w:w="25%"/>
+          </w:tcPr>
+          <w:p>
+            <w:pPr>
+              <w:spacing w:after="40" w:before="40"/>
+            </w:pPr>
+            <w:r>
+              <w:rPr>
+                <w:rFonts w:ascii="Segoe UI" w:cs="Segoe UI" w:eastAsia="Segoe UI" w:hAnsi="Segoe UI"/>
+                <w:b w:val="false"/>
+                <w:bCs w:val="false"/>
+                <w:color w:val="333333"/>
+                <w:sz w:val="20"/>
+                <w:szCs w:val="20"/>
+              </w:rPr>
+              <w:t xml:space="preserve">9</w:t>
+            </w:r>
+          </w:p>
+        </w:tc>
+        <w:tc>
+          <w:tcPr>
+            <w:tcW w:type="pct" w:w="25%"/>
+          </w:tcPr>
+          <w:p>
+            <w:pPr>
+              <w:spacing w:after="40" w:before="40"/>
+            </w:pPr>
+            <w:r>
+              <w:rPr>
+                <w:rFonts w:ascii="Segoe UI" w:cs="Segoe UI" w:eastAsia="Segoe UI" w:hAnsi="Segoe UI"/>
+                <w:b w:val="false"/>
+                <w:bCs w:val="false"/>
+                <w:color w:val="333333"/>
+                <w:sz w:val="20"/>
+                <w:szCs w:val="20"/>
+              </w:rPr>
+              <w:t xml:space="preserve">INC vs Modus</w:t>
+            </w:r>
+          </w:p>
+        </w:tc>
+        <w:tc>
+          <w:tcPr>
+            <w:tcW w:type="pct" w:w="25%"/>
+          </w:tcPr>
+          <w:p>
+            <w:pPr>
+              <w:spacing w:after="40" w:before="40"/>
+            </w:pPr>
+            <w:r>
+              <w:rPr>
+                <w:rFonts w:ascii="Segoe UI" w:cs="Segoe UI" w:eastAsia="Segoe UI" w:hAnsi="Segoe UI"/>
+                <w:b w:val="false"/>
+                <w:bCs w:val="false"/>
+                <w:color w:val="333333"/>
+                <w:sz w:val="20"/>
+                <w:szCs w:val="20"/>
+              </w:rPr>
+              <w:t xml:space="preserve">G2</w:t>
+            </w:r>
+          </w:p>
+        </w:tc>
+        <w:tc>
+          <w:tcPr>
+            <w:tcW w:type="pct" w:w="25%"/>
+          </w:tcPr>
+          <w:p>
+            <w:pPr>
+              <w:spacing w:after="40" w:before="40"/>
+            </w:pPr>
+            <w:r>
+              <w:rPr>
+                <w:rFonts w:ascii="Segoe UI" w:cs="Segoe UI" w:eastAsia="Segoe UI" w:hAnsi="Segoe UI"/>
+                <w:b w:val="false"/>
+                <w:bCs w:val="false"/>
+                <w:color w:val="333333"/>
+                <w:sz w:val="20"/>
+                <w:szCs w:val="20"/>
+              </w:rPr>
+              <w:t xml:space="preserve">*theo G1*</w:t>
+            </w:r>
+          </w:p>
+        </w:tc>
+      </w:tr>
+      <w:tr>
+        <w:tc>
+          <w:tcPr>
+            <w:tcW w:type="pct" w:w="16%"/>
+            <w:shd w:color="F0F4FF" w:val="solid"/>
+          </w:tcPr>
+          <w:p>
+            <w:pPr>
+              <w:spacing w:after="40" w:before="40"/>
+            </w:pPr>
+            <w:r>
+              <w:rPr>
+                <w:rFonts w:ascii="Segoe UI" w:cs="Segoe UI" w:eastAsia="Segoe UI" w:hAnsi="Segoe UI"/>
+                <w:b w:val="false"/>
+                <w:bCs w:val="false"/>
+                <w:color w:val="333333"/>
+                <w:sz w:val="20"/>
+                <w:szCs w:val="20"/>
+              </w:rPr>
+              <w:t xml:space="preserve">10</w:t>
+            </w:r>
+          </w:p>
+        </w:tc>
+        <w:tc>
+          <w:tcPr>
+            <w:tcW w:type="pct" w:w="16%"/>
+            <w:shd w:color="F0F4FF" w:val="solid"/>
+          </w:tcPr>
+          <w:p>
+            <w:pPr>
+              <w:spacing w:after="40" w:before="40"/>
+            </w:pPr>
+            <w:r>
+              <w:rPr>
+                <w:rFonts w:ascii="Segoe UI" w:cs="Segoe UI" w:eastAsia="Segoe UI" w:hAnsi="Segoe UI"/>
+                <w:b w:val="false"/>
+                <w:bCs w:val="false"/>
+                <w:color w:val="333333"/>
+                <w:sz w:val="20"/>
+                <w:szCs w:val="20"/>
+              </w:rPr>
+              <w:t xml:space="preserve">Antares vs EB</w:t>
+            </w:r>
+          </w:p>
+        </w:tc>
+        <w:tc>
+          <w:tcPr>
+            <w:tcW w:type="pct" w:w="16%"/>
+            <w:shd w:color="F0F4FF" w:val="solid"/>
+          </w:tcPr>
+          <w:p>
+            <w:pPr>
+              <w:spacing w:after="40" w:before="40"/>
+            </w:pPr>
+            <w:r>
+              <w:rPr>
+                <w:rFonts w:ascii="Segoe UI" w:cs="Segoe UI" w:eastAsia="Segoe UI" w:hAnsi="Segoe UI"/>
+                <w:b w:val="false"/>
+                <w:bCs w:val="false"/>
+                <w:color w:val="333333"/>
+                <w:sz w:val="20"/>
+                <w:szCs w:val="20"/>
+              </w:rPr>
+              <w:t xml:space="preserve">G1</w:t>
+            </w:r>
+          </w:p>
+        </w:tc>
+        <w:tc>
+          <w:tcPr>
+            <w:tcW w:type="pct" w:w="16%"/>
+            <w:shd w:color="F0F4FF" w:val="solid"/>
+          </w:tcPr>
+          <w:p>
+            <w:pPr>
+              <w:spacing w:after="40" w:before="40"/>
+            </w:pPr>
+            <w:r>
+              <w:rPr>
+                <w:rFonts w:ascii="Segoe UI" w:cs="Segoe UI" w:eastAsia="Segoe UI" w:hAnsi="Segoe UI"/>
+                <w:b w:val="false"/>
+                <w:bCs w:val="false"/>
+                <w:color w:val="333333"/>
+                <w:sz w:val="20"/>
+                <w:szCs w:val="20"/>
+              </w:rPr>
+              <w:t xml:space="preserve">Kill 60.5</w:t>
+            </w:r>
+          </w:p>
+        </w:tc>
+        <w:tc>
+          <w:tcPr>
+            <w:tcW w:type="pct" w:w="16%"/>
+            <w:shd w:color="F0F4FF" w:val="solid"/>
+          </w:tcPr>
+          <w:p>
+            <w:pPr>
+              <w:spacing w:after="40" w:before="40"/>
+            </w:pPr>
+            <w:r>
+              <w:rPr>
+                <w:rFonts w:ascii="Segoe UI" w:cs="Segoe UI" w:eastAsia="Segoe UI" w:hAnsi="Segoe UI"/>
+                <w:b w:val="false"/>
+                <w:bCs w:val="false"/>
+                <w:color w:val="333333"/>
+                <w:sz w:val="20"/>
+                <w:szCs w:val="20"/>
+              </w:rPr>
+              <w:t xml:space="preserve">OVER</w:t>
+            </w:r>
+          </w:p>
+        </w:tc>
+        <w:tc>
+          <w:tcPr>
+            <w:tcW w:type="pct" w:w="16%"/>
+            <w:shd w:color="F0F4FF" w:val="solid"/>
+          </w:tcPr>
+          <w:p>
+            <w:pPr>
+              <w:spacing w:after="40" w:before="40"/>
+            </w:pPr>
+            <w:r>
+              <w:rPr>
+                <w:rFonts w:ascii="Segoe UI" w:cs="Segoe UI" w:eastAsia="Segoe UI" w:hAnsi="Segoe UI"/>
+                <w:b w:val="false"/>
+                <w:bCs w:val="false"/>
+                <w:color w:val="333333"/>
+                <w:sz w:val="20"/>
+                <w:szCs w:val="20"/>
+              </w:rPr>
+              <w:t xml:space="preserve">0.5u</w:t>
+            </w:r>
+          </w:p>
+        </w:tc>
+      </w:tr>
+      <w:tr>
+        <w:tc>
+          <w:tcPr>
+            <w:tcW w:type="pct" w:w="25%"/>
+          </w:tcPr>
+          <w:p>
+            <w:pPr>
+              <w:spacing w:after="40" w:before="40"/>
+            </w:pPr>
+            <w:r>
+              <w:rPr>
+                <w:rFonts w:ascii="Segoe UI" w:cs="Segoe UI" w:eastAsia="Segoe UI" w:hAnsi="Segoe UI"/>
+                <w:b w:val="false"/>
+                <w:bCs w:val="false"/>
+                <w:color w:val="333333"/>
+                <w:sz w:val="20"/>
+                <w:szCs w:val="20"/>
+              </w:rPr>
+              <w:t xml:space="preserve">11</w:t>
+            </w:r>
+          </w:p>
+        </w:tc>
+        <w:tc>
+          <w:tcPr>
+            <w:tcW w:type="pct" w:w="25%"/>
+          </w:tcPr>
+          <w:p>
+            <w:pPr>
+              <w:spacing w:after="40" w:before="40"/>
+            </w:pPr>
+            <w:r>
+              <w:rPr>
+                <w:rFonts w:ascii="Segoe UI" w:cs="Segoe UI" w:eastAsia="Segoe UI" w:hAnsi="Segoe UI"/>
+                <w:b w:val="false"/>
+                <w:bCs w:val="false"/>
+                <w:color w:val="333333"/>
+                <w:sz w:val="20"/>
+                <w:szCs w:val="20"/>
+              </w:rPr>
+              <w:t xml:space="preserve">Antares vs EB</w:t>
+            </w:r>
+          </w:p>
+        </w:tc>
+        <w:tc>
+          <w:tcPr>
+            <w:tcW w:type="pct" w:w="25%"/>
+          </w:tcPr>
+          <w:p>
+            <w:pPr>
+              <w:spacing w:after="40" w:before="40"/>
+            </w:pPr>
+            <w:r>
+              <w:rPr>
+                <w:rFonts w:ascii="Segoe UI" w:cs="Segoe UI" w:eastAsia="Segoe UI" w:hAnsi="Segoe UI"/>
+                <w:b w:val="false"/>
+                <w:bCs w:val="false"/>
+                <w:color w:val="333333"/>
+                <w:sz w:val="20"/>
+                <w:szCs w:val="20"/>
+              </w:rPr>
+              <w:t xml:space="preserve">G2</w:t>
+            </w:r>
+          </w:p>
+        </w:tc>
+        <w:tc>
+          <w:tcPr>
+            <w:tcW w:type="pct" w:w="25%"/>
+          </w:tcPr>
+          <w:p>
+            <w:pPr>
+              <w:spacing w:after="40" w:before="40"/>
+            </w:pPr>
+            <w:r>
+              <w:rPr>
+                <w:rFonts w:ascii="Segoe UI" w:cs="Segoe UI" w:eastAsia="Segoe UI" w:hAnsi="Segoe UI"/>
+                <w:b w:val="false"/>
+                <w:bCs w:val="false"/>
+                <w:color w:val="333333"/>
+                <w:sz w:val="20"/>
+                <w:szCs w:val="20"/>
+              </w:rPr>
+              <w:t xml:space="preserve">*theo G1*</w:t>
+            </w:r>
+          </w:p>
+        </w:tc>
+      </w:tr>
+      <w:tr>
+        <w:tc>
+          <w:tcPr>
+            <w:tcW w:type="pct" w:w="25%"/>
+            <w:shd w:color="F0F4FF" w:val="solid"/>
+          </w:tcPr>
+          <w:p>
+            <w:pPr>
+              <w:spacing w:after="40" w:before="40"/>
+            </w:pPr>
+            <w:r>
+              <w:rPr>
+                <w:rFonts w:ascii="Segoe UI" w:cs="Segoe UI" w:eastAsia="Segoe UI" w:hAnsi="Segoe UI"/>
+                <w:b w:val="false"/>
+                <w:bCs w:val="false"/>
+                <w:color w:val="333333"/>
+                <w:sz w:val="20"/>
+                <w:szCs w:val="20"/>
+              </w:rPr>
+              <w:t xml:space="preserve">12</w:t>
+            </w:r>
+          </w:p>
+        </w:tc>
+        <w:tc>
+          <w:tcPr>
+            <w:tcW w:type="pct" w:w="25%"/>
+            <w:shd w:color="F0F4FF" w:val="solid"/>
+          </w:tcPr>
+          <w:p>
+            <w:pPr>
+              <w:spacing w:after="40" w:before="40"/>
+            </w:pPr>
+            <w:r>
+              <w:rPr>
+                <w:rFonts w:ascii="Segoe UI" w:cs="Segoe UI" w:eastAsia="Segoe UI" w:hAnsi="Segoe UI"/>
+                <w:b w:val="false"/>
+                <w:bCs w:val="false"/>
+                <w:color w:val="333333"/>
+                <w:sz w:val="20"/>
+                <w:szCs w:val="20"/>
+              </w:rPr>
+              <w:t xml:space="preserve">Antares vs EB</w:t>
+            </w:r>
+          </w:p>
+        </w:tc>
+        <w:tc>
+          <w:tcPr>
+            <w:tcW w:type="pct" w:w="25%"/>
+            <w:shd w:color="F0F4FF" w:val="solid"/>
+          </w:tcPr>
+          <w:p>
+            <w:pPr>
+              <w:spacing w:after="40" w:before="40"/>
+            </w:pPr>
+            <w:r>
+              <w:rPr>
+                <w:rFonts w:ascii="Segoe UI" w:cs="Segoe UI" w:eastAsia="Segoe UI" w:hAnsi="Segoe UI"/>
+                <w:b w:val="false"/>
+                <w:bCs w:val="false"/>
+                <w:color w:val="333333"/>
+                <w:sz w:val="20"/>
+                <w:szCs w:val="20"/>
+              </w:rPr>
+              <w:t xml:space="preserve">G3-5</w:t>
+            </w:r>
+          </w:p>
+        </w:tc>
+        <w:tc>
+          <w:tcPr>
+            <w:tcW w:type="pct" w:w="25%"/>
+            <w:shd w:color="F0F4FF" w:val="solid"/>
+          </w:tcPr>
+          <w:p>
+            <w:pPr>
+              <w:spacing w:after="40" w:before="40"/>
+            </w:pPr>
+            <w:r>
+              <w:rPr>
+                <w:rFonts w:ascii="Segoe UI" w:cs="Segoe UI" w:eastAsia="Segoe UI" w:hAnsi="Segoe UI"/>
+                <w:b w:val="false"/>
+                <w:bCs w:val="false"/>
+                <w:color w:val="333333"/>
+                <w:sz w:val="20"/>
+                <w:szCs w:val="20"/>
+              </w:rPr>
+              <w:t xml:space="preserve">*theo score*</w:t>
             </w:r>
           </w:p>
         </w:tc>
@@ -5841,7 +6675,7 @@
           <w:sz w:val="20"/>
           <w:szCs w:val="20"/>
         </w:rPr>
-        <w:t xml:space="preserve">Daily Summary: W: __ / L: __ / WR: __% / P&amp;L: __u</w:t>
+        <w:t xml:space="preserve">Daily: W: __ / L: __ / WR: __% / P&amp;L: __u</w:t>
       </w:r>
     </w:p>
     <w:p>
@@ -5857,7 +6691,7 @@
           <w:sz w:val="20"/>
           <w:szCs w:val="20"/>
         </w:rPr>
-        <w:t xml:space="preserve">Bài học rút ra: ___</w:t>
+        <w:t xml:space="preserve">Bài học: ___</w:t>
       </w:r>
     </w:p>
     <w:p>
@@ -5890,7 +6724,7 @@
           <w:sz w:val="28"/>
           <w:szCs w:val="28"/>
         </w:rPr>
-        <w:t xml:space="preserve">🔮 Preview Ngày Mai (18/04) — PGL WALLACHIA S8 DAY 1 🔥</w:t>
+        <w:t xml:space="preserve">🔮 Preview 18/04 — PGL Wallachia S8 Day 1 🔥</w:t>
       </w:r>
     </w:p>
     <w:tbl>
@@ -5910,13 +6744,11 @@
         <w:gridCol w:w="100"/>
         <w:gridCol w:w="100"/>
         <w:gridCol w:w="100"/>
-        <w:gridCol w:w="100"/>
-        <w:gridCol w:w="100"/>
       </w:tblGrid>
       <w:tr>
         <w:tc>
           <w:tcPr>
-            <w:tcW w:type="pct" w:w="16%"/>
+            <w:tcW w:type="pct" w:w="25%"/>
             <w:shd w:color="080C25" w:val="solid"/>
           </w:tcPr>
           <w:p>
@@ -5932,13 +6764,13 @@
                 <w:sz w:val="20"/>
                 <w:szCs w:val="20"/>
               </w:rPr>
-              <w:t xml:space="preserve">Giờ GMT+7</w:t>
-            </w:r>
-          </w:p>
-        </w:tc>
-        <w:tc>
-          <w:tcPr>
-            <w:tcW w:type="pct" w:w="16%"/>
+              <w:t xml:space="preserve">Giờ</w:t>
+            </w:r>
+          </w:p>
+        </w:tc>
+        <w:tc>
+          <w:tcPr>
+            <w:tcW w:type="pct" w:w="25%"/>
             <w:shd w:color="080C25" w:val="solid"/>
           </w:tcPr>
           <w:p>
@@ -5954,13 +6786,13 @@
                 <w:sz w:val="20"/>
                 <w:szCs w:val="20"/>
               </w:rPr>
-              <w:t xml:space="preserve">Team 1</w:t>
-            </w:r>
-          </w:p>
-        </w:tc>
-        <w:tc>
-          <w:tcPr>
-            <w:tcW w:type="pct" w:w="16%"/>
+              <w:t xml:space="preserve">Trận</w:t>
+            </w:r>
+          </w:p>
+        </w:tc>
+        <w:tc>
+          <w:tcPr>
+            <w:tcW w:type="pct" w:w="25%"/>
             <w:shd w:color="080C25" w:val="solid"/>
           </w:tcPr>
           <w:p>
@@ -5976,13 +6808,13 @@
                 <w:sz w:val="20"/>
                 <w:szCs w:val="20"/>
               </w:rPr>
-              <w:t xml:space="preserve">vs</w:t>
-            </w:r>
-          </w:p>
-        </w:tc>
-        <w:tc>
-          <w:tcPr>
-            <w:tcW w:type="pct" w:w="16%"/>
+              <w:t xml:space="preserve">Odds</w:t>
+            </w:r>
+          </w:p>
+        </w:tc>
+        <w:tc>
+          <w:tcPr>
+            <w:tcW w:type="pct" w:w="25%"/>
             <w:shd w:color="080C25" w:val="solid"/>
           </w:tcPr>
           <w:p>
@@ -5998,51 +6830,7 @@
                 <w:sz w:val="20"/>
                 <w:szCs w:val="20"/>
               </w:rPr>
-              <w:t xml:space="preserve">Team 2</w:t>
-            </w:r>
-          </w:p>
-        </w:tc>
-        <w:tc>
-          <w:tcPr>
-            <w:tcW w:type="pct" w:w="16%"/>
-            <w:shd w:color="080C25" w:val="solid"/>
-          </w:tcPr>
-          <w:p>
-            <w:pPr>
-              <w:spacing w:after="40" w:before="40"/>
-            </w:pPr>
-            <w:r>
-              <w:rPr>
-                <w:rFonts w:ascii="Segoe UI" w:cs="Segoe UI" w:eastAsia="Segoe UI" w:hAnsi="Segoe UI"/>
-                <w:b/>
-                <w:bCs/>
-                <w:color w:val="FFFFFF"/>
-                <w:sz w:val="20"/>
-                <w:szCs w:val="20"/>
-              </w:rPr>
-              <w:t xml:space="preserve">Odds</w:t>
-            </w:r>
-          </w:p>
-        </w:tc>
-        <w:tc>
-          <w:tcPr>
-            <w:tcW w:type="pct" w:w="16%"/>
-            <w:shd w:color="080C25" w:val="solid"/>
-          </w:tcPr>
-          <w:p>
-            <w:pPr>
-              <w:spacing w:after="40" w:before="40"/>
-            </w:pPr>
-            <w:r>
-              <w:rPr>
-                <w:rFonts w:ascii="Segoe UI" w:cs="Segoe UI" w:eastAsia="Segoe UI" w:hAnsi="Segoe UI"/>
-                <w:b/>
-                <w:bCs/>
-                <w:color w:val="FFFFFF"/>
-                <w:sz w:val="20"/>
-                <w:szCs w:val="20"/>
-              </w:rPr>
-              <w:t xml:space="preserve">Fmt</w:t>
+              <w:t xml:space="preserve">Format</w:t>
             </w:r>
           </w:p>
         </w:tc>
@@ -6050,7 +6838,7 @@
       <w:tr>
         <w:tc>
           <w:tcPr>
-            <w:tcW w:type="pct" w:w="16%"/>
+            <w:tcW w:type="pct" w:w="25%"/>
           </w:tcPr>
           <w:p>
             <w:pPr>
@@ -6071,70 +6859,28 @@
         </w:tc>
         <w:tc>
           <w:tcPr>
-            <w:tcW w:type="pct" w:w="16%"/>
-          </w:tcPr>
-          <w:p>
-            <w:pPr>
-              <w:spacing w:after="40" w:before="40"/>
-            </w:pPr>
-            <w:r>
-              <w:rPr>
-                <w:rFonts w:ascii="Segoe UI" w:cs="Segoe UI" w:eastAsia="Segoe UI" w:hAnsi="Segoe UI"/>
-                <w:b w:val="false"/>
-                <w:bCs w:val="false"/>
-                <w:color w:val="333333"/>
-                <w:sz w:val="20"/>
-                <w:szCs w:val="20"/>
-              </w:rPr>
-              <w:t xml:space="preserve">Xtreme Gaming</w:t>
-            </w:r>
-          </w:p>
-        </w:tc>
-        <w:tc>
-          <w:tcPr>
-            <w:tcW w:type="pct" w:w="16%"/>
-          </w:tcPr>
-          <w:p>
-            <w:pPr>
-              <w:spacing w:after="40" w:before="40"/>
-            </w:pPr>
-            <w:r>
-              <w:rPr>
-                <w:rFonts w:ascii="Segoe UI" w:cs="Segoe UI" w:eastAsia="Segoe UI" w:hAnsi="Segoe UI"/>
-                <w:b w:val="false"/>
-                <w:bCs w:val="false"/>
-                <w:color w:val="333333"/>
-                <w:sz w:val="20"/>
-                <w:szCs w:val="20"/>
-              </w:rPr>
-              <w:t xml:space="preserve">vs</w:t>
-            </w:r>
-          </w:p>
-        </w:tc>
-        <w:tc>
-          <w:tcPr>
-            <w:tcW w:type="pct" w:w="16%"/>
-          </w:tcPr>
-          <w:p>
-            <w:pPr>
-              <w:spacing w:after="40" w:before="40"/>
-            </w:pPr>
-            <w:r>
-              <w:rPr>
-                <w:rFonts w:ascii="Segoe UI" w:cs="Segoe UI" w:eastAsia="Segoe UI" w:hAnsi="Segoe UI"/>
-                <w:b w:val="false"/>
-                <w:bCs w:val="false"/>
-                <w:color w:val="333333"/>
-                <w:sz w:val="20"/>
-                <w:szCs w:val="20"/>
-              </w:rPr>
-              <w:t xml:space="preserve">Natus Vincere</w:t>
-            </w:r>
-          </w:p>
-        </w:tc>
-        <w:tc>
-          <w:tcPr>
-            <w:tcW w:type="pct" w:w="16%"/>
+            <w:tcW w:type="pct" w:w="25%"/>
+          </w:tcPr>
+          <w:p>
+            <w:pPr>
+              <w:spacing w:after="40" w:before="40"/>
+            </w:pPr>
+            <w:r>
+              <w:rPr>
+                <w:rFonts w:ascii="Segoe UI" w:cs="Segoe UI" w:eastAsia="Segoe UI" w:hAnsi="Segoe UI"/>
+                <w:b w:val="false"/>
+                <w:bCs w:val="false"/>
+                <w:color w:val="333333"/>
+                <w:sz w:val="20"/>
+                <w:szCs w:val="20"/>
+              </w:rPr>
+              <w:t xml:space="preserve">XG vs NaVi</w:t>
+            </w:r>
+          </w:p>
+        </w:tc>
+        <w:tc>
+          <w:tcPr>
+            <w:tcW w:type="pct" w:w="25%"/>
           </w:tcPr>
           <w:p>
             <w:pPr>
@@ -6155,7 +6901,7 @@
         </w:tc>
         <w:tc>
           <w:tcPr>
-            <w:tcW w:type="pct" w:w="16%"/>
+            <w:tcW w:type="pct" w:w="25%"/>
           </w:tcPr>
           <w:p>
             <w:pPr>
@@ -6178,7 +6924,7 @@
       <w:tr>
         <w:tc>
           <w:tcPr>
-            <w:tcW w:type="pct" w:w="16%"/>
+            <w:tcW w:type="pct" w:w="25%"/>
             <w:shd w:color="F0F4FF" w:val="solid"/>
           </w:tcPr>
           <w:p>
@@ -6200,73 +6946,29 @@
         </w:tc>
         <w:tc>
           <w:tcPr>
-            <w:tcW w:type="pct" w:w="16%"/>
-            <w:shd w:color="F0F4FF" w:val="solid"/>
-          </w:tcPr>
-          <w:p>
-            <w:pPr>
-              <w:spacing w:after="40" w:before="40"/>
-            </w:pPr>
-            <w:r>
-              <w:rPr>
-                <w:rFonts w:ascii="Segoe UI" w:cs="Segoe UI" w:eastAsia="Segoe UI" w:hAnsi="Segoe UI"/>
-                <w:b w:val="false"/>
-                <w:bCs w:val="false"/>
-                <w:color w:val="333333"/>
-                <w:sz w:val="20"/>
-                <w:szCs w:val="20"/>
-              </w:rPr>
-              <w:t xml:space="preserve">Team Spirit</w:t>
-            </w:r>
-          </w:p>
-        </w:tc>
-        <w:tc>
-          <w:tcPr>
-            <w:tcW w:type="pct" w:w="16%"/>
-            <w:shd w:color="F0F4FF" w:val="solid"/>
-          </w:tcPr>
-          <w:p>
-            <w:pPr>
-              <w:spacing w:after="40" w:before="40"/>
-            </w:pPr>
-            <w:r>
-              <w:rPr>
-                <w:rFonts w:ascii="Segoe UI" w:cs="Segoe UI" w:eastAsia="Segoe UI" w:hAnsi="Segoe UI"/>
-                <w:b w:val="false"/>
-                <w:bCs w:val="false"/>
-                <w:color w:val="333333"/>
-                <w:sz w:val="20"/>
-                <w:szCs w:val="20"/>
-              </w:rPr>
-              <w:t xml:space="preserve">vs</w:t>
-            </w:r>
-          </w:p>
-        </w:tc>
-        <w:tc>
-          <w:tcPr>
-            <w:tcW w:type="pct" w:w="16%"/>
-            <w:shd w:color="F0F4FF" w:val="solid"/>
-          </w:tcPr>
-          <w:p>
-            <w:pPr>
-              <w:spacing w:after="40" w:before="40"/>
-            </w:pPr>
-            <w:r>
-              <w:rPr>
-                <w:rFonts w:ascii="Segoe UI" w:cs="Segoe UI" w:eastAsia="Segoe UI" w:hAnsi="Segoe UI"/>
-                <w:b w:val="false"/>
-                <w:bCs w:val="false"/>
-                <w:color w:val="333333"/>
-                <w:sz w:val="20"/>
-                <w:szCs w:val="20"/>
-              </w:rPr>
-              <w:t xml:space="preserve">Vici Gaming</w:t>
-            </w:r>
-          </w:p>
-        </w:tc>
-        <w:tc>
-          <w:tcPr>
-            <w:tcW w:type="pct" w:w="16%"/>
+            <w:tcW w:type="pct" w:w="25%"/>
+            <w:shd w:color="F0F4FF" w:val="solid"/>
+          </w:tcPr>
+          <w:p>
+            <w:pPr>
+              <w:spacing w:after="40" w:before="40"/>
+            </w:pPr>
+            <w:r>
+              <w:rPr>
+                <w:rFonts w:ascii="Segoe UI" w:cs="Segoe UI" w:eastAsia="Segoe UI" w:hAnsi="Segoe UI"/>
+                <w:b w:val="false"/>
+                <w:bCs w:val="false"/>
+                <w:color w:val="333333"/>
+                <w:sz w:val="20"/>
+                <w:szCs w:val="20"/>
+              </w:rPr>
+              <w:t xml:space="preserve">Spirit vs VG</w:t>
+            </w:r>
+          </w:p>
+        </w:tc>
+        <w:tc>
+          <w:tcPr>
+            <w:tcW w:type="pct" w:w="25%"/>
             <w:shd w:color="F0F4FF" w:val="solid"/>
           </w:tcPr>
           <w:p>
@@ -6288,7 +6990,7 @@
         </w:tc>
         <w:tc>
           <w:tcPr>
-            <w:tcW w:type="pct" w:w="16%"/>
+            <w:tcW w:type="pct" w:w="25%"/>
             <w:shd w:color="F0F4FF" w:val="solid"/>
           </w:tcPr>
           <w:p>
@@ -6312,7 +7014,7 @@
       <w:tr>
         <w:tc>
           <w:tcPr>
-            <w:tcW w:type="pct" w:w="16%"/>
+            <w:tcW w:type="pct" w:w="25%"/>
           </w:tcPr>
           <w:p>
             <w:pPr>
@@ -6333,70 +7035,28 @@
         </w:tc>
         <w:tc>
           <w:tcPr>
-            <w:tcW w:type="pct" w:w="16%"/>
-          </w:tcPr>
-          <w:p>
-            <w:pPr>
-              <w:spacing w:after="40" w:before="40"/>
-            </w:pPr>
-            <w:r>
-              <w:rPr>
-                <w:rFonts w:ascii="Segoe UI" w:cs="Segoe UI" w:eastAsia="Segoe UI" w:hAnsi="Segoe UI"/>
-                <w:b w:val="false"/>
-                <w:bCs w:val="false"/>
-                <w:color w:val="333333"/>
-                <w:sz w:val="20"/>
-                <w:szCs w:val="20"/>
-              </w:rPr>
-              <w:t xml:space="preserve">Aurora Gaming</w:t>
-            </w:r>
-          </w:p>
-        </w:tc>
-        <w:tc>
-          <w:tcPr>
-            <w:tcW w:type="pct" w:w="16%"/>
-          </w:tcPr>
-          <w:p>
-            <w:pPr>
-              <w:spacing w:after="40" w:before="40"/>
-            </w:pPr>
-            <w:r>
-              <w:rPr>
-                <w:rFonts w:ascii="Segoe UI" w:cs="Segoe UI" w:eastAsia="Segoe UI" w:hAnsi="Segoe UI"/>
-                <w:b w:val="false"/>
-                <w:bCs w:val="false"/>
-                <w:color w:val="333333"/>
-                <w:sz w:val="20"/>
-                <w:szCs w:val="20"/>
-              </w:rPr>
-              <w:t xml:space="preserve">vs</w:t>
-            </w:r>
-          </w:p>
-        </w:tc>
-        <w:tc>
-          <w:tcPr>
-            <w:tcW w:type="pct" w:w="16%"/>
-          </w:tcPr>
-          <w:p>
-            <w:pPr>
-              <w:spacing w:after="40" w:before="40"/>
-            </w:pPr>
-            <w:r>
-              <w:rPr>
-                <w:rFonts w:ascii="Segoe UI" w:cs="Segoe UI" w:eastAsia="Segoe UI" w:hAnsi="Segoe UI"/>
-                <w:b w:val="false"/>
-                <w:bCs w:val="false"/>
-                <w:color w:val="333333"/>
-                <w:sz w:val="20"/>
-                <w:szCs w:val="20"/>
-              </w:rPr>
-              <w:t xml:space="preserve">SA Rejects</w:t>
-            </w:r>
-          </w:p>
-        </w:tc>
-        <w:tc>
-          <w:tcPr>
-            <w:tcW w:type="pct" w:w="16%"/>
+            <w:tcW w:type="pct" w:w="25%"/>
+          </w:tcPr>
+          <w:p>
+            <w:pPr>
+              <w:spacing w:after="40" w:before="40"/>
+            </w:pPr>
+            <w:r>
+              <w:rPr>
+                <w:rFonts w:ascii="Segoe UI" w:cs="Segoe UI" w:eastAsia="Segoe UI" w:hAnsi="Segoe UI"/>
+                <w:b w:val="false"/>
+                <w:bCs w:val="false"/>
+                <w:color w:val="333333"/>
+                <w:sz w:val="20"/>
+                <w:szCs w:val="20"/>
+              </w:rPr>
+              <w:t xml:space="preserve">Aurora vs SA Rejects</w:t>
+            </w:r>
+          </w:p>
+        </w:tc>
+        <w:tc>
+          <w:tcPr>
+            <w:tcW w:type="pct" w:w="25%"/>
           </w:tcPr>
           <w:p>
             <w:pPr>
@@ -6417,7 +7077,7 @@
         </w:tc>
         <w:tc>
           <w:tcPr>
-            <w:tcW w:type="pct" w:w="16%"/>
+            <w:tcW w:type="pct" w:w="25%"/>
           </w:tcPr>
           <w:p>
             <w:pPr>
@@ -6440,7 +7100,7 @@
       <w:tr>
         <w:tc>
           <w:tcPr>
-            <w:tcW w:type="pct" w:w="16%"/>
+            <w:tcW w:type="pct" w:w="25%"/>
             <w:shd w:color="F0F4FF" w:val="solid"/>
           </w:tcPr>
           <w:p>
@@ -6462,73 +7122,29 @@
         </w:tc>
         <w:tc>
           <w:tcPr>
-            <w:tcW w:type="pct" w:w="16%"/>
-            <w:shd w:color="F0F4FF" w:val="solid"/>
-          </w:tcPr>
-          <w:p>
-            <w:pPr>
-              <w:spacing w:after="40" w:before="40"/>
-            </w:pPr>
-            <w:r>
-              <w:rPr>
-                <w:rFonts w:ascii="Segoe UI" w:cs="Segoe UI" w:eastAsia="Segoe UI" w:hAnsi="Segoe UI"/>
-                <w:b w:val="false"/>
-                <w:bCs w:val="false"/>
-                <w:color w:val="333333"/>
-                <w:sz w:val="20"/>
-                <w:szCs w:val="20"/>
-              </w:rPr>
-              <w:t xml:space="preserve">Team Liquid</w:t>
-            </w:r>
-          </w:p>
-        </w:tc>
-        <w:tc>
-          <w:tcPr>
-            <w:tcW w:type="pct" w:w="16%"/>
-            <w:shd w:color="F0F4FF" w:val="solid"/>
-          </w:tcPr>
-          <w:p>
-            <w:pPr>
-              <w:spacing w:after="40" w:before="40"/>
-            </w:pPr>
-            <w:r>
-              <w:rPr>
-                <w:rFonts w:ascii="Segoe UI" w:cs="Segoe UI" w:eastAsia="Segoe UI" w:hAnsi="Segoe UI"/>
-                <w:b w:val="false"/>
-                <w:bCs w:val="false"/>
-                <w:color w:val="333333"/>
-                <w:sz w:val="20"/>
-                <w:szCs w:val="20"/>
-              </w:rPr>
-              <w:t xml:space="preserve">vs</w:t>
-            </w:r>
-          </w:p>
-        </w:tc>
-        <w:tc>
-          <w:tcPr>
-            <w:tcW w:type="pct" w:w="16%"/>
-            <w:shd w:color="F0F4FF" w:val="solid"/>
-          </w:tcPr>
-          <w:p>
-            <w:pPr>
-              <w:spacing w:after="40" w:before="40"/>
-            </w:pPr>
-            <w:r>
-              <w:rPr>
-                <w:rFonts w:ascii="Segoe UI" w:cs="Segoe UI" w:eastAsia="Segoe UI" w:hAnsi="Segoe UI"/>
-                <w:b w:val="false"/>
-                <w:bCs w:val="false"/>
-                <w:color w:val="333333"/>
-                <w:sz w:val="20"/>
-                <w:szCs w:val="20"/>
-              </w:rPr>
-              <w:t xml:space="preserve">GamerLegion</w:t>
-            </w:r>
-          </w:p>
-        </w:tc>
-        <w:tc>
-          <w:tcPr>
-            <w:tcW w:type="pct" w:w="16%"/>
+            <w:tcW w:type="pct" w:w="25%"/>
+            <w:shd w:color="F0F4FF" w:val="solid"/>
+          </w:tcPr>
+          <w:p>
+            <w:pPr>
+              <w:spacing w:after="40" w:before="40"/>
+            </w:pPr>
+            <w:r>
+              <w:rPr>
+                <w:rFonts w:ascii="Segoe UI" w:cs="Segoe UI" w:eastAsia="Segoe UI" w:hAnsi="Segoe UI"/>
+                <w:b w:val="false"/>
+                <w:bCs w:val="false"/>
+                <w:color w:val="333333"/>
+                <w:sz w:val="20"/>
+                <w:szCs w:val="20"/>
+              </w:rPr>
+              <w:t xml:space="preserve">Liquid vs GamerLegion</w:t>
+            </w:r>
+          </w:p>
+        </w:tc>
+        <w:tc>
+          <w:tcPr>
+            <w:tcW w:type="pct" w:w="25%"/>
             <w:shd w:color="F0F4FF" w:val="solid"/>
           </w:tcPr>
           <w:p>
@@ -6550,7 +7166,7 @@
         </w:tc>
         <w:tc>
           <w:tcPr>
-            <w:tcW w:type="pct" w:w="16%"/>
+            <w:tcW w:type="pct" w:w="25%"/>
             <w:shd w:color="F0F4FF" w:val="solid"/>
           </w:tcPr>
           <w:p>
@@ -6574,7 +7190,7 @@
       <w:tr>
         <w:tc>
           <w:tcPr>
-            <w:tcW w:type="pct" w:w="16%"/>
+            <w:tcW w:type="pct" w:w="25%"/>
           </w:tcPr>
           <w:p>
             <w:pPr>
@@ -6595,70 +7211,28 @@
         </w:tc>
         <w:tc>
           <w:tcPr>
-            <w:tcW w:type="pct" w:w="16%"/>
-          </w:tcPr>
-          <w:p>
-            <w:pPr>
-              <w:spacing w:after="40" w:before="40"/>
-            </w:pPr>
-            <w:r>
-              <w:rPr>
-                <w:rFonts w:ascii="Segoe UI" w:cs="Segoe UI" w:eastAsia="Segoe UI" w:hAnsi="Segoe UI"/>
-                <w:b w:val="false"/>
-                <w:bCs w:val="false"/>
-                <w:color w:val="333333"/>
-                <w:sz w:val="20"/>
-                <w:szCs w:val="20"/>
-              </w:rPr>
-              <w:t xml:space="preserve">BB Team</w:t>
-            </w:r>
-          </w:p>
-        </w:tc>
-        <w:tc>
-          <w:tcPr>
-            <w:tcW w:type="pct" w:w="16%"/>
-          </w:tcPr>
-          <w:p>
-            <w:pPr>
-              <w:spacing w:after="40" w:before="40"/>
-            </w:pPr>
-            <w:r>
-              <w:rPr>
-                <w:rFonts w:ascii="Segoe UI" w:cs="Segoe UI" w:eastAsia="Segoe UI" w:hAnsi="Segoe UI"/>
-                <w:b w:val="false"/>
-                <w:bCs w:val="false"/>
-                <w:color w:val="333333"/>
-                <w:sz w:val="20"/>
-                <w:szCs w:val="20"/>
-              </w:rPr>
-              <w:t xml:space="preserve">vs</w:t>
-            </w:r>
-          </w:p>
-        </w:tc>
-        <w:tc>
-          <w:tcPr>
-            <w:tcW w:type="pct" w:w="16%"/>
-          </w:tcPr>
-          <w:p>
-            <w:pPr>
-              <w:spacing w:after="40" w:before="40"/>
-            </w:pPr>
-            <w:r>
-              <w:rPr>
-                <w:rFonts w:ascii="Segoe UI" w:cs="Segoe UI" w:eastAsia="Segoe UI" w:hAnsi="Segoe UI"/>
-                <w:b w:val="false"/>
-                <w:bCs w:val="false"/>
-                <w:color w:val="333333"/>
-                <w:sz w:val="20"/>
-                <w:szCs w:val="20"/>
-              </w:rPr>
-              <w:t xml:space="preserve">Virtus.pro</w:t>
-            </w:r>
-          </w:p>
-        </w:tc>
-        <w:tc>
-          <w:tcPr>
-            <w:tcW w:type="pct" w:w="16%"/>
+            <w:tcW w:type="pct" w:w="25%"/>
+          </w:tcPr>
+          <w:p>
+            <w:pPr>
+              <w:spacing w:after="40" w:before="40"/>
+            </w:pPr>
+            <w:r>
+              <w:rPr>
+                <w:rFonts w:ascii="Segoe UI" w:cs="Segoe UI" w:eastAsia="Segoe UI" w:hAnsi="Segoe UI"/>
+                <w:b w:val="false"/>
+                <w:bCs w:val="false"/>
+                <w:color w:val="333333"/>
+                <w:sz w:val="20"/>
+                <w:szCs w:val="20"/>
+              </w:rPr>
+              <w:t xml:space="preserve">BetBoom vs VP</w:t>
+            </w:r>
+          </w:p>
+        </w:tc>
+        <w:tc>
+          <w:tcPr>
+            <w:tcW w:type="pct" w:w="25%"/>
           </w:tcPr>
           <w:p>
             <w:pPr>
@@ -6679,7 +7253,7 @@
         </w:tc>
         <w:tc>
           <w:tcPr>
-            <w:tcW w:type="pct" w:w="16%"/>
+            <w:tcW w:type="pct" w:w="25%"/>
           </w:tcPr>
           <w:p>
             <w:pPr>
@@ -6702,7 +7276,7 @@
       <w:tr>
         <w:tc>
           <w:tcPr>
-            <w:tcW w:type="pct" w:w="16%"/>
+            <w:tcW w:type="pct" w:w="25%"/>
             <w:shd w:color="F0F4FF" w:val="solid"/>
           </w:tcPr>
           <w:p>
@@ -6724,73 +7298,29 @@
         </w:tc>
         <w:tc>
           <w:tcPr>
-            <w:tcW w:type="pct" w:w="16%"/>
-            <w:shd w:color="F0F4FF" w:val="solid"/>
-          </w:tcPr>
-          <w:p>
-            <w:pPr>
-              <w:spacing w:after="40" w:before="40"/>
-            </w:pPr>
-            <w:r>
-              <w:rPr>
-                <w:rFonts w:ascii="Segoe UI" w:cs="Segoe UI" w:eastAsia="Segoe UI" w:hAnsi="Segoe UI"/>
-                <w:b w:val="false"/>
-                <w:bCs w:val="false"/>
-                <w:color w:val="333333"/>
-                <w:sz w:val="20"/>
-                <w:szCs w:val="20"/>
-              </w:rPr>
-              <w:t xml:space="preserve">PARIVISION</w:t>
-            </w:r>
-          </w:p>
-        </w:tc>
-        <w:tc>
-          <w:tcPr>
-            <w:tcW w:type="pct" w:w="16%"/>
-            <w:shd w:color="F0F4FF" w:val="solid"/>
-          </w:tcPr>
-          <w:p>
-            <w:pPr>
-              <w:spacing w:after="40" w:before="40"/>
-            </w:pPr>
-            <w:r>
-              <w:rPr>
-                <w:rFonts w:ascii="Segoe UI" w:cs="Segoe UI" w:eastAsia="Segoe UI" w:hAnsi="Segoe UI"/>
-                <w:b w:val="false"/>
-                <w:bCs w:val="false"/>
-                <w:color w:val="333333"/>
-                <w:sz w:val="20"/>
-                <w:szCs w:val="20"/>
-              </w:rPr>
-              <w:t xml:space="preserve">vs</w:t>
-            </w:r>
-          </w:p>
-        </w:tc>
-        <w:tc>
-          <w:tcPr>
-            <w:tcW w:type="pct" w:w="16%"/>
-            <w:shd w:color="F0F4FF" w:val="solid"/>
-          </w:tcPr>
-          <w:p>
-            <w:pPr>
-              <w:spacing w:after="40" w:before="40"/>
-            </w:pPr>
-            <w:r>
-              <w:rPr>
-                <w:rFonts w:ascii="Segoe UI" w:cs="Segoe UI" w:eastAsia="Segoe UI" w:hAnsi="Segoe UI"/>
-                <w:b w:val="false"/>
-                <w:bCs w:val="false"/>
-                <w:color w:val="333333"/>
-                <w:sz w:val="20"/>
-                <w:szCs w:val="20"/>
-              </w:rPr>
-              <w:t xml:space="preserve">MOUZ</w:t>
-            </w:r>
-          </w:p>
-        </w:tc>
-        <w:tc>
-          <w:tcPr>
-            <w:tcW w:type="pct" w:w="16%"/>
+            <w:tcW w:type="pct" w:w="25%"/>
+            <w:shd w:color="F0F4FF" w:val="solid"/>
+          </w:tcPr>
+          <w:p>
+            <w:pPr>
+              <w:spacing w:after="40" w:before="40"/>
+            </w:pPr>
+            <w:r>
+              <w:rPr>
+                <w:rFonts w:ascii="Segoe UI" w:cs="Segoe UI" w:eastAsia="Segoe UI" w:hAnsi="Segoe UI"/>
+                <w:b w:val="false"/>
+                <w:bCs w:val="false"/>
+                <w:color w:val="333333"/>
+                <w:sz w:val="20"/>
+                <w:szCs w:val="20"/>
+              </w:rPr>
+              <w:t xml:space="preserve">PARI vs MOUZ</w:t>
+            </w:r>
+          </w:p>
+        </w:tc>
+        <w:tc>
+          <w:tcPr>
+            <w:tcW w:type="pct" w:w="25%"/>
             <w:shd w:color="F0F4FF" w:val="solid"/>
           </w:tcPr>
           <w:p>
@@ -6812,7 +7342,7 @@
         </w:tc>
         <w:tc>
           <w:tcPr>
-            <w:tcW w:type="pct" w:w="16%"/>
+            <w:tcW w:type="pct" w:w="25%"/>
             <w:shd w:color="F0F4FF" w:val="solid"/>
           </w:tcPr>
           <w:p>
@@ -6838,25 +7368,6 @@
       <w:pPr>
         <w:spacing w:after="120"/>
       </w:pPr>
-    </w:p>
-    <w:p>
-      <w:pPr>
-        <w:spacing w:after="60" w:before="60"/>
-        <w:ind w:left="431"/>
-      </w:pPr>
-      <w:r>
-        <w:rPr>
-          <w:rFonts w:ascii="Segoe UI" w:cs="Segoe UI" w:eastAsia="Segoe UI" w:hAnsi="Segoe UI"/>
-          <w:b w:val="false"/>
-          <w:bCs w:val="false"/>
-          <w:i/>
-          <w:iCs/>
-          <w:color w:val="555555"/>
-          <w:sz w:val="20"/>
-          <w:szCs w:val="20"/>
-        </w:rPr>
-        <w:t xml:space="preserve">T1 teams + real odds data! Chuẩn bị phân tích sâu tối nay.</w:t>
-      </w:r>
     </w:p>
     <w:p>
       <w:pPr>
@@ -6887,7 +7398,7 @@
           <w:sz w:val="20"/>
           <w:szCs w:val="20"/>
         </w:rPr>
-        <w:t xml:space="preserve">BetWise Daily Plan | Day 1 | v4 Final</w:t>
+        <w:t xml:space="preserve">BetWise | Day 1 | v5 Final</w:t>
       </w:r>
     </w:p>
     <w:sectPr>
